--- a/08-传感器电路/05-压力传感器电路/压电式压力传感器电路/压电式压力传感器电路.docx
+++ b/08-传感器电路/05-压力传感器电路/压电式压力传感器电路/压电式压力传感器电路.docx
@@ -2582,6 +2582,20 @@
     </w:p>
     <w:bookmarkEnd w:id="26"/>
     <w:bookmarkEnd w:id="27"/>
+    <w:p>
+      <w:pPr>
+        <w:spacing w:before="360"/>
+        <w:jc w:val="center"/>
+      </w:pPr>
+      <w:r>
+        <w:rPr>
+          <w:rFonts w:ascii="Times New Roman" w:hAnsi="Times New Roman"/>
+          <w:color w:val="555555"/>
+          <w:sz w:val="21"/>
+        </w:rPr>
+        <w:t>材料收集者：杜文杰</w:t>
+      </w:r>
+    </w:p>
     <w:sectPr>
       <w:headerReference r:id="rId9" w:type="default"/>
       <w:footerReference r:id="rId10" w:type="default"/>

--- a/08-传感器电路/05-压力传感器电路/压电式压力传感器电路/压电式压力传感器电路.docx
+++ b/08-传感器电路/05-压力传感器电路/压电式压力传感器电路/压电式压力传感器电路.docx
@@ -1,6 +1,6 @@
 
 <file path=word/document.xml><?xml version="1.0" encoding="utf-8"?>
-<w:document xmlns:w="http://schemas.openxmlformats.org/wordprocessingml/2006/main" xmlns:m="http://schemas.openxmlformats.org/officeDocument/2006/math" xmlns:r="http://schemas.openxmlformats.org/officeDocument/2006/relationships" xmlns:o="urn:schemas-microsoft-com:office:office" xmlns:v="urn:schemas-microsoft-com:vml" xmlns:w10="urn:schemas-microsoft-com:office:word" xmlns:a="http://schemas.openxmlformats.org/drawingml/2006/main" xmlns:pic="http://schemas.openxmlformats.org/drawingml/2006/picture" xmlns:wp="http://schemas.openxmlformats.org/drawingml/2006/wordprocessingDrawing">
+<w:document xmlns:m="http://schemas.openxmlformats.org/officeDocument/2006/math" xmlns:r="http://schemas.openxmlformats.org/officeDocument/2006/relationships" xmlns:w="http://schemas.openxmlformats.org/wordprocessingml/2006/main" xmlns:o="urn:schemas-microsoft-com:office:office" xmlns:v="urn:schemas-microsoft-com:vml" xmlns:w10="urn:schemas-microsoft-com:office:word" xmlns:a="http://schemas.openxmlformats.org/drawingml/2006/main" xmlns:pic="http://schemas.openxmlformats.org/drawingml/2006/picture" xmlns:wp="http://schemas.openxmlformats.org/drawingml/2006/wordprocessingDrawing">
   <w:body>
     <w:bookmarkStart w:id="27" w:name="压电式压力传感器电路"/>
     <w:p>
@@ -9,7 +9,7 @@
       </w:pPr>
       <w:r>
         <w:rPr>
-          <w:rFonts w:hint="eastAsia"/>
+          <w:rFonts w:hint="eastAsia" w:eastAsia="黑体"/>
         </w:rPr>
         <w:t xml:space="preserve">压电式压力传感器电路</w:t>
       </w:r>
@@ -21,7 +21,7 @@
       </w:pPr>
       <w:r>
         <w:rPr>
-          <w:rFonts w:hint="eastAsia"/>
+          <w:rFonts w:hint="eastAsia" w:eastAsia="黑体"/>
         </w:rPr>
         <w:t xml:space="preserve">拓扑描述</w:t>
       </w:r>
@@ -32,13 +32,13 @@
       </w:pPr>
       <w:r>
         <w:rPr>
-          <w:rFonts w:hint="eastAsia"/>
+          <w:rFonts w:hint="eastAsia" w:eastAsia="黑体"/>
         </w:rPr>
         <w:t xml:space="preserve">元件组成与节点定义：电路由</w:t>
       </w:r>
       <w:r>
         <w:rPr>
-          <w:rFonts w:hint="eastAsia"/>
+          <w:rFonts w:hint="eastAsia" w:eastAsia="黑体"/>
           <w:b/>
           <w:bCs/>
         </w:rPr>
@@ -46,6 +46,7 @@
       </w:r>
       <w:r>
         <w:rPr>
+          <w:rFonts w:eastAsia="黑体"/>
           <w:b/>
           <w:bCs/>
         </w:rPr>
@@ -53,11 +54,14 @@
       </w:r>
       <w:r>
         <w:rPr>
-          <w:rFonts w:hint="eastAsia"/>
+          <w:rFonts w:hint="eastAsia" w:eastAsia="黑体"/>
         </w:rPr>
         <w:t xml:space="preserve">（等效为电荷源与传感器电容</w:t>
       </w:r>
       <w:r>
+        <w:rPr>
+          <w:rFonts w:eastAsia="黑体"/>
+        </w:rPr>
         <w:t xml:space="preserve"> </w:t>
       </w:r>
       <m:oMath>
@@ -76,13 +80,13 @@
       </m:oMath>
       <w:r>
         <w:rPr>
-          <w:rFonts w:hint="eastAsia"/>
+          <w:rFonts w:hint="eastAsia" w:eastAsia="黑体"/>
         </w:rPr>
         <w:t xml:space="preserve">）、</w:t>
       </w:r>
       <w:r>
         <w:rPr>
-          <w:rFonts w:hint="eastAsia"/>
+          <w:rFonts w:hint="eastAsia" w:eastAsia="黑体"/>
           <w:b/>
           <w:bCs/>
         </w:rPr>
@@ -90,6 +94,7 @@
       </w:r>
       <w:r>
         <w:rPr>
+          <w:rFonts w:eastAsia="黑体"/>
           <w:b/>
           <w:bCs/>
         </w:rPr>
@@ -110,11 +115,14 @@
         </m:sSub>
       </m:oMath>
       <w:r>
+        <w:rPr>
+          <w:rFonts w:eastAsia="黑体"/>
+        </w:rPr>
         <w:t xml:space="preserve">、</w:t>
       </w:r>
       <w:r>
         <w:rPr>
-          <w:rFonts w:hint="eastAsia"/>
+          <w:rFonts w:hint="eastAsia" w:eastAsia="黑体"/>
           <w:b/>
           <w:bCs/>
         </w:rPr>
@@ -122,6 +130,7 @@
       </w:r>
       <w:r>
         <w:rPr>
+          <w:rFonts w:eastAsia="黑体"/>
           <w:b/>
           <w:bCs/>
         </w:rPr>
@@ -142,17 +151,20 @@
         </m:sSub>
       </m:oMath>
       <w:r>
+        <w:rPr>
+          <w:rFonts w:eastAsia="黑体"/>
+        </w:rPr>
         <w:t xml:space="preserve"> </w:t>
       </w:r>
       <w:r>
         <w:rPr>
-          <w:rFonts w:hint="eastAsia"/>
+          <w:rFonts w:hint="eastAsia" w:eastAsia="黑体"/>
         </w:rPr>
         <w:t xml:space="preserve">与</w:t>
       </w:r>
       <w:r>
         <w:rPr>
-          <w:rFonts w:hint="eastAsia"/>
+          <w:rFonts w:hint="eastAsia" w:eastAsia="黑体"/>
           <w:b/>
           <w:bCs/>
         </w:rPr>
@@ -160,32 +172,39 @@
       </w:r>
       <w:r>
         <w:rPr>
+          <w:rFonts w:eastAsia="黑体"/>
           <w:b/>
           <w:bCs/>
         </w:rPr>
         <w:t xml:space="preserve"> U1</w:t>
       </w:r>
       <w:r>
+        <w:rPr>
+          <w:rFonts w:eastAsia="黑体"/>
+        </w:rPr>
         <w:t xml:space="preserve"> </w:t>
       </w:r>
       <w:r>
         <w:rPr>
-          <w:rFonts w:hint="eastAsia"/>
+          <w:rFonts w:hint="eastAsia" w:eastAsia="黑体"/>
         </w:rPr>
         <w:t xml:space="preserve">组成，也可只接高输入阻抗电压放大器。电路共有</w:t>
       </w:r>
       <w:r>
+        <w:rPr>
+          <w:rFonts w:eastAsia="黑体"/>
+        </w:rPr>
         <w:t xml:space="preserve"> 5 </w:t>
       </w:r>
       <w:r>
         <w:rPr>
-          <w:rFonts w:hint="eastAsia"/>
+          <w:rFonts w:hint="eastAsia" w:eastAsia="黑体"/>
         </w:rPr>
         <w:t xml:space="preserve">个关键节点：</w:t>
       </w:r>
       <w:r>
         <w:rPr>
-          <w:rFonts w:hint="eastAsia"/>
+          <w:rFonts w:hint="eastAsia" w:eastAsia="黑体"/>
           <w:b/>
           <w:bCs/>
         </w:rPr>
@@ -193,6 +212,7 @@
       </w:r>
       <w:r>
         <w:rPr>
+          <w:rFonts w:eastAsia="黑体"/>
           <w:b/>
           <w:bCs/>
         </w:rPr>
@@ -200,7 +220,7 @@
       </w:r>
       <w:r>
         <w:rPr>
-          <w:rFonts w:hint="eastAsia"/>
+          <w:rFonts w:hint="eastAsia" w:eastAsia="黑体"/>
           <w:b/>
           <w:bCs/>
         </w:rPr>
@@ -208,40 +228,49 @@
       </w:r>
       <w:r>
         <w:rPr>
-          <w:rFonts w:hint="eastAsia"/>
+          <w:rFonts w:hint="eastAsia" w:eastAsia="黑体"/>
         </w:rPr>
         <w:t xml:space="preserve">（连</w:t>
       </w:r>
       <w:r>
+        <w:rPr>
+          <w:rFonts w:eastAsia="黑体"/>
+        </w:rPr>
         <w:t xml:space="preserve"> Y1 </w:t>
       </w:r>
       <w:r>
         <w:rPr>
-          <w:rFonts w:hint="eastAsia"/>
+          <w:rFonts w:hint="eastAsia" w:eastAsia="黑体"/>
         </w:rPr>
         <w:t xml:space="preserve">一端与</w:t>
       </w:r>
       <w:r>
+        <w:rPr>
+          <w:rFonts w:eastAsia="黑体"/>
+        </w:rPr>
         <w:t xml:space="preserve"> U1 </w:t>
       </w:r>
       <w:r>
         <w:rPr>
-          <w:rFonts w:hint="eastAsia"/>
+          <w:rFonts w:hint="eastAsia" w:eastAsia="黑体"/>
         </w:rPr>
         <w:t xml:space="preserve">的</w:t>
       </w:r>
       <w:r>
+        <w:rPr>
+          <w:rFonts w:eastAsia="黑体"/>
+        </w:rPr>
         <w:t xml:space="preserve"> IN− </w:t>
       </w:r>
       <w:r>
         <w:rPr>
-          <w:rFonts w:hint="eastAsia"/>
+          <w:rFonts w:hint="eastAsia" w:eastAsia="黑体"/>
         </w:rPr>
         <w:t xml:space="preserve">脚）；</w:t>
       </w:r>
       <w:r>
         <w:rPr>
-          <w:rFonts w:hint="eastAsia"/>
+          <w:rFonts w:hint="eastAsia" w:eastAsia="黑体"/>
           <w:b/>
           <w:bCs/>
         </w:rPr>
@@ -249,6 +278,7 @@
       </w:r>
       <w:r>
         <w:rPr>
+          <w:rFonts w:eastAsia="黑体"/>
           <w:b/>
           <w:bCs/>
         </w:rPr>
@@ -256,7 +286,7 @@
       </w:r>
       <w:r>
         <w:rPr>
-          <w:rFonts w:hint="eastAsia"/>
+          <w:rFonts w:hint="eastAsia" w:eastAsia="黑体"/>
           <w:b/>
           <w:bCs/>
         </w:rPr>
@@ -264,6 +294,7 @@
       </w:r>
       <w:r>
         <w:rPr>
+          <w:rFonts w:eastAsia="黑体"/>
           <w:b/>
           <w:bCs/>
         </w:rPr>
@@ -271,34 +302,43 @@
       </w:r>
       <w:r>
         <w:rPr>
-          <w:rFonts w:hint="eastAsia"/>
+          <w:rFonts w:hint="eastAsia" w:eastAsia="黑体"/>
         </w:rPr>
         <w:t xml:space="preserve">（连</w:t>
       </w:r>
       <w:r>
+        <w:rPr>
+          <w:rFonts w:eastAsia="黑体"/>
+        </w:rPr>
         <w:t xml:space="preserve"> Y1 </w:t>
       </w:r>
       <w:r>
         <w:rPr>
-          <w:rFonts w:hint="eastAsia"/>
+          <w:rFonts w:hint="eastAsia" w:eastAsia="黑体"/>
         </w:rPr>
         <w:t xml:space="preserve">另一端与</w:t>
       </w:r>
       <w:r>
+        <w:rPr>
+          <w:rFonts w:eastAsia="黑体"/>
+        </w:rPr>
         <w:t xml:space="preserve"> U1 </w:t>
       </w:r>
       <w:r>
         <w:rPr>
-          <w:rFonts w:hint="eastAsia"/>
+          <w:rFonts w:hint="eastAsia" w:eastAsia="黑体"/>
         </w:rPr>
         <w:t xml:space="preserve">的</w:t>
       </w:r>
       <w:r>
+        <w:rPr>
+          <w:rFonts w:eastAsia="黑体"/>
+        </w:rPr>
         <w:t xml:space="preserve"> IN+ </w:t>
       </w:r>
       <w:r>
         <w:rPr>
-          <w:rFonts w:hint="eastAsia"/>
+          <w:rFonts w:hint="eastAsia" w:eastAsia="黑体"/>
         </w:rPr>
         <w:t xml:space="preserve">脚、</w:t>
       </w:r>
@@ -317,6 +357,9 @@
         </m:sSub>
       </m:oMath>
       <w:r>
+        <w:rPr>
+          <w:rFonts w:eastAsia="黑体"/>
+        </w:rPr>
         <w:t xml:space="preserve">/</w:t>
       </w:r>
       <m:oMath>
@@ -334,17 +377,20 @@
         </m:sSub>
       </m:oMath>
       <w:r>
+        <w:rPr>
+          <w:rFonts w:eastAsia="黑体"/>
+        </w:rPr>
         <w:t xml:space="preserve"> </w:t>
       </w:r>
       <w:r>
         <w:rPr>
-          <w:rFonts w:hint="eastAsia"/>
+          <w:rFonts w:hint="eastAsia" w:eastAsia="黑体"/>
         </w:rPr>
         <w:t xml:space="preserve">下端）；</w:t>
       </w:r>
       <w:r>
         <w:rPr>
-          <w:rFonts w:hint="eastAsia"/>
+          <w:rFonts w:hint="eastAsia" w:eastAsia="黑体"/>
           <w:b/>
           <w:bCs/>
         </w:rPr>
@@ -352,6 +398,7 @@
       </w:r>
       <w:r>
         <w:rPr>
+          <w:rFonts w:eastAsia="黑体"/>
           <w:b/>
           <w:bCs/>
         </w:rPr>
@@ -359,7 +406,7 @@
       </w:r>
       <w:r>
         <w:rPr>
-          <w:rFonts w:hint="eastAsia"/>
+          <w:rFonts w:hint="eastAsia" w:eastAsia="黑体"/>
           <w:b/>
           <w:bCs/>
         </w:rPr>
@@ -367,11 +414,14 @@
       </w:r>
       <w:r>
         <w:rPr>
-          <w:rFonts w:hint="eastAsia"/>
+          <w:rFonts w:hint="eastAsia" w:eastAsia="黑体"/>
         </w:rPr>
         <w:t xml:space="preserve">（连</w:t>
       </w:r>
       <w:r>
+        <w:rPr>
+          <w:rFonts w:eastAsia="黑体"/>
+        </w:rPr>
         <w:t xml:space="preserve"> </w:t>
       </w:r>
       <m:oMath>
@@ -389,6 +439,9 @@
         </m:sSub>
       </m:oMath>
       <w:r>
+        <w:rPr>
+          <w:rFonts w:eastAsia="黑体"/>
+        </w:rPr>
         <w:t xml:space="preserve">、</w:t>
       </w:r>
       <m:oMath>
@@ -406,35 +459,44 @@
         </m:sSub>
       </m:oMath>
       <w:r>
+        <w:rPr>
+          <w:rFonts w:eastAsia="黑体"/>
+        </w:rPr>
         <w:t xml:space="preserve"> </w:t>
       </w:r>
       <w:r>
         <w:rPr>
-          <w:rFonts w:hint="eastAsia"/>
+          <w:rFonts w:hint="eastAsia" w:eastAsia="黑体"/>
         </w:rPr>
         <w:t xml:space="preserve">上端与</w:t>
       </w:r>
       <w:r>
+        <w:rPr>
+          <w:rFonts w:eastAsia="黑体"/>
+        </w:rPr>
         <w:t xml:space="preserve"> U1 </w:t>
       </w:r>
       <w:r>
         <w:rPr>
-          <w:rFonts w:hint="eastAsia"/>
+          <w:rFonts w:hint="eastAsia" w:eastAsia="黑体"/>
         </w:rPr>
         <w:t xml:space="preserve">的</w:t>
       </w:r>
       <w:r>
+        <w:rPr>
+          <w:rFonts w:eastAsia="黑体"/>
+        </w:rPr>
         <w:t xml:space="preserve"> OUT </w:t>
       </w:r>
       <w:r>
         <w:rPr>
-          <w:rFonts w:hint="eastAsia"/>
+          <w:rFonts w:hint="eastAsia" w:eastAsia="黑体"/>
         </w:rPr>
         <w:t xml:space="preserve">脚）；</w:t>
       </w:r>
       <w:r>
         <w:rPr>
-          <w:rFonts w:hint="eastAsia"/>
+          <w:rFonts w:hint="eastAsia" w:eastAsia="黑体"/>
           <w:b/>
           <w:bCs/>
         </w:rPr>
@@ -442,6 +504,7 @@
       </w:r>
       <w:r>
         <w:rPr>
+          <w:rFonts w:eastAsia="黑体"/>
           <w:b/>
           <w:bCs/>
         </w:rPr>
@@ -449,7 +512,7 @@
       </w:r>
       <w:r>
         <w:rPr>
-          <w:rFonts w:hint="eastAsia"/>
+          <w:rFonts w:hint="eastAsia" w:eastAsia="黑体"/>
           <w:b/>
           <w:bCs/>
         </w:rPr>
@@ -457,6 +520,7 @@
       </w:r>
       <w:r>
         <w:rPr>
+          <w:rFonts w:eastAsia="黑体"/>
           <w:b/>
           <w:bCs/>
         </w:rPr>
@@ -484,31 +548,37 @@
       </m:oMath>
       <w:r>
         <w:rPr>
-          <w:rFonts w:hint="eastAsia"/>
+          <w:rFonts w:hint="eastAsia" w:eastAsia="黑体"/>
         </w:rPr>
         <w:t xml:space="preserve">（连</w:t>
       </w:r>
       <w:r>
+        <w:rPr>
+          <w:rFonts w:eastAsia="黑体"/>
+        </w:rPr>
         <w:t xml:space="preserve"> U1 </w:t>
       </w:r>
       <w:r>
         <w:rPr>
-          <w:rFonts w:hint="eastAsia"/>
+          <w:rFonts w:hint="eastAsia" w:eastAsia="黑体"/>
         </w:rPr>
         <w:t xml:space="preserve">的</w:t>
       </w:r>
       <w:r>
+        <w:rPr>
+          <w:rFonts w:eastAsia="黑体"/>
+        </w:rPr>
         <w:t xml:space="preserve"> OUT </w:t>
       </w:r>
       <w:r>
         <w:rPr>
-          <w:rFonts w:hint="eastAsia"/>
+          <w:rFonts w:hint="eastAsia" w:eastAsia="黑体"/>
         </w:rPr>
         <w:t xml:space="preserve">脚）；</w:t>
       </w:r>
       <w:r>
         <w:rPr>
-          <w:rFonts w:hint="eastAsia"/>
+          <w:rFonts w:hint="eastAsia" w:eastAsia="黑体"/>
           <w:b/>
           <w:bCs/>
         </w:rPr>
@@ -516,6 +586,7 @@
       </w:r>
       <w:r>
         <w:rPr>
+          <w:rFonts w:eastAsia="黑体"/>
           <w:b/>
           <w:bCs/>
         </w:rPr>
@@ -523,7 +594,7 @@
       </w:r>
       <w:r>
         <w:rPr>
-          <w:rFonts w:hint="eastAsia"/>
+          <w:rFonts w:hint="eastAsia" w:eastAsia="黑体"/>
           <w:b/>
           <w:bCs/>
         </w:rPr>
@@ -531,25 +602,31 @@
       </w:r>
       <w:r>
         <w:rPr>
-          <w:rFonts w:hint="eastAsia"/>
+          <w:rFonts w:hint="eastAsia" w:eastAsia="黑体"/>
         </w:rPr>
         <w:t xml:space="preserve">（连</w:t>
       </w:r>
       <w:r>
+        <w:rPr>
+          <w:rFonts w:eastAsia="黑体"/>
+        </w:rPr>
         <w:t xml:space="preserve"> U1 </w:t>
       </w:r>
       <w:r>
         <w:rPr>
-          <w:rFonts w:hint="eastAsia"/>
+          <w:rFonts w:hint="eastAsia" w:eastAsia="黑体"/>
         </w:rPr>
         <w:t xml:space="preserve">的</w:t>
       </w:r>
       <w:r>
+        <w:rPr>
+          <w:rFonts w:eastAsia="黑体"/>
+        </w:rPr>
         <w:t xml:space="preserve"> V+、V− </w:t>
       </w:r>
       <w:r>
         <w:rPr>
-          <w:rFonts w:hint="eastAsia"/>
+          <w:rFonts w:hint="eastAsia" w:eastAsia="黑体"/>
         </w:rPr>
         <w:t xml:space="preserve">供电脚）。</w:t>
       </w:r>
@@ -558,61 +635,79 @@
       <w:pPr/>
       <w:r>
         <w:rPr>
-          <w:rFonts w:hint="eastAsia"/>
+          <w:rFonts w:hint="eastAsia" w:eastAsia="黑体"/>
         </w:rPr>
         <w:t xml:space="preserve">各元件管脚连接：Y1</w:t>
       </w:r>
       <w:r>
+        <w:rPr>
+          <w:rFonts w:eastAsia="黑体"/>
+        </w:rPr>
         <w:t xml:space="preserve"> </w:t>
       </w:r>
       <w:r>
         <w:rPr>
-          <w:rFonts w:hint="eastAsia"/>
+          <w:rFonts w:hint="eastAsia" w:eastAsia="黑体"/>
         </w:rPr>
         <w:t xml:space="preserve">一端接节点①、另一端接节点②，受压时在节点①产生与压力变化率成正比的电荷；U1</w:t>
       </w:r>
       <w:r>
+        <w:rPr>
+          <w:rFonts w:eastAsia="黑体"/>
+        </w:rPr>
         <w:t xml:space="preserve"> </w:t>
       </w:r>
       <w:r>
         <w:rPr>
-          <w:rFonts w:hint="eastAsia"/>
+          <w:rFonts w:hint="eastAsia" w:eastAsia="黑体"/>
         </w:rPr>
         <w:t xml:space="preserve">的</w:t>
       </w:r>
       <w:r>
+        <w:rPr>
+          <w:rFonts w:eastAsia="黑体"/>
+        </w:rPr>
         <w:t xml:space="preserve"> IN− </w:t>
       </w:r>
       <w:r>
         <w:rPr>
-          <w:rFonts w:hint="eastAsia"/>
+          <w:rFonts w:hint="eastAsia" w:eastAsia="黑体"/>
         </w:rPr>
         <w:t xml:space="preserve">接节点①、IN+</w:t>
       </w:r>
       <w:r>
+        <w:rPr>
+          <w:rFonts w:eastAsia="黑体"/>
+        </w:rPr>
         <w:t xml:space="preserve"> </w:t>
       </w:r>
       <w:r>
         <w:rPr>
-          <w:rFonts w:hint="eastAsia"/>
+          <w:rFonts w:hint="eastAsia" w:eastAsia="黑体"/>
         </w:rPr>
         <w:t xml:space="preserve">接节点②、OUT</w:t>
       </w:r>
       <w:r>
+        <w:rPr>
+          <w:rFonts w:eastAsia="黑体"/>
+        </w:rPr>
         <w:t xml:space="preserve"> </w:t>
       </w:r>
       <w:r>
         <w:rPr>
-          <w:rFonts w:hint="eastAsia"/>
+          <w:rFonts w:hint="eastAsia" w:eastAsia="黑体"/>
         </w:rPr>
         <w:t xml:space="preserve">接节点③与④、V+</w:t>
       </w:r>
       <w:r>
+        <w:rPr>
+          <w:rFonts w:eastAsia="黑体"/>
+        </w:rPr>
         <w:t xml:space="preserve"> / V− </w:t>
       </w:r>
       <w:r>
         <w:rPr>
-          <w:rFonts w:hint="eastAsia"/>
+          <w:rFonts w:hint="eastAsia" w:eastAsia="黑体"/>
         </w:rPr>
         <w:t xml:space="preserve">接节点⑤；</w:t>
       </w:r>
@@ -631,11 +726,14 @@
         </m:sSub>
       </m:oMath>
       <w:r>
+        <w:rPr>
+          <w:rFonts w:eastAsia="黑体"/>
+        </w:rPr>
         <w:t xml:space="preserve"> </w:t>
       </w:r>
       <w:r>
         <w:rPr>
-          <w:rFonts w:hint="eastAsia"/>
+          <w:rFonts w:hint="eastAsia" w:eastAsia="黑体"/>
         </w:rPr>
         <w:t xml:space="preserve">一端接节点①、另一端接节点③；</w:t>
       </w:r>
@@ -654,15 +752,21 @@
         </m:sSub>
       </m:oMath>
       <w:r>
+        <w:rPr>
+          <w:rFonts w:eastAsia="黑体"/>
+        </w:rPr>
         <w:t xml:space="preserve"> </w:t>
       </w:r>
       <w:r>
         <w:rPr>
-          <w:rFonts w:hint="eastAsia"/>
+          <w:rFonts w:hint="eastAsia" w:eastAsia="黑体"/>
         </w:rPr>
         <w:t xml:space="preserve">一端接节点①、另一端接节点③，与</w:t>
       </w:r>
       <w:r>
+        <w:rPr>
+          <w:rFonts w:eastAsia="黑体"/>
+        </w:rPr>
         <w:t xml:space="preserve"> </w:t>
       </w:r>
       <m:oMath>
@@ -680,33 +784,45 @@
         </m:sSub>
       </m:oMath>
       <w:r>
+        <w:rPr>
+          <w:rFonts w:eastAsia="黑体"/>
+        </w:rPr>
         <w:t xml:space="preserve"> </w:t>
       </w:r>
       <w:r>
         <w:rPr>
-          <w:rFonts w:hint="eastAsia"/>
+          <w:rFonts w:hint="eastAsia" w:eastAsia="黑体"/>
         </w:rPr>
         <w:t xml:space="preserve">并联跨接在</w:t>
       </w:r>
       <w:r>
+        <w:rPr>
+          <w:rFonts w:eastAsia="黑体"/>
+        </w:rPr>
         <w:t xml:space="preserve"> IN− </w:t>
       </w:r>
       <w:r>
         <w:rPr>
-          <w:rFonts w:hint="eastAsia"/>
+          <w:rFonts w:hint="eastAsia" w:eastAsia="黑体"/>
         </w:rPr>
         <w:t xml:space="preserve">与</w:t>
       </w:r>
       <w:r>
+        <w:rPr>
+          <w:rFonts w:eastAsia="黑体"/>
+        </w:rPr>
         <w:t xml:space="preserve"> OUT </w:t>
       </w:r>
       <w:r>
         <w:rPr>
-          <w:rFonts w:hint="eastAsia"/>
+          <w:rFonts w:hint="eastAsia" w:eastAsia="黑体"/>
         </w:rPr>
         <w:t xml:space="preserve">之间构成电荷—电压转换。运放输入偏置电流极小，把注入的电荷积分到</w:t>
       </w:r>
       <w:r>
+        <w:rPr>
+          <w:rFonts w:eastAsia="黑体"/>
+        </w:rPr>
         <w:t xml:space="preserve"> </w:t>
       </w:r>
       <m:oMath>
@@ -724,15 +840,21 @@
         </m:sSub>
       </m:oMath>
       <w:r>
+        <w:rPr>
+          <w:rFonts w:eastAsia="黑体"/>
+        </w:rPr>
         <w:t xml:space="preserve"> </w:t>
       </w:r>
       <w:r>
         <w:rPr>
-          <w:rFonts w:hint="eastAsia"/>
+          <w:rFonts w:hint="eastAsia" w:eastAsia="黑体"/>
         </w:rPr>
         <w:t xml:space="preserve">上，输出</w:t>
       </w:r>
       <w:r>
+        <w:rPr>
+          <w:rFonts w:eastAsia="黑体"/>
+        </w:rPr>
         <w:t xml:space="preserve"> </w:t>
       </w:r>
       <m:oMath>
@@ -789,6 +911,9 @@
         </m:sSub>
       </m:oMath>
       <w:r>
+        <w:rPr>
+          <w:rFonts w:eastAsia="黑体"/>
+        </w:rPr>
         <w:t xml:space="preserve">。</w:t>
       </w:r>
     </w:p>
@@ -796,16 +921,19 @@
       <w:pPr/>
       <w:r>
         <w:rPr>
-          <w:rFonts w:hint="eastAsia"/>
+          <w:rFonts w:hint="eastAsia" w:eastAsia="黑体"/>
         </w:rPr>
         <w:t xml:space="preserve">由此构成”压电电荷源</w:t>
       </w:r>
       <w:r>
+        <w:rPr>
+          <w:rFonts w:eastAsia="黑体"/>
+        </w:rPr>
         <w:t xml:space="preserve"> + </w:t>
       </w:r>
       <w:r>
         <w:rPr>
-          <w:rFonts w:hint="eastAsia"/>
+          <w:rFonts w:hint="eastAsia" w:eastAsia="黑体"/>
         </w:rPr>
         <w:t xml:space="preserve">电荷放大器（</w:t>
       </w:r>
@@ -824,6 +952,9 @@
         </m:sSub>
       </m:oMath>
       <w:r>
+        <w:rPr>
+          <w:rFonts w:eastAsia="黑体"/>
+        </w:rPr>
         <w:t xml:space="preserve">/</w:t>
       </w:r>
       <m:oMath>
@@ -841,11 +972,14 @@
         </m:sSub>
       </m:oMath>
       <w:r>
+        <w:rPr>
+          <w:rFonts w:eastAsia="黑体"/>
+        </w:rPr>
         <w:t xml:space="preserve"> </w:t>
       </w:r>
       <w:r>
         <w:rPr>
-          <w:rFonts w:hint="eastAsia"/>
+          <w:rFonts w:hint="eastAsia" w:eastAsia="黑体"/>
         </w:rPr>
         <w:t xml:space="preserve">反馈积分）“的压电压力测量组态，适用于动态压力（冲击、振动、声压）测量，不能测静态/准静态压力。</w:t>
       </w:r>
@@ -858,7 +992,7 @@
       </w:pPr>
       <w:r>
         <w:rPr>
-          <w:rFonts w:hint="eastAsia"/>
+          <w:rFonts w:hint="eastAsia" w:eastAsia="黑体"/>
         </w:rPr>
         <w:t xml:space="preserve">工作原理</w:t>
       </w:r>
@@ -869,11 +1003,14 @@
       </w:pPr>
       <w:r>
         <w:rPr>
-          <w:rFonts w:hint="eastAsia"/>
+          <w:rFonts w:hint="eastAsia" w:eastAsia="黑体"/>
         </w:rPr>
         <w:t xml:space="preserve">压力作用于压电晶体产生电荷</w:t>
       </w:r>
       <w:r>
+        <w:rPr>
+          <w:rFonts w:eastAsia="黑体"/>
+        </w:rPr>
         <w:t xml:space="preserve"> </w:t>
       </w:r>
       <m:oMath>
@@ -910,20 +1047,26 @@
       </m:oMath>
       <w:r>
         <w:rPr>
-          <w:rFonts w:hint="eastAsia"/>
+          <w:rFonts w:hint="eastAsia" w:eastAsia="黑体"/>
         </w:rPr>
         <w:t xml:space="preserve">，电荷放大器利用反馈电容</w:t>
       </w:r>
       <w:r>
+        <w:rPr>
+          <w:rFonts w:eastAsia="黑体"/>
+        </w:rPr>
         <w:t xml:space="preserve"> C_f </w:t>
       </w:r>
       <w:r>
         <w:rPr>
-          <w:rFonts w:hint="eastAsia"/>
+          <w:rFonts w:hint="eastAsia" w:eastAsia="黑体"/>
         </w:rPr>
         <w:t xml:space="preserve">将电荷转换为电压</w:t>
       </w:r>
       <w:r>
+        <w:rPr>
+          <w:rFonts w:eastAsia="黑体"/>
+        </w:rPr>
         <w:t xml:space="preserve"> </w:t>
       </w:r>
       <m:oMath>
@@ -981,7 +1124,7 @@
       </m:oMath>
       <w:r>
         <w:rPr>
-          <w:rFonts w:hint="eastAsia"/>
+          <w:rFonts w:hint="eastAsia" w:eastAsia="黑体"/>
         </w:rPr>
         <w:t xml:space="preserve">，从而得到与压力成正比的电压输出。</w:t>
       </w:r>
@@ -994,7 +1137,7 @@
       </w:pPr>
       <w:r>
         <w:rPr>
-          <w:rFonts w:hint="eastAsia"/>
+          <w:rFonts w:hint="eastAsia" w:eastAsia="黑体"/>
         </w:rPr>
         <w:t xml:space="preserve">关键计算公式</w:t>
       </w:r>
@@ -1008,7 +1151,7 @@
       </w:pPr>
       <w:r>
         <w:rPr>
-          <w:rFonts w:hint="eastAsia"/>
+          <w:rFonts w:hint="eastAsia" w:eastAsia="黑体"/>
         </w:rPr>
         <w:t xml:space="preserve">压电电荷：</w:t>
       </w:r>
@@ -1065,7 +1208,7 @@
       </w:pPr>
       <w:r>
         <w:rPr>
-          <w:rFonts w:hint="eastAsia"/>
+          <w:rFonts w:hint="eastAsia" w:eastAsia="黑体"/>
         </w:rPr>
         <w:t xml:space="preserve">电荷放大器输出：</w:t>
       </w:r>
@@ -1146,7 +1289,7 @@
       </w:pPr>
       <w:r>
         <w:rPr>
-          <w:rFonts w:hint="eastAsia"/>
+          <w:rFonts w:hint="eastAsia" w:eastAsia="黑体"/>
         </w:rPr>
         <w:t xml:space="preserve">传感器开路电压：</w:t>
       </w:r>
@@ -1215,7 +1358,7 @@
       </w:pPr>
       <w:r>
         <w:rPr>
-          <w:rFonts w:hint="eastAsia"/>
+          <w:rFonts w:hint="eastAsia" w:eastAsia="黑体"/>
         </w:rPr>
         <w:t xml:space="preserve">电荷放大器下限截止频率：</w:t>
       </w:r>
@@ -1302,16 +1445,19 @@
       </w:pPr>
       <w:r>
         <w:rPr>
-          <w:rFonts w:hint="eastAsia"/>
+          <w:rFonts w:hint="eastAsia" w:eastAsia="黑体"/>
         </w:rPr>
         <w:t xml:space="preserve">压力（受力面积</w:t>
       </w:r>
       <w:r>
+        <w:rPr>
+          <w:rFonts w:eastAsia="黑体"/>
+        </w:rPr>
         <w:t xml:space="preserve"> A </w:t>
       </w:r>
       <w:r>
         <w:rPr>
-          <w:rFonts w:hint="eastAsia"/>
+          <w:rFonts w:hint="eastAsia" w:eastAsia="黑体"/>
         </w:rPr>
         <w:t xml:space="preserve">均布）：</w:t>
       </w:r>
@@ -1381,7 +1527,7 @@
             </w:pPr>
             <w:r>
               <w:rPr>
-                <w:rFonts w:hint="eastAsia"/>
+                <w:rFonts w:hint="eastAsia" w:eastAsia="黑体"/>
               </w:rPr>
               <w:t xml:space="preserve">符号</w:t>
             </w:r>
@@ -1395,7 +1541,7 @@
             </w:pPr>
             <w:r>
               <w:rPr>
-                <w:rFonts w:hint="eastAsia"/>
+                <w:rFonts w:hint="eastAsia" w:eastAsia="黑体"/>
               </w:rPr>
               <w:t xml:space="preserve">含义</w:t>
             </w:r>
@@ -1409,7 +1555,7 @@
             </w:pPr>
             <w:r>
               <w:rPr>
-                <w:rFonts w:hint="eastAsia"/>
+                <w:rFonts w:hint="eastAsia" w:eastAsia="黑体"/>
               </w:rPr>
               <w:t xml:space="preserve">单位</w:t>
             </w:r>
@@ -1429,6 +1575,9 @@
               </m:r>
             </m:oMath>
             <w:r>
+              <w:rPr>
+                <w:rFonts w:eastAsia="黑体"/>
+              </w:rPr>
               <w:t xml:space="preserve">​</w:t>
             </w:r>
           </w:p>
@@ -1441,7 +1590,7 @@
             </w:pPr>
             <w:r>
               <w:rPr>
-                <w:rFonts w:hint="eastAsia"/>
+                <w:rFonts w:hint="eastAsia" w:eastAsia="黑体"/>
               </w:rPr>
               <w:t xml:space="preserve">产生的电荷</w:t>
             </w:r>
@@ -1454,6 +1603,9 @@
               <w:pStyle w:val="Compact"/>
             </w:pPr>
             <w:r>
+              <w:rPr>
+                <w:rFonts w:eastAsia="黑体"/>
+              </w:rPr>
               <w:t xml:space="preserve">C</w:t>
             </w:r>
           </w:p>
@@ -1481,6 +1633,9 @@
               </m:sSub>
             </m:oMath>
             <w:r>
+              <w:rPr>
+                <w:rFonts w:eastAsia="黑体"/>
+              </w:rPr>
               <w:t xml:space="preserve">​</w:t>
             </w:r>
           </w:p>
@@ -1493,7 +1648,7 @@
             </w:pPr>
             <w:r>
               <w:rPr>
-                <w:rFonts w:hint="eastAsia"/>
+                <w:rFonts w:hint="eastAsia" w:eastAsia="黑体"/>
               </w:rPr>
               <w:t xml:space="preserve">压电电荷常数</w:t>
             </w:r>
@@ -1506,6 +1661,9 @@
               <w:pStyle w:val="Compact"/>
             </w:pPr>
             <w:r>
+              <w:rPr>
+                <w:rFonts w:eastAsia="黑体"/>
+              </w:rPr>
               <w:t xml:space="preserve">C/N</w:t>
             </w:r>
           </w:p>
@@ -1524,6 +1682,9 @@
               </m:r>
             </m:oMath>
             <w:r>
+              <w:rPr>
+                <w:rFonts w:eastAsia="黑体"/>
+              </w:rPr>
               <w:t xml:space="preserve">​</w:t>
             </w:r>
           </w:p>
@@ -1536,7 +1697,7 @@
             </w:pPr>
             <w:r>
               <w:rPr>
-                <w:rFonts w:hint="eastAsia"/>
+                <w:rFonts w:hint="eastAsia" w:eastAsia="黑体"/>
               </w:rPr>
               <w:t xml:space="preserve">作用力</w:t>
             </w:r>
@@ -1549,6 +1710,9 @@
               <w:pStyle w:val="Compact"/>
             </w:pPr>
             <w:r>
+              <w:rPr>
+                <w:rFonts w:eastAsia="黑体"/>
+              </w:rPr>
               <w:t xml:space="preserve">N</w:t>
             </w:r>
           </w:p>
@@ -1576,6 +1740,9 @@
               </m:sSub>
             </m:oMath>
             <w:r>
+              <w:rPr>
+                <w:rFonts w:eastAsia="黑体"/>
+              </w:rPr>
               <w:t xml:space="preserve">​</w:t>
             </w:r>
           </w:p>
@@ -1588,7 +1755,7 @@
             </w:pPr>
             <w:r>
               <w:rPr>
-                <w:rFonts w:hint="eastAsia"/>
+                <w:rFonts w:hint="eastAsia" w:eastAsia="黑体"/>
               </w:rPr>
               <w:t xml:space="preserve">反馈电容</w:t>
             </w:r>
@@ -1601,6 +1768,9 @@
               <w:pStyle w:val="Compact"/>
             </w:pPr>
             <w:r>
+              <w:rPr>
+                <w:rFonts w:eastAsia="黑体"/>
+              </w:rPr>
               <w:t xml:space="preserve">F</w:t>
             </w:r>
           </w:p>
@@ -1628,6 +1798,9 @@
               </m:sSub>
             </m:oMath>
             <w:r>
+              <w:rPr>
+                <w:rFonts w:eastAsia="黑体"/>
+              </w:rPr>
               <w:t xml:space="preserve">​</w:t>
             </w:r>
           </w:p>
@@ -1640,7 +1813,7 @@
             </w:pPr>
             <w:r>
               <w:rPr>
-                <w:rFonts w:hint="eastAsia"/>
+                <w:rFonts w:hint="eastAsia" w:eastAsia="黑体"/>
               </w:rPr>
               <w:t xml:space="preserve">传感器电容</w:t>
             </w:r>
@@ -1653,6 +1826,9 @@
               <w:pStyle w:val="Compact"/>
             </w:pPr>
             <w:r>
+              <w:rPr>
+                <w:rFonts w:eastAsia="黑体"/>
+              </w:rPr>
               <w:t xml:space="preserve">F</w:t>
             </w:r>
           </w:p>
@@ -1680,6 +1856,9 @@
               </m:sSub>
             </m:oMath>
             <w:r>
+              <w:rPr>
+                <w:rFonts w:eastAsia="黑体"/>
+              </w:rPr>
               <w:t xml:space="preserve">​</w:t>
             </w:r>
           </w:p>
@@ -1692,7 +1871,7 @@
             </w:pPr>
             <w:r>
               <w:rPr>
-                <w:rFonts w:hint="eastAsia"/>
+                <w:rFonts w:hint="eastAsia" w:eastAsia="黑体"/>
               </w:rPr>
               <w:t xml:space="preserve">反馈电阻</w:t>
             </w:r>
@@ -1705,6 +1884,9 @@
               <w:pStyle w:val="Compact"/>
             </w:pPr>
             <w:r>
+              <w:rPr>
+                <w:rFonts w:eastAsia="黑体"/>
+              </w:rPr>
               <w:t xml:space="preserve">Ω</w:t>
             </w:r>
           </w:p>
@@ -1723,6 +1905,9 @@
               </m:r>
             </m:oMath>
             <w:r>
+              <w:rPr>
+                <w:rFonts w:eastAsia="黑体"/>
+              </w:rPr>
               <w:t xml:space="preserve">​</w:t>
             </w:r>
           </w:p>
@@ -1735,7 +1920,7 @@
             </w:pPr>
             <w:r>
               <w:rPr>
-                <w:rFonts w:hint="eastAsia"/>
+                <w:rFonts w:hint="eastAsia" w:eastAsia="黑体"/>
               </w:rPr>
               <w:t xml:space="preserve">压力</w:t>
             </w:r>
@@ -1748,6 +1933,9 @@
               <w:pStyle w:val="Compact"/>
             </w:pPr>
             <w:r>
+              <w:rPr>
+                <w:rFonts w:eastAsia="黑体"/>
+              </w:rPr>
               <w:t xml:space="preserve">Pa</w:t>
             </w:r>
           </w:p>
@@ -1762,7 +1950,7 @@
       </w:pPr>
       <w:r>
         <w:rPr>
-          <w:rFonts w:hint="eastAsia"/>
+          <w:rFonts w:hint="eastAsia" w:eastAsia="黑体"/>
         </w:rPr>
         <w:t xml:space="preserve">元件调整影响</w:t>
       </w:r>
@@ -1777,20 +1965,27 @@
       </w:pPr>
       <w:r>
         <w:rPr>
+          <w:rFonts w:eastAsia="黑体"/>
           <w:b/>
           <w:bCs/>
         </w:rPr>
         <w:t xml:space="preserve">C_f ↓</w:t>
       </w:r>
       <w:r>
+        <w:rPr>
+          <w:rFonts w:eastAsia="黑体"/>
+        </w:rPr>
         <w:t xml:space="preserve"> </w:t>
       </w:r>
       <w:r>
+        <w:rPr>
+          <w:rFonts w:eastAsia="黑体"/>
+        </w:rPr>
         <w:t xml:space="preserve">→ </w:t>
       </w:r>
       <w:r>
         <w:rPr>
-          <w:rFonts w:hint="eastAsia"/>
+          <w:rFonts w:hint="eastAsia" w:eastAsia="黑体"/>
         </w:rPr>
         <w:t xml:space="preserve">电荷放大器增益增大、输出电压升高。</w:t>
       </w:r>
@@ -1805,20 +2000,27 @@
       </w:pPr>
       <w:r>
         <w:rPr>
+          <w:rFonts w:eastAsia="黑体"/>
           <w:b/>
           <w:bCs/>
         </w:rPr>
         <w:t xml:space="preserve">R_f ↓</w:t>
       </w:r>
       <w:r>
+        <w:rPr>
+          <w:rFonts w:eastAsia="黑体"/>
+        </w:rPr>
         <w:t xml:space="preserve"> </w:t>
       </w:r>
       <w:r>
+        <w:rPr>
+          <w:rFonts w:eastAsia="黑体"/>
+        </w:rPr>
         <w:t xml:space="preserve">→ </w:t>
       </w:r>
       <w:r>
         <w:rPr>
-          <w:rFonts w:hint="eastAsia"/>
+          <w:rFonts w:hint="eastAsia" w:eastAsia="黑体"/>
         </w:rPr>
         <w:t xml:space="preserve">下限截止频率升高，低频响应变差、时间常数减小。</w:t>
       </w:r>
@@ -1833,20 +2035,27 @@
       </w:pPr>
       <w:r>
         <w:rPr>
+          <w:rFonts w:eastAsia="黑体"/>
           <w:b/>
           <w:bCs/>
         </w:rPr>
         <w:t xml:space="preserve">R_f ↑ / C_f ↑</w:t>
       </w:r>
       <w:r>
+        <w:rPr>
+          <w:rFonts w:eastAsia="黑体"/>
+        </w:rPr>
         <w:t xml:space="preserve"> </w:t>
       </w:r>
       <w:r>
+        <w:rPr>
+          <w:rFonts w:eastAsia="黑体"/>
+        </w:rPr>
         <w:t xml:space="preserve">→ </w:t>
       </w:r>
       <w:r>
         <w:rPr>
-          <w:rFonts w:hint="eastAsia"/>
+          <w:rFonts w:hint="eastAsia" w:eastAsia="黑体"/>
         </w:rPr>
         <w:t xml:space="preserve">低频响应改善（下限频率降低），但漂移与噪声增加。</w:t>
       </w:r>
@@ -1861,7 +2070,7 @@
       </w:pPr>
       <w:r>
         <w:rPr>
-          <w:rFonts w:hint="eastAsia"/>
+          <w:rFonts w:hint="eastAsia" w:eastAsia="黑体"/>
         </w:rPr>
         <w:t xml:space="preserve">压电材料电荷常数越大，灵敏度越高。</w:t>
       </w:r>
@@ -1874,7 +2083,7 @@
       </w:pPr>
       <w:r>
         <w:rPr>
-          <w:rFonts w:hint="eastAsia"/>
+          <w:rFonts w:hint="eastAsia" w:eastAsia="黑体"/>
         </w:rPr>
         <w:t xml:space="preserve">典型参数示例</w:t>
       </w:r>
@@ -1889,11 +2098,14 @@
       </w:pPr>
       <w:r>
         <w:rPr>
-          <w:rFonts w:hint="eastAsia"/>
+          <w:rFonts w:hint="eastAsia" w:eastAsia="黑体"/>
         </w:rPr>
         <w:t xml:space="preserve">取</w:t>
       </w:r>
       <w:r>
+        <w:rPr>
+          <w:rFonts w:eastAsia="黑体"/>
+        </w:rPr>
         <w:t xml:space="preserve"> </w:t>
       </w:r>
       <m:oMath>
@@ -1930,6 +2142,9 @@
         </m:r>
       </m:oMath>
       <w:r>
+        <w:rPr>
+          <w:rFonts w:eastAsia="黑体"/>
+        </w:rPr>
         <w:t xml:space="preserve">、</w:t>
       </w:r>
       <m:oMath>
@@ -1958,7 +2173,7 @@
       </m:oMath>
       <w:r>
         <w:rPr>
-          <w:rFonts w:hint="eastAsia"/>
+          <w:rFonts w:hint="eastAsia" w:eastAsia="黑体"/>
         </w:rPr>
         <w:t xml:space="preserve">：</w:t>
       </w:r>
@@ -2029,6 +2244,9 @@
         </m:r>
       </m:oMath>
       <w:r>
+        <w:rPr>
+          <w:rFonts w:eastAsia="黑体"/>
+        </w:rPr>
         <w:t xml:space="preserve">。</w:t>
       </w:r>
     </w:p>
@@ -2042,11 +2260,14 @@
       </w:pPr>
       <w:r>
         <w:rPr>
-          <w:rFonts w:hint="eastAsia"/>
+          <w:rFonts w:hint="eastAsia" w:eastAsia="黑体"/>
         </w:rPr>
         <w:t xml:space="preserve">电荷放大器</w:t>
       </w:r>
       <w:r>
+        <w:rPr>
+          <w:rFonts w:eastAsia="黑体"/>
+        </w:rPr>
         <w:t xml:space="preserve"> </w:t>
       </w:r>
       <m:oMath>
@@ -2084,7 +2305,7 @@
       </m:oMath>
       <w:r>
         <w:rPr>
-          <w:rFonts w:hint="eastAsia"/>
+          <w:rFonts w:hint="eastAsia" w:eastAsia="黑体"/>
         </w:rPr>
         <w:t xml:space="preserve">：</w:t>
       </w:r>
@@ -2197,6 +2418,9 @@
         </m:r>
       </m:oMath>
       <w:r>
+        <w:rPr>
+          <w:rFonts w:eastAsia="黑体"/>
+        </w:rPr>
         <w:t xml:space="preserve">。</w:t>
       </w:r>
     </w:p>
@@ -2242,6 +2466,9 @@
         </m:r>
       </m:oMath>
       <w:r>
+        <w:rPr>
+          <w:rFonts w:eastAsia="黑体"/>
+        </w:rPr>
         <w:t xml:space="preserve">、</w:t>
       </w:r>
       <m:oMath>
@@ -2278,11 +2505,14 @@
         </m:r>
       </m:oMath>
       <w:r>
+        <w:rPr>
+          <w:rFonts w:eastAsia="黑体"/>
+        </w:rPr>
         <w:t xml:space="preserve"> </w:t>
       </w:r>
       <w:r>
         <w:rPr>
-          <w:rFonts w:hint="eastAsia"/>
+          <w:rFonts w:hint="eastAsia" w:eastAsia="黑体"/>
         </w:rPr>
         <w:t xml:space="preserve">时下限频率：</w:t>
       </w:r>
@@ -2386,6 +2616,9 @@
         </m:r>
       </m:oMath>
       <w:r>
+        <w:rPr>
+          <w:rFonts w:eastAsia="黑体"/>
+        </w:rPr>
         <w:t xml:space="preserve">。</w:t>
       </w:r>
     </w:p>
@@ -2397,7 +2630,7 @@
       </w:pPr>
       <w:r>
         <w:rPr>
-          <w:rFonts w:hint="eastAsia"/>
+          <w:rFonts w:hint="eastAsia" w:eastAsia="黑体"/>
         </w:rPr>
         <w:t xml:space="preserve">常见器件型号</w:t>
       </w:r>
@@ -2412,16 +2645,19 @@
       </w:pPr>
       <w:r>
         <w:rPr>
-          <w:rFonts w:hint="eastAsia"/>
+          <w:rFonts w:hint="eastAsia" w:eastAsia="黑体"/>
         </w:rPr>
         <w:t xml:space="preserve">压电传感器：PCB</w:t>
       </w:r>
       <w:r>
+        <w:rPr>
+          <w:rFonts w:eastAsia="黑体"/>
+        </w:rPr>
         <w:t xml:space="preserve"> Piezotronics、Kistler </w:t>
       </w:r>
       <w:r>
         <w:rPr>
-          <w:rFonts w:hint="eastAsia"/>
+          <w:rFonts w:hint="eastAsia" w:eastAsia="黑体"/>
         </w:rPr>
         <w:t xml:space="preserve">系列、蜂鸣片（低成本声压）。</w:t>
       </w:r>
@@ -2436,7 +2672,7 @@
       </w:pPr>
       <w:r>
         <w:rPr>
-          <w:rFonts w:hint="eastAsia"/>
+          <w:rFonts w:hint="eastAsia" w:eastAsia="黑体"/>
         </w:rPr>
         <w:t xml:space="preserve">电荷放大器运放：OPA128、LMC6081（低偏流）。</w:t>
       </w:r>
@@ -2449,7 +2685,7 @@
       </w:pPr>
       <w:r>
         <w:rPr>
-          <w:rFonts w:hint="eastAsia"/>
+          <w:rFonts w:hint="eastAsia" w:eastAsia="黑体"/>
         </w:rPr>
         <w:t xml:space="preserve">注意事项</w:t>
       </w:r>
@@ -2464,13 +2700,13 @@
       </w:pPr>
       <w:r>
         <w:rPr>
-          <w:rFonts w:hint="eastAsia"/>
+          <w:rFonts w:hint="eastAsia" w:eastAsia="黑体"/>
         </w:rPr>
         <w:t xml:space="preserve">压电式</w:t>
       </w:r>
       <w:r>
         <w:rPr>
-          <w:rFonts w:hint="eastAsia"/>
+          <w:rFonts w:hint="eastAsia" w:eastAsia="黑体"/>
           <w:b/>
           <w:bCs/>
         </w:rPr>
@@ -2478,7 +2714,7 @@
       </w:r>
       <w:r>
         <w:rPr>
-          <w:rFonts w:hint="eastAsia"/>
+          <w:rFonts w:hint="eastAsia" w:eastAsia="黑体"/>
         </w:rPr>
         <w:t xml:space="preserve">，仅适用于动态或冲击测量。</w:t>
       </w:r>
@@ -2493,16 +2729,19 @@
       </w:pPr>
       <w:r>
         <w:rPr>
-          <w:rFonts w:hint="eastAsia"/>
+          <w:rFonts w:hint="eastAsia" w:eastAsia="黑体"/>
         </w:rPr>
         <w:t xml:space="preserve">需极高输入阻抗（GΩ</w:t>
       </w:r>
       <w:r>
+        <w:rPr>
+          <w:rFonts w:eastAsia="黑体"/>
+        </w:rPr>
         <w:t xml:space="preserve"> </w:t>
       </w:r>
       <w:r>
         <w:rPr>
-          <w:rFonts w:hint="eastAsia"/>
+          <w:rFonts w:hint="eastAsia" w:eastAsia="黑体"/>
         </w:rPr>
         <w:t xml:space="preserve">级）的电荷放大器，电缆也会贡献电容影响灵敏度。</w:t>
       </w:r>
@@ -2517,7 +2756,7 @@
       </w:pPr>
       <w:r>
         <w:rPr>
-          <w:rFonts w:hint="eastAsia"/>
+          <w:rFonts w:hint="eastAsia" w:eastAsia="黑体"/>
         </w:rPr>
         <w:t xml:space="preserve">反馈电阻决定低频响应，选用超低偏流运放以减小漂移。</w:t>
       </w:r>
@@ -2532,7 +2771,7 @@
       </w:pPr>
       <w:r>
         <w:rPr>
-          <w:rFonts w:hint="eastAsia"/>
+          <w:rFonts w:hint="eastAsia" w:eastAsia="黑体"/>
         </w:rPr>
         <w:t xml:space="preserve">电缆移动、振动会引入噪声，宜用低噪声专用电缆并固定。</w:t>
       </w:r>
@@ -2545,7 +2784,7 @@
       </w:pPr>
       <w:r>
         <w:rPr>
-          <w:rFonts w:hint="eastAsia"/>
+          <w:rFonts w:hint="eastAsia" w:eastAsia="黑体"/>
         </w:rPr>
         <w:t xml:space="preserve">参考资料</w:t>
       </w:r>
@@ -2559,6 +2798,9 @@
         </w:numPr>
       </w:pPr>
       <w:r>
+        <w:rPr>
+          <w:rFonts w:eastAsia="黑体"/>
+        </w:rPr>
         <w:t xml:space="preserve">Wikipedia: Piezoelectric sensor。</w:t>
       </w:r>
     </w:p>
@@ -2571,11 +2813,14 @@
         </w:numPr>
       </w:pPr>
       <w:r>
+        <w:rPr>
+          <w:rFonts w:eastAsia="黑体"/>
+        </w:rPr>
         <w:t xml:space="preserve">Kistler </w:t>
       </w:r>
       <w:r>
         <w:rPr>
-          <w:rFonts w:hint="eastAsia"/>
+          <w:rFonts w:hint="eastAsia" w:eastAsia="黑体"/>
         </w:rPr>
         <w:t xml:space="preserve">压电测量应用说明。</w:t>
       </w:r>
@@ -2589,11 +2834,11 @@
       </w:pPr>
       <w:r>
         <w:rPr>
-          <w:rFonts w:ascii="Times New Roman" w:hAnsi="Times New Roman"/>
+          <w:rFonts w:ascii="Times New Roman" w:hAnsi="Times New Roman" w:eastAsia="黑体"/>
           <w:color w:val="555555"/>
           <w:sz w:val="21"/>
         </w:rPr>
-        <w:t>材料收集者：杜文杰</w:t>
+        <w:t>材料收集者：杜文杰，WX手机：19519196569，QQ:3478827729</w:t>
       </w:r>
     </w:p>
     <w:sectPr>
@@ -2613,7 +2858,7 @@
 </file>
 
 <file path=word/footer1.xml><?xml version="1.0" encoding="utf-8"?>
-<w:ftr xmlns:m="http://schemas.openxmlformats.org/officeDocument/2006/math" xmlns:mc="http://schemas.openxmlformats.org/markup-compatibility/2006" xmlns:mo="http://schemas.microsoft.com/office/mac/office/2008/main" xmlns:mv="urn:schemas-microsoft-com:mac:vml" xmlns:o="urn:schemas-microsoft-com:office:office" xmlns:r="http://schemas.openxmlformats.org/officeDocument/2006/relationships" xmlns:v="urn:schemas-microsoft-com:vml" xmlns:w10="urn:schemas-microsoft-com:office:word" xmlns:w14="http://schemas.microsoft.com/office/word/2010/wordml" xmlns:w="http://schemas.openxmlformats.org/wordprocessingml/2006/main" xmlns:wne="http://schemas.microsoft.com/office/word/2006/wordml" xmlns:wp14="http://schemas.microsoft.com/office/word/2010/wordprocessingDrawing" xmlns:wp="http://schemas.openxmlformats.org/drawingml/2006/wordprocessingDrawing" xmlns:wpc="http://schemas.microsoft.com/office/word/2010/wordprocessingCanvas" xmlns:wpg="http://schemas.microsoft.com/office/word/2010/wordprocessingGroup" xmlns:wpi="http://schemas.microsoft.com/office/word/2010/wordprocessingInk" xmlns:wps="http://schemas.microsoft.com/office/word/2010/wordprocessingShape" mc:Ignorable="w14 wp14">
+<w:ftr xmlns:mc="http://schemas.openxmlformats.org/markup-compatibility/2006" xmlns:w="http://schemas.openxmlformats.org/wordprocessingml/2006/main" xmlns:m="http://schemas.openxmlformats.org/officeDocument/2006/math" xmlns:mo="http://schemas.microsoft.com/office/mac/office/2008/main" xmlns:mv="urn:schemas-microsoft-com:mac:vml" xmlns:o="urn:schemas-microsoft-com:office:office" xmlns:r="http://schemas.openxmlformats.org/officeDocument/2006/relationships" xmlns:v="urn:schemas-microsoft-com:vml" xmlns:w10="urn:schemas-microsoft-com:office:word" xmlns:w14="http://schemas.microsoft.com/office/word/2010/wordml" xmlns:wne="http://schemas.microsoft.com/office/word/2006/wordml" xmlns:wp14="http://schemas.microsoft.com/office/word/2010/wordprocessingDrawing" xmlns:wp="http://schemas.openxmlformats.org/drawingml/2006/wordprocessingDrawing" xmlns:wpc="http://schemas.microsoft.com/office/word/2010/wordprocessingCanvas" xmlns:wpg="http://schemas.microsoft.com/office/word/2010/wordprocessingGroup" xmlns:wpi="http://schemas.microsoft.com/office/word/2010/wordprocessingInk" xmlns:wps="http://schemas.microsoft.com/office/word/2010/wordprocessingShape" mc:Ignorable="w14 wp14">
   <w:p>
     <w:pPr>
       <w:pStyle w:val="Footer"/>
@@ -2621,12 +2866,14 @@
     </w:pPr>
     <w:r>
       <w:rPr>
+        <w:rFonts w:eastAsia="黑体"/>
         <w:sz w:val="18"/>
       </w:rPr>
       <w:t xml:space="preserve">第 </w:t>
     </w:r>
     <w:r>
       <w:rPr>
+        <w:rFonts w:eastAsia="黑体"/>
         <w:sz w:val="18"/>
       </w:rPr>
       <w:fldChar w:fldCharType="begin"/>
@@ -2635,6 +2882,7 @@
     </w:r>
     <w:r>
       <w:rPr>
+        <w:rFonts w:eastAsia="黑体"/>
         <w:sz w:val="18"/>
       </w:rPr>
       <w:t xml:space="preserve"> 页</w:t>
@@ -2648,6 +2896,9 @@
   <w:footnote w:type="continuationSeparator" w:id="0">
     <w:p>
       <w:r>
+        <w:rPr>
+          <w:rFonts w:eastAsia="黑体"/>
+        </w:rPr>
         <w:continuationSeparator/>
       </w:r>
     </w:p>
@@ -2655,6 +2906,9 @@
   <w:footnote w:type="separator" w:id="-1">
     <w:p>
       <w:r>
+        <w:rPr>
+          <w:rFonts w:eastAsia="黑体"/>
+        </w:rPr>
         <w:separator/>
       </w:r>
     </w:p>
@@ -2663,7 +2917,7 @@
 </file>
 
 <file path=word/header1.xml><?xml version="1.0" encoding="utf-8"?>
-<w:hdr xmlns:m="http://schemas.openxmlformats.org/officeDocument/2006/math" xmlns:mc="http://schemas.openxmlformats.org/markup-compatibility/2006" xmlns:mo="http://schemas.microsoft.com/office/mac/office/2008/main" xmlns:mv="urn:schemas-microsoft-com:mac:vml" xmlns:o="urn:schemas-microsoft-com:office:office" xmlns:r="http://schemas.openxmlformats.org/officeDocument/2006/relationships" xmlns:v="urn:schemas-microsoft-com:vml" xmlns:w10="urn:schemas-microsoft-com:office:word" xmlns:w14="http://schemas.microsoft.com/office/word/2010/wordml" xmlns:w="http://schemas.openxmlformats.org/wordprocessingml/2006/main" xmlns:wne="http://schemas.microsoft.com/office/word/2006/wordml" xmlns:wp14="http://schemas.microsoft.com/office/word/2010/wordprocessingDrawing" xmlns:wp="http://schemas.openxmlformats.org/drawingml/2006/wordprocessingDrawing" xmlns:wpc="http://schemas.microsoft.com/office/word/2010/wordprocessingCanvas" xmlns:wpg="http://schemas.microsoft.com/office/word/2010/wordprocessingGroup" xmlns:wpi="http://schemas.microsoft.com/office/word/2010/wordprocessingInk" xmlns:wps="http://schemas.microsoft.com/office/word/2010/wordprocessingShape" mc:Ignorable="w14 wp14">
+<w:hdr xmlns:mc="http://schemas.openxmlformats.org/markup-compatibility/2006" xmlns:w="http://schemas.openxmlformats.org/wordprocessingml/2006/main" xmlns:m="http://schemas.openxmlformats.org/officeDocument/2006/math" xmlns:mo="http://schemas.microsoft.com/office/mac/office/2008/main" xmlns:mv="urn:schemas-microsoft-com:mac:vml" xmlns:o="urn:schemas-microsoft-com:office:office" xmlns:r="http://schemas.openxmlformats.org/officeDocument/2006/relationships" xmlns:v="urn:schemas-microsoft-com:vml" xmlns:w10="urn:schemas-microsoft-com:office:word" xmlns:w14="http://schemas.microsoft.com/office/word/2010/wordml" xmlns:wne="http://schemas.microsoft.com/office/word/2006/wordml" xmlns:wp14="http://schemas.microsoft.com/office/word/2010/wordprocessingDrawing" xmlns:wp="http://schemas.openxmlformats.org/drawingml/2006/wordprocessingDrawing" xmlns:wpc="http://schemas.microsoft.com/office/word/2010/wordprocessingCanvas" xmlns:wpg="http://schemas.microsoft.com/office/word/2010/wordprocessingGroup" xmlns:wpi="http://schemas.microsoft.com/office/word/2010/wordprocessingInk" xmlns:wps="http://schemas.microsoft.com/office/word/2010/wordprocessingShape" mc:Ignorable="w14 wp14">
   <w:p>
     <w:pPr>
       <w:pStyle w:val="Header"/>
@@ -2671,7 +2925,7 @@
     </w:pPr>
     <w:r>
       <w:rPr>
-        <w:rFonts w:ascii="Times New Roman" w:hAnsi="Times New Roman"/>
+        <w:rFonts w:ascii="Times New Roman" w:hAnsi="Times New Roman" w:eastAsia="黑体"/>
         <w:sz w:val="18"/>
         <w:rFonts w:eastAsia="黑体"/>
         <w:rFonts w:eastAsia="黑体"/>
@@ -2683,7 +2937,7 @@
 </file>
 
 <file path=word/numbering.xml><?xml version="1.0" encoding="utf-8"?>
-<w:numbering xmlns:m="http://schemas.openxmlformats.org/officeDocument/2006/math" xmlns:mc="http://schemas.openxmlformats.org/markup-compatibility/2006" xmlns:mo="http://schemas.microsoft.com/office/mac/office/2008/main" xmlns:mv="urn:schemas-microsoft-com:mac:vml" xmlns:o="urn:schemas-microsoft-com:office:office" xmlns:r="http://schemas.openxmlformats.org/officeDocument/2006/relationships" xmlns:v="urn:schemas-microsoft-com:vml" xmlns:w="http://schemas.openxmlformats.org/wordprocessingml/2006/main" xmlns:w10="urn:schemas-microsoft-com:office:word" xmlns:w14="http://schemas.microsoft.com/office/word/2010/wordml" xmlns:wne="http://schemas.microsoft.com/office/word/2006/wordml" xmlns:wp="http://schemas.openxmlformats.org/drawingml/2006/wordprocessingDrawing" xmlns:wp14="http://schemas.microsoft.com/office/word/2010/wordprocessingDrawing" xmlns:wpc="http://schemas.microsoft.com/office/word/2010/wordprocessingCanvas" xmlns:wpg="http://schemas.microsoft.com/office/word/2010/wordprocessingGroup" xmlns:wpi="http://schemas.microsoft.com/office/word/2010/wordprocessingInk" xmlns:wps="http://schemas.microsoft.com/office/word/2010/wordprocessingShape" mc:Ignorable="w14 wp14">
+<w:numbering xmlns:mc="http://schemas.openxmlformats.org/markup-compatibility/2006" xmlns:w="http://schemas.openxmlformats.org/wordprocessingml/2006/main" xmlns:m="http://schemas.openxmlformats.org/officeDocument/2006/math" xmlns:mo="http://schemas.microsoft.com/office/mac/office/2008/main" xmlns:mv="urn:schemas-microsoft-com:mac:vml" xmlns:o="urn:schemas-microsoft-com:office:office" xmlns:r="http://schemas.openxmlformats.org/officeDocument/2006/relationships" xmlns:v="urn:schemas-microsoft-com:vml" xmlns:w10="urn:schemas-microsoft-com:office:word" xmlns:w14="http://schemas.microsoft.com/office/word/2010/wordml" xmlns:wne="http://schemas.microsoft.com/office/word/2006/wordml" xmlns:wp="http://schemas.openxmlformats.org/drawingml/2006/wordprocessingDrawing" xmlns:wp14="http://schemas.microsoft.com/office/word/2010/wordprocessingDrawing" xmlns:wpc="http://schemas.microsoft.com/office/word/2010/wordprocessingCanvas" xmlns:wpg="http://schemas.microsoft.com/office/word/2010/wordprocessingGroup" xmlns:wpi="http://schemas.microsoft.com/office/word/2010/wordprocessingInk" xmlns:wps="http://schemas.microsoft.com/office/word/2010/wordprocessingShape" mc:Ignorable="w14 wp14">
   <w:abstractNum w:abstractNumId="0">
     <w:nsid w:val="FFFFFF7C"/>
     <w:multiLevelType w:val="singleLevel"/>
@@ -2770,7 +3024,7 @@
         <w:ind w:hanging="360" w:left="1440"/>
       </w:pPr>
       <w:rPr>
-        <w:rFonts w:ascii="Symbol" w:hAnsi="Symbol" w:hint="default"/>
+        <w:rFonts w:ascii="Symbol" w:hAnsi="Symbol" w:hint="default" w:eastAsia="黑体"/>
       </w:rPr>
     </w:lvl>
   </w:abstractNum>
@@ -2791,7 +3045,7 @@
         <w:ind w:hanging="360" w:left="1080"/>
       </w:pPr>
       <w:rPr>
-        <w:rFonts w:ascii="Symbol" w:hAnsi="Symbol" w:hint="default"/>
+        <w:rFonts w:ascii="Symbol" w:hAnsi="Symbol" w:hint="default" w:eastAsia="黑体"/>
       </w:rPr>
     </w:lvl>
   </w:abstractNum>
@@ -2812,7 +3066,7 @@
         <w:ind w:hanging="360" w:left="720"/>
       </w:pPr>
       <w:rPr>
-        <w:rFonts w:ascii="Symbol" w:hAnsi="Symbol" w:hint="default"/>
+        <w:rFonts w:ascii="Symbol" w:hAnsi="Symbol" w:hint="default" w:eastAsia="黑体"/>
       </w:rPr>
     </w:lvl>
   </w:abstractNum>
@@ -2851,7 +3105,7 @@
         <w:ind w:hanging="360" w:left="360"/>
       </w:pPr>
       <w:rPr>
-        <w:rFonts w:ascii="Symbol" w:hAnsi="Symbol" w:hint="default"/>
+        <w:rFonts w:ascii="Symbol" w:hAnsi="Symbol" w:hint="default" w:eastAsia="黑体"/>
       </w:rPr>
     </w:lvl>
   </w:abstractNum>
@@ -2942,7 +3196,7 @@
         <w:ind w:left="720" w:hanging="360"/>
       </w:pPr>
       <w:rPr>
-        <w:rFonts w:ascii="Symbol" w:hAnsi="Symbol" w:cs="Symbol" w:hint="default"/>
+        <w:rFonts w:ascii="Symbol" w:hAnsi="Symbol" w:cs="Symbol" w:hint="default" w:eastAsia="黑体"/>
       </w:rPr>
     </w:lvl>
     <w:lvl w:ilvl="1">
@@ -2953,7 +3207,7 @@
         <w:ind w:left="1440" w:hanging="360"/>
       </w:pPr>
       <w:rPr>
-        <w:rFonts w:ascii="Courier New" w:hAnsi="Courier New" w:cs="Courier New" w:hint="default"/>
+        <w:rFonts w:ascii="Courier New" w:hAnsi="Courier New" w:cs="Courier New" w:hint="default" w:eastAsia="黑体"/>
       </w:rPr>
     </w:lvl>
     <w:lvl w:ilvl="2">
@@ -2964,7 +3218,7 @@
         <w:ind w:left="2160" w:hanging="360"/>
       </w:pPr>
       <w:rPr>
-        <w:rFonts w:ascii="Wingdings" w:hAnsi="Wingdings" w:cs="Wingdings" w:hint="default"/>
+        <w:rFonts w:ascii="Wingdings" w:hAnsi="Wingdings" w:cs="Wingdings" w:hint="default" w:eastAsia="黑体"/>
       </w:rPr>
     </w:lvl>
     <w:lvl w:ilvl="3">
@@ -2975,7 +3229,7 @@
         <w:ind w:left="2880" w:hanging="360"/>
       </w:pPr>
       <w:rPr>
-        <w:rFonts w:ascii="Symbol" w:hAnsi="Symbol" w:cs="Symbol" w:hint="default"/>
+        <w:rFonts w:ascii="Symbol" w:hAnsi="Symbol" w:cs="Symbol" w:hint="default" w:eastAsia="黑体"/>
       </w:rPr>
     </w:lvl>
     <w:lvl w:ilvl="4">
@@ -2986,7 +3240,7 @@
         <w:ind w:left="3600" w:hanging="360"/>
       </w:pPr>
       <w:rPr>
-        <w:rFonts w:ascii="Courier New" w:hAnsi="Courier New" w:cs="Courier New" w:hint="default"/>
+        <w:rFonts w:ascii="Courier New" w:hAnsi="Courier New" w:cs="Courier New" w:hint="default" w:eastAsia="黑体"/>
       </w:rPr>
     </w:lvl>
     <w:lvl w:ilvl="5">
@@ -2997,7 +3251,7 @@
         <w:ind w:left="4320" w:hanging="360"/>
       </w:pPr>
       <w:rPr>
-        <w:rFonts w:ascii="Wingdings" w:hAnsi="Wingdings" w:cs="Wingdings" w:hint="default"/>
+        <w:rFonts w:ascii="Wingdings" w:hAnsi="Wingdings" w:cs="Wingdings" w:hint="default" w:eastAsia="黑体"/>
       </w:rPr>
     </w:lvl>
     <w:lvl w:ilvl="6">
@@ -3008,7 +3262,7 @@
         <w:ind w:left="5040" w:hanging="360"/>
       </w:pPr>
       <w:rPr>
-        <w:rFonts w:ascii="Symbol" w:hAnsi="Symbol" w:cs="Symbol" w:hint="default"/>
+        <w:rFonts w:ascii="Symbol" w:hAnsi="Symbol" w:cs="Symbol" w:hint="default" w:eastAsia="黑体"/>
       </w:rPr>
     </w:lvl>
     <w:lvl w:ilvl="7">
@@ -3019,7 +3273,7 @@
         <w:ind w:left="5760" w:hanging="360"/>
       </w:pPr>
       <w:rPr>
-        <w:rFonts w:ascii="Courier New" w:hAnsi="Courier New" w:cs="Courier New" w:hint="default"/>
+        <w:rFonts w:ascii="Courier New" w:hAnsi="Courier New" w:cs="Courier New" w:hint="default" w:eastAsia="黑体"/>
       </w:rPr>
     </w:lvl>
     <w:lvl w:ilvl="8">
@@ -3030,7 +3284,7 @@
         <w:ind w:left="6480" w:hanging="360"/>
       </w:pPr>
       <w:rPr>
-        <w:rFonts w:ascii="Wingdings" w:hAnsi="Wingdings" w:cs="Wingdings" w:hint="default"/>
+        <w:rFonts w:ascii="Wingdings" w:hAnsi="Wingdings" w:cs="Wingdings" w:hint="default" w:eastAsia="黑体"/>
       </w:rPr>
     </w:lvl>
   </w:abstractNum>
@@ -3086,11 +3340,11 @@
 </file>
 
 <file path=word/styles.xml><?xml version="1.0" encoding="utf-8"?>
-<w:styles xmlns:mc="http://schemas.openxmlformats.org/markup-compatibility/2006" xmlns:r="http://schemas.openxmlformats.org/officeDocument/2006/relationships" xmlns:w="http://schemas.openxmlformats.org/wordprocessingml/2006/main" xmlns:w14="http://schemas.microsoft.com/office/word/2010/wordml" mc:Ignorable="w14">
+<w:styles xmlns:mc="http://schemas.openxmlformats.org/markup-compatibility/2006" xmlns:w="http://schemas.openxmlformats.org/wordprocessingml/2006/main" xmlns:r="http://schemas.openxmlformats.org/officeDocument/2006/relationships" xmlns:w14="http://schemas.microsoft.com/office/word/2010/wordml" mc:Ignorable="w14">
   <w:docDefaults>
     <w:rPrDefault>
       <w:rPr>
-        <w:rFonts w:asciiTheme="minorHAnsi" w:cstheme="minorBidi" w:eastAsiaTheme="minorEastAsia" w:hAnsiTheme="minorHAnsi"/>
+        <w:rFonts w:asciiTheme="minorHAnsi" w:cstheme="minorBidi" w:hAnsiTheme="minorHAnsi" w:eastAsia="黑体"/>
         <w:sz w:val="22"/>
         <w:szCs w:val="22"/>
         <w:lang w:bidi="ar-SA" w:eastAsia="en-US" w:val="en-US"/>
@@ -3312,7 +3566,7 @@
       <w:outlineLvl w:val="0"/>
     </w:pPr>
     <w:rPr>
-      <w:rFonts w:ascii="Times New Roman" w:asciiTheme="majorHAnsi" w:cstheme="majorBidi" w:eastAsia="黑体" w:eastAsiaTheme="majorEastAsia" w:hAnsi="Times New Roman" w:hAnsiTheme="majorHAnsi"/>
+      <w:rFonts w:ascii="Times New Roman" w:asciiTheme="majorHAnsi" w:cstheme="majorBidi" w:eastAsia="黑体" w:hAnsi="Times New Roman" w:hAnsiTheme="majorHAnsi"/>
       <w:b/>
       <w:bCs/>
       <w:color w:val="1F3864"/>
@@ -3336,7 +3590,7 @@
       <w:outlineLvl w:val="1"/>
     </w:pPr>
     <w:rPr>
-      <w:rFonts w:ascii="Times New Roman" w:asciiTheme="majorHAnsi" w:cstheme="majorBidi" w:eastAsia="黑体" w:eastAsiaTheme="majorEastAsia" w:hAnsi="Times New Roman" w:hAnsiTheme="majorHAnsi"/>
+      <w:rFonts w:ascii="Times New Roman" w:asciiTheme="majorHAnsi" w:cstheme="majorBidi" w:eastAsia="黑体" w:hAnsi="Times New Roman" w:hAnsiTheme="majorHAnsi"/>
       <w:b/>
       <w:bCs/>
       <w:color w:val="2E4E7E"/>
@@ -3360,7 +3614,7 @@
       <w:outlineLvl w:val="2"/>
     </w:pPr>
     <w:rPr>
-      <w:rFonts w:ascii="Times New Roman" w:asciiTheme="majorHAnsi" w:cstheme="majorBidi" w:eastAsia="黑体" w:eastAsiaTheme="majorEastAsia" w:hAnsi="Times New Roman" w:hAnsiTheme="majorHAnsi"/>
+      <w:rFonts w:ascii="Times New Roman" w:asciiTheme="majorHAnsi" w:cstheme="majorBidi" w:eastAsia="黑体" w:hAnsi="Times New Roman" w:hAnsiTheme="majorHAnsi"/>
       <w:b/>
       <w:bCs/>
       <w:color w:val="2E4E7E"/>
@@ -3384,7 +3638,7 @@
       <w:outlineLvl w:val="3"/>
     </w:pPr>
     <w:rPr>
-      <w:rFonts w:ascii="Times New Roman" w:asciiTheme="majorHAnsi" w:cstheme="majorBidi" w:eastAsia="黑体" w:eastAsiaTheme="majorEastAsia" w:hAnsi="Times New Roman" w:hAnsiTheme="majorHAnsi"/>
+      <w:rFonts w:ascii="Times New Roman" w:asciiTheme="majorHAnsi" w:cstheme="majorBidi" w:eastAsia="黑体" w:hAnsi="Times New Roman" w:hAnsiTheme="majorHAnsi"/>
       <w:b/>
       <w:bCs/>
       <w:i/>
@@ -3410,7 +3664,7 @@
       <w:outlineLvl w:val="4"/>
     </w:pPr>
     <w:rPr>
-      <w:rFonts w:ascii="Times New Roman" w:asciiTheme="majorHAnsi" w:cstheme="majorBidi" w:eastAsia="黑体" w:eastAsiaTheme="majorEastAsia" w:hAnsi="Times New Roman" w:hAnsiTheme="majorHAnsi"/>
+      <w:rFonts w:ascii="Times New Roman" w:asciiTheme="majorHAnsi" w:cstheme="majorBidi" w:eastAsia="黑体" w:hAnsi="Times New Roman" w:hAnsiTheme="majorHAnsi"/>
       <w:b/>
       <w:color w:val="333333"/>
       <w:sz w:val="22"/>
@@ -3433,7 +3687,7 @@
       <w:outlineLvl w:val="5"/>
     </w:pPr>
     <w:rPr>
-      <w:rFonts w:asciiTheme="majorHAnsi" w:cstheme="majorBidi" w:eastAsiaTheme="majorEastAsia" w:hAnsiTheme="majorHAnsi"/>
+      <w:rFonts w:asciiTheme="majorHAnsi" w:cstheme="majorBidi" w:hAnsiTheme="majorHAnsi" w:eastAsia="黑体"/>
       <w:i/>
       <w:iCs/>
       <w:color w:themeColor="accent1" w:themeShade="7F" w:val="243F60"/>
@@ -3456,7 +3710,7 @@
       <w:outlineLvl w:val="6"/>
     </w:pPr>
     <w:rPr>
-      <w:rFonts w:asciiTheme="majorHAnsi" w:cstheme="majorBidi" w:eastAsiaTheme="majorEastAsia" w:hAnsiTheme="majorHAnsi"/>
+      <w:rFonts w:asciiTheme="majorHAnsi" w:cstheme="majorBidi" w:hAnsiTheme="majorHAnsi" w:eastAsia="黑体"/>
       <w:i/>
       <w:iCs/>
       <w:color w:themeColor="text1" w:themeTint="BF" w:val="404040"/>
@@ -3479,7 +3733,7 @@
       <w:outlineLvl w:val="7"/>
     </w:pPr>
     <w:rPr>
-      <w:rFonts w:asciiTheme="majorHAnsi" w:cstheme="majorBidi" w:eastAsiaTheme="majorEastAsia" w:hAnsiTheme="majorHAnsi"/>
+      <w:rFonts w:asciiTheme="majorHAnsi" w:cstheme="majorBidi" w:hAnsiTheme="majorHAnsi" w:eastAsia="黑体"/>
       <w:color w:themeColor="accent1" w:val="4F81BD"/>
       <w:sz w:val="20"/>
       <w:szCs w:val="20"/>
@@ -3502,7 +3756,7 @@
       <w:outlineLvl w:val="8"/>
     </w:pPr>
     <w:rPr>
-      <w:rFonts w:asciiTheme="majorHAnsi" w:cstheme="majorBidi" w:eastAsiaTheme="majorEastAsia" w:hAnsiTheme="majorHAnsi"/>
+      <w:rFonts w:asciiTheme="majorHAnsi" w:cstheme="majorBidi" w:hAnsiTheme="majorHAnsi" w:eastAsia="黑体"/>
       <w:i/>
       <w:iCs/>
       <w:color w:themeColor="text1" w:themeTint="BF" w:val="404040"/>
@@ -3553,7 +3807,7 @@
     <w:uiPriority w:val="9"/>
     <w:rsid w:val="00FC693F"/>
     <w:rPr>
-      <w:rFonts w:asciiTheme="majorHAnsi" w:cstheme="majorBidi" w:eastAsiaTheme="majorEastAsia" w:hAnsiTheme="majorHAnsi"/>
+      <w:rFonts w:asciiTheme="majorHAnsi" w:cstheme="majorBidi" w:hAnsiTheme="majorHAnsi" w:eastAsia="黑体"/>
       <w:b/>
       <w:bCs/>
       <w:color w:themeColor="accent1" w:themeShade="BF" w:val="365F91"/>
@@ -3568,7 +3822,7 @@
     <w:uiPriority w:val="9"/>
     <w:rsid w:val="00FC693F"/>
     <w:rPr>
-      <w:rFonts w:asciiTheme="majorHAnsi" w:cstheme="majorBidi" w:eastAsiaTheme="majorEastAsia" w:hAnsiTheme="majorHAnsi"/>
+      <w:rFonts w:asciiTheme="majorHAnsi" w:cstheme="majorBidi" w:hAnsiTheme="majorHAnsi" w:eastAsia="黑体"/>
       <w:b/>
       <w:bCs/>
       <w:color w:themeColor="accent1" w:val="4F81BD"/>
@@ -3583,7 +3837,7 @@
     <w:uiPriority w:val="9"/>
     <w:rsid w:val="00FC693F"/>
     <w:rPr>
-      <w:rFonts w:asciiTheme="majorHAnsi" w:cstheme="majorBidi" w:eastAsiaTheme="majorEastAsia" w:hAnsiTheme="majorHAnsi"/>
+      <w:rFonts w:asciiTheme="majorHAnsi" w:cstheme="majorBidi" w:hAnsiTheme="majorHAnsi" w:eastAsia="黑体"/>
       <w:b/>
       <w:bCs/>
       <w:color w:themeColor="accent1" w:val="4F81BD"/>
@@ -3606,7 +3860,7 @@
       <w:contextualSpacing/>
     </w:pPr>
     <w:rPr>
-      <w:rFonts w:ascii="Times New Roman" w:asciiTheme="majorHAnsi" w:cstheme="majorBidi" w:eastAsia="黑体" w:eastAsiaTheme="majorEastAsia" w:hAnsi="Times New Roman" w:hAnsiTheme="majorHAnsi"/>
+      <w:rFonts w:ascii="Times New Roman" w:asciiTheme="majorHAnsi" w:cstheme="majorBidi" w:eastAsia="黑体" w:hAnsi="Times New Roman" w:hAnsiTheme="majorHAnsi"/>
       <w:b/>
       <w:color w:val="1F3864"/>
       <w:spacing w:val="5"/>
@@ -3622,7 +3876,7 @@
     <w:uiPriority w:val="10"/>
     <w:rsid w:val="00FC693F"/>
     <w:rPr>
-      <w:rFonts w:asciiTheme="majorHAnsi" w:cstheme="majorBidi" w:eastAsiaTheme="majorEastAsia" w:hAnsiTheme="majorHAnsi"/>
+      <w:rFonts w:asciiTheme="majorHAnsi" w:cstheme="majorBidi" w:hAnsiTheme="majorHAnsi" w:eastAsia="黑体"/>
       <w:color w:themeColor="text2" w:themeShade="BF" w:val="17365D"/>
       <w:spacing w:val="5"/>
       <w:kern w:val="28"/>
@@ -3644,7 +3898,7 @@
       </w:numPr>
     </w:pPr>
     <w:rPr>
-      <w:rFonts w:asciiTheme="majorHAnsi" w:cstheme="majorBidi" w:eastAsiaTheme="majorEastAsia" w:hAnsiTheme="majorHAnsi"/>
+      <w:rFonts w:asciiTheme="majorHAnsi" w:cstheme="majorBidi" w:hAnsiTheme="majorHAnsi" w:eastAsia="黑体"/>
       <w:i/>
       <w:iCs/>
       <w:color w:themeColor="accent1" w:val="4F81BD"/>
@@ -3660,7 +3914,7 @@
     <w:uiPriority w:val="11"/>
     <w:rsid w:val="00FC693F"/>
     <w:rPr>
-      <w:rFonts w:asciiTheme="majorHAnsi" w:cstheme="majorBidi" w:eastAsiaTheme="majorEastAsia" w:hAnsiTheme="majorHAnsi"/>
+      <w:rFonts w:asciiTheme="majorHAnsi" w:cstheme="majorBidi" w:hAnsiTheme="majorHAnsi" w:eastAsia="黑体"/>
       <w:i/>
       <w:iCs/>
       <w:color w:themeColor="accent1" w:val="4F81BD"/>
@@ -3727,6 +3981,7 @@
       <w:spacing w:after="120"/>
     </w:pPr>
     <w:rPr>
+      <w:rFonts w:eastAsia="黑体"/>
       <w:sz w:val="16"/>
       <w:szCs w:val="16"/>
     </w:rPr>
@@ -3738,6 +3993,7 @@
     <w:uiPriority w:val="99"/>
     <w:rsid w:val="00AA1D8D"/>
     <w:rPr>
+      <w:rFonts w:eastAsia="黑体"/>
       <w:sz w:val="16"/>
       <w:szCs w:val="16"/>
     </w:rPr>
@@ -3907,7 +4163,7 @@
       </w:tabs>
     </w:pPr>
     <w:rPr>
-      <w:rFonts w:ascii="Courier" w:hAnsi="Courier"/>
+      <w:rFonts w:ascii="Courier" w:hAnsi="Courier" w:eastAsia="黑体"/>
       <w:sz w:val="20"/>
       <w:szCs w:val="20"/>
     </w:rPr>
@@ -3919,7 +4175,7 @@
     <w:uiPriority w:val="99"/>
     <w:rsid w:val="0029639D"/>
     <w:rPr>
-      <w:rFonts w:ascii="Courier" w:hAnsi="Courier"/>
+      <w:rFonts w:ascii="Courier" w:hAnsi="Courier" w:eastAsia="黑体"/>
       <w:sz w:val="20"/>
       <w:szCs w:val="20"/>
     </w:rPr>
@@ -3955,6 +4211,7 @@
     <w:uiPriority w:val="29"/>
     <w:rsid w:val="00FC693F"/>
     <w:rPr>
+      <w:rFonts w:eastAsia="黑体"/>
       <w:i/>
       <w:iCs/>
       <w:color w:themeColor="text1" w:val="000000"/>
@@ -3968,7 +4225,7 @@
     <w:semiHidden/>
     <w:rsid w:val="00FC693F"/>
     <w:rPr>
-      <w:rFonts w:asciiTheme="majorHAnsi" w:cstheme="majorBidi" w:eastAsiaTheme="majorEastAsia" w:hAnsiTheme="majorHAnsi"/>
+      <w:rFonts w:asciiTheme="majorHAnsi" w:cstheme="majorBidi" w:hAnsiTheme="majorHAnsi" w:eastAsia="黑体"/>
       <w:b/>
       <w:bCs/>
       <w:i/>
@@ -3984,7 +4241,7 @@
     <w:semiHidden/>
     <w:rsid w:val="00FC693F"/>
     <w:rPr>
-      <w:rFonts w:asciiTheme="majorHAnsi" w:cstheme="majorBidi" w:eastAsiaTheme="majorEastAsia" w:hAnsiTheme="majorHAnsi"/>
+      <w:rFonts w:asciiTheme="majorHAnsi" w:cstheme="majorBidi" w:hAnsiTheme="majorHAnsi" w:eastAsia="黑体"/>
       <w:color w:themeColor="accent1" w:themeShade="7F" w:val="243F60"/>
     </w:rPr>
   </w:style>
@@ -3996,7 +4253,7 @@
     <w:semiHidden/>
     <w:rsid w:val="00FC693F"/>
     <w:rPr>
-      <w:rFonts w:asciiTheme="majorHAnsi" w:cstheme="majorBidi" w:eastAsiaTheme="majorEastAsia" w:hAnsiTheme="majorHAnsi"/>
+      <w:rFonts w:asciiTheme="majorHAnsi" w:cstheme="majorBidi" w:hAnsiTheme="majorHAnsi" w:eastAsia="黑体"/>
       <w:i/>
       <w:iCs/>
       <w:color w:themeColor="accent1" w:themeShade="7F" w:val="243F60"/>
@@ -4010,7 +4267,7 @@
     <w:semiHidden/>
     <w:rsid w:val="00FC693F"/>
     <w:rPr>
-      <w:rFonts w:asciiTheme="majorHAnsi" w:cstheme="majorBidi" w:eastAsiaTheme="majorEastAsia" w:hAnsiTheme="majorHAnsi"/>
+      <w:rFonts w:asciiTheme="majorHAnsi" w:cstheme="majorBidi" w:hAnsiTheme="majorHAnsi" w:eastAsia="黑体"/>
       <w:i/>
       <w:iCs/>
       <w:color w:themeColor="text1" w:themeTint="BF" w:val="404040"/>
@@ -4024,7 +4281,7 @@
     <w:semiHidden/>
     <w:rsid w:val="00FC693F"/>
     <w:rPr>
-      <w:rFonts w:asciiTheme="majorHAnsi" w:cstheme="majorBidi" w:eastAsiaTheme="majorEastAsia" w:hAnsiTheme="majorHAnsi"/>
+      <w:rFonts w:asciiTheme="majorHAnsi" w:cstheme="majorBidi" w:hAnsiTheme="majorHAnsi" w:eastAsia="黑体"/>
       <w:color w:themeColor="accent1" w:val="4F81BD"/>
       <w:sz w:val="20"/>
       <w:szCs w:val="20"/>
@@ -4038,7 +4295,7 @@
     <w:semiHidden/>
     <w:rsid w:val="00FC693F"/>
     <w:rPr>
-      <w:rFonts w:asciiTheme="majorHAnsi" w:cstheme="majorBidi" w:eastAsiaTheme="majorEastAsia" w:hAnsiTheme="majorHAnsi"/>
+      <w:rFonts w:asciiTheme="majorHAnsi" w:cstheme="majorBidi" w:hAnsiTheme="majorHAnsi" w:eastAsia="黑体"/>
       <w:i/>
       <w:iCs/>
       <w:color w:themeColor="text1" w:themeTint="BF" w:val="404040"/>
@@ -4059,6 +4316,7 @@
       <w:spacing w:line="240" w:lineRule="auto"/>
     </w:pPr>
     <w:rPr>
+      <w:rFonts w:eastAsia="黑体"/>
       <w:b/>
       <w:bCs/>
       <w:color w:themeColor="accent1" w:val="4F81BD"/>
@@ -4073,6 +4331,7 @@
     <w:qFormat/>
     <w:rsid w:val="00FC693F"/>
     <w:rPr>
+      <w:rFonts w:eastAsia="黑体"/>
       <w:b/>
       <w:bCs/>
     </w:rPr>
@@ -4084,6 +4343,7 @@
     <w:qFormat/>
     <w:rsid w:val="00FC693F"/>
     <w:rPr>
+      <w:rFonts w:eastAsia="黑体"/>
       <w:i/>
       <w:iCs/>
     </w:rPr>
@@ -4104,6 +4364,7 @@
       <w:ind w:left="936" w:right="936"/>
     </w:pPr>
     <w:rPr>
+      <w:rFonts w:eastAsia="黑体"/>
       <w:b/>
       <w:bCs/>
       <w:i/>
@@ -4118,6 +4379,7 @@
     <w:uiPriority w:val="30"/>
     <w:rsid w:val="00FC693F"/>
     <w:rPr>
+      <w:rFonts w:eastAsia="黑体"/>
       <w:b/>
       <w:bCs/>
       <w:i/>
@@ -4132,6 +4394,7 @@
     <w:qFormat/>
     <w:rsid w:val="00FC693F"/>
     <w:rPr>
+      <w:rFonts w:eastAsia="黑体"/>
       <w:i/>
       <w:iCs/>
       <w:color w:themeColor="text1" w:themeTint="7F" w:val="808080"/>
@@ -4144,6 +4407,7 @@
     <w:qFormat/>
     <w:rsid w:val="00FC693F"/>
     <w:rPr>
+      <w:rFonts w:eastAsia="黑体"/>
       <w:b/>
       <w:bCs/>
       <w:i/>
@@ -4158,6 +4422,7 @@
     <w:qFormat/>
     <w:rsid w:val="00FC693F"/>
     <w:rPr>
+      <w:rFonts w:eastAsia="黑体"/>
       <w:smallCaps/>
       <w:color w:themeColor="accent2" w:val="C0504D"/>
       <w:u w:val="single"/>
@@ -4170,6 +4435,7 @@
     <w:qFormat/>
     <w:rsid w:val="00FC693F"/>
     <w:rPr>
+      <w:rFonts w:eastAsia="黑体"/>
       <w:b/>
       <w:bCs/>
       <w:smallCaps/>
@@ -4185,6 +4451,7 @@
     <w:qFormat/>
     <w:rsid w:val="00FC693F"/>
     <w:rPr>
+      <w:rFonts w:eastAsia="黑体"/>
       <w:b/>
       <w:bCs/>
       <w:smallCaps/>
@@ -4239,6 +4506,7 @@
       <w:spacing w:after="0" w:line="240" w:lineRule="auto"/>
     </w:pPr>
     <w:rPr>
+      <w:rFonts w:eastAsia="黑体"/>
       <w:color w:themeColor="text1" w:themeShade="BF" w:val="000000"/>
     </w:rPr>
     <w:tblPr>
@@ -4261,6 +4529,7 @@
         <w:spacing w:after="0" w:before="0" w:line="240" w:lineRule="auto"/>
       </w:pPr>
       <w:rPr>
+        <w:rFonts w:eastAsia="黑体"/>
         <w:b/>
         <w:bCs/>
       </w:rPr>
@@ -4281,6 +4550,7 @@
         <w:spacing w:after="0" w:before="0" w:line="240" w:lineRule="auto"/>
       </w:pPr>
       <w:rPr>
+        <w:rFonts w:eastAsia="黑体"/>
         <w:b/>
         <w:bCs/>
       </w:rPr>
@@ -4298,12 +4568,14 @@
     </w:tblStylePr>
     <w:tblStylePr w:type="firstCol">
       <w:rPr>
+        <w:rFonts w:eastAsia="黑体"/>
         <w:b/>
         <w:bCs/>
       </w:rPr>
     </w:tblStylePr>
     <w:tblStylePr w:type="lastCol">
       <w:rPr>
+        <w:rFonts w:eastAsia="黑体"/>
         <w:b/>
         <w:bCs/>
       </w:rPr>
@@ -4342,6 +4614,7 @@
       <w:spacing w:after="0" w:line="240" w:lineRule="auto"/>
     </w:pPr>
     <w:rPr>
+      <w:rFonts w:eastAsia="黑体"/>
       <w:color w:themeColor="accent1" w:themeShade="BF" w:val="365F91"/>
     </w:rPr>
     <w:tblPr>
@@ -4364,6 +4637,7 @@
         <w:spacing w:after="0" w:before="0" w:line="240" w:lineRule="auto"/>
       </w:pPr>
       <w:rPr>
+        <w:rFonts w:eastAsia="黑体"/>
         <w:b/>
         <w:bCs/>
       </w:rPr>
@@ -4384,6 +4658,7 @@
         <w:spacing w:after="0" w:before="0" w:line="240" w:lineRule="auto"/>
       </w:pPr>
       <w:rPr>
+        <w:rFonts w:eastAsia="黑体"/>
         <w:b/>
         <w:bCs/>
       </w:rPr>
@@ -4401,12 +4676,14 @@
     </w:tblStylePr>
     <w:tblStylePr w:type="firstCol">
       <w:rPr>
+        <w:rFonts w:eastAsia="黑体"/>
         <w:b/>
         <w:bCs/>
       </w:rPr>
     </w:tblStylePr>
     <w:tblStylePr w:type="lastCol">
       <w:rPr>
+        <w:rFonts w:eastAsia="黑体"/>
         <w:b/>
         <w:bCs/>
       </w:rPr>
@@ -4445,6 +4722,7 @@
       <w:spacing w:after="0" w:line="240" w:lineRule="auto"/>
     </w:pPr>
     <w:rPr>
+      <w:rFonts w:eastAsia="黑体"/>
       <w:color w:themeColor="accent2" w:themeShade="BF" w:val="943634"/>
     </w:rPr>
     <w:tblPr>
@@ -4467,6 +4745,7 @@
         <w:spacing w:after="0" w:before="0" w:line="240" w:lineRule="auto"/>
       </w:pPr>
       <w:rPr>
+        <w:rFonts w:eastAsia="黑体"/>
         <w:b/>
         <w:bCs/>
       </w:rPr>
@@ -4487,6 +4766,7 @@
         <w:spacing w:after="0" w:before="0" w:line="240" w:lineRule="auto"/>
       </w:pPr>
       <w:rPr>
+        <w:rFonts w:eastAsia="黑体"/>
         <w:b/>
         <w:bCs/>
       </w:rPr>
@@ -4504,12 +4784,14 @@
     </w:tblStylePr>
     <w:tblStylePr w:type="firstCol">
       <w:rPr>
+        <w:rFonts w:eastAsia="黑体"/>
         <w:b/>
         <w:bCs/>
       </w:rPr>
     </w:tblStylePr>
     <w:tblStylePr w:type="lastCol">
       <w:rPr>
+        <w:rFonts w:eastAsia="黑体"/>
         <w:b/>
         <w:bCs/>
       </w:rPr>
@@ -4548,6 +4830,7 @@
       <w:spacing w:after="0" w:line="240" w:lineRule="auto"/>
     </w:pPr>
     <w:rPr>
+      <w:rFonts w:eastAsia="黑体"/>
       <w:color w:themeColor="accent3" w:themeShade="BF" w:val="76923C"/>
     </w:rPr>
     <w:tblPr>
@@ -4570,6 +4853,7 @@
         <w:spacing w:after="0" w:before="0" w:line="240" w:lineRule="auto"/>
       </w:pPr>
       <w:rPr>
+        <w:rFonts w:eastAsia="黑体"/>
         <w:b/>
         <w:bCs/>
       </w:rPr>
@@ -4590,6 +4874,7 @@
         <w:spacing w:after="0" w:before="0" w:line="240" w:lineRule="auto"/>
       </w:pPr>
       <w:rPr>
+        <w:rFonts w:eastAsia="黑体"/>
         <w:b/>
         <w:bCs/>
       </w:rPr>
@@ -4607,12 +4892,14 @@
     </w:tblStylePr>
     <w:tblStylePr w:type="firstCol">
       <w:rPr>
+        <w:rFonts w:eastAsia="黑体"/>
         <w:b/>
         <w:bCs/>
       </w:rPr>
     </w:tblStylePr>
     <w:tblStylePr w:type="lastCol">
       <w:rPr>
+        <w:rFonts w:eastAsia="黑体"/>
         <w:b/>
         <w:bCs/>
       </w:rPr>
@@ -4651,6 +4938,7 @@
       <w:spacing w:after="0" w:line="240" w:lineRule="auto"/>
     </w:pPr>
     <w:rPr>
+      <w:rFonts w:eastAsia="黑体"/>
       <w:color w:themeColor="accent4" w:themeShade="BF" w:val="5F497A"/>
     </w:rPr>
     <w:tblPr>
@@ -4673,6 +4961,7 @@
         <w:spacing w:after="0" w:before="0" w:line="240" w:lineRule="auto"/>
       </w:pPr>
       <w:rPr>
+        <w:rFonts w:eastAsia="黑体"/>
         <w:b/>
         <w:bCs/>
       </w:rPr>
@@ -4693,6 +4982,7 @@
         <w:spacing w:after="0" w:before="0" w:line="240" w:lineRule="auto"/>
       </w:pPr>
       <w:rPr>
+        <w:rFonts w:eastAsia="黑体"/>
         <w:b/>
         <w:bCs/>
       </w:rPr>
@@ -4710,12 +5000,14 @@
     </w:tblStylePr>
     <w:tblStylePr w:type="firstCol">
       <w:rPr>
+        <w:rFonts w:eastAsia="黑体"/>
         <w:b/>
         <w:bCs/>
       </w:rPr>
     </w:tblStylePr>
     <w:tblStylePr w:type="lastCol">
       <w:rPr>
+        <w:rFonts w:eastAsia="黑体"/>
         <w:b/>
         <w:bCs/>
       </w:rPr>
@@ -4754,6 +5046,7 @@
       <w:spacing w:after="0" w:line="240" w:lineRule="auto"/>
     </w:pPr>
     <w:rPr>
+      <w:rFonts w:eastAsia="黑体"/>
       <w:color w:themeColor="accent5" w:themeShade="BF" w:val="31849B"/>
     </w:rPr>
     <w:tblPr>
@@ -4776,6 +5069,7 @@
         <w:spacing w:after="0" w:before="0" w:line="240" w:lineRule="auto"/>
       </w:pPr>
       <w:rPr>
+        <w:rFonts w:eastAsia="黑体"/>
         <w:b/>
         <w:bCs/>
       </w:rPr>
@@ -4796,6 +5090,7 @@
         <w:spacing w:after="0" w:before="0" w:line="240" w:lineRule="auto"/>
       </w:pPr>
       <w:rPr>
+        <w:rFonts w:eastAsia="黑体"/>
         <w:b/>
         <w:bCs/>
       </w:rPr>
@@ -4813,12 +5108,14 @@
     </w:tblStylePr>
     <w:tblStylePr w:type="firstCol">
       <w:rPr>
+        <w:rFonts w:eastAsia="黑体"/>
         <w:b/>
         <w:bCs/>
       </w:rPr>
     </w:tblStylePr>
     <w:tblStylePr w:type="lastCol">
       <w:rPr>
+        <w:rFonts w:eastAsia="黑体"/>
         <w:b/>
         <w:bCs/>
       </w:rPr>
@@ -4857,6 +5154,7 @@
       <w:spacing w:after="0" w:line="240" w:lineRule="auto"/>
     </w:pPr>
     <w:rPr>
+      <w:rFonts w:eastAsia="黑体"/>
       <w:color w:themeColor="accent6" w:themeShade="BF" w:val="E36C0A"/>
     </w:rPr>
     <w:tblPr>
@@ -4879,6 +5177,7 @@
         <w:spacing w:after="0" w:before="0" w:line="240" w:lineRule="auto"/>
       </w:pPr>
       <w:rPr>
+        <w:rFonts w:eastAsia="黑体"/>
         <w:b/>
         <w:bCs/>
       </w:rPr>
@@ -4899,6 +5198,7 @@
         <w:spacing w:after="0" w:before="0" w:line="240" w:lineRule="auto"/>
       </w:pPr>
       <w:rPr>
+        <w:rFonts w:eastAsia="黑体"/>
         <w:b/>
         <w:bCs/>
       </w:rPr>
@@ -4916,12 +5216,14 @@
     </w:tblStylePr>
     <w:tblStylePr w:type="firstCol">
       <w:rPr>
+        <w:rFonts w:eastAsia="黑体"/>
         <w:b/>
         <w:bCs/>
       </w:rPr>
     </w:tblStylePr>
     <w:tblStylePr w:type="lastCol">
       <w:rPr>
+        <w:rFonts w:eastAsia="黑体"/>
         <w:b/>
         <w:bCs/>
       </w:rPr>
@@ -4981,6 +5283,7 @@
         <w:spacing w:after="0" w:before="0" w:line="240" w:lineRule="auto"/>
       </w:pPr>
       <w:rPr>
+        <w:rFonts w:eastAsia="黑体"/>
         <w:b/>
         <w:bCs/>
         <w:color w:themeColor="background1" w:val="FFFFFF"/>
@@ -4995,6 +5298,7 @@
         <w:spacing w:after="0" w:before="0" w:line="240" w:lineRule="auto"/>
       </w:pPr>
       <w:rPr>
+        <w:rFonts w:eastAsia="黑体"/>
         <w:b/>
         <w:bCs/>
       </w:rPr>
@@ -5010,12 +5314,14 @@
     </w:tblStylePr>
     <w:tblStylePr w:type="firstCol">
       <w:rPr>
+        <w:rFonts w:eastAsia="黑体"/>
         <w:b/>
         <w:bCs/>
       </w:rPr>
     </w:tblStylePr>
     <w:tblStylePr w:type="lastCol">
       <w:rPr>
+        <w:rFonts w:eastAsia="黑体"/>
         <w:b/>
         <w:bCs/>
       </w:rPr>
@@ -5073,6 +5379,7 @@
         <w:spacing w:after="0" w:before="0" w:line="240" w:lineRule="auto"/>
       </w:pPr>
       <w:rPr>
+        <w:rFonts w:eastAsia="黑体"/>
         <w:b/>
         <w:bCs/>
         <w:color w:themeColor="background1" w:val="FFFFFF"/>
@@ -5087,6 +5394,7 @@
         <w:spacing w:after="0" w:before="0" w:line="240" w:lineRule="auto"/>
       </w:pPr>
       <w:rPr>
+        <w:rFonts w:eastAsia="黑体"/>
         <w:b/>
         <w:bCs/>
       </w:rPr>
@@ -5102,12 +5410,14 @@
     </w:tblStylePr>
     <w:tblStylePr w:type="firstCol">
       <w:rPr>
+        <w:rFonts w:eastAsia="黑体"/>
         <w:b/>
         <w:bCs/>
       </w:rPr>
     </w:tblStylePr>
     <w:tblStylePr w:type="lastCol">
       <w:rPr>
+        <w:rFonts w:eastAsia="黑体"/>
         <w:b/>
         <w:bCs/>
       </w:rPr>
@@ -5165,6 +5475,7 @@
         <w:spacing w:after="0" w:before="0" w:line="240" w:lineRule="auto"/>
       </w:pPr>
       <w:rPr>
+        <w:rFonts w:eastAsia="黑体"/>
         <w:b/>
         <w:bCs/>
         <w:color w:themeColor="background1" w:val="FFFFFF"/>
@@ -5179,6 +5490,7 @@
         <w:spacing w:after="0" w:before="0" w:line="240" w:lineRule="auto"/>
       </w:pPr>
       <w:rPr>
+        <w:rFonts w:eastAsia="黑体"/>
         <w:b/>
         <w:bCs/>
       </w:rPr>
@@ -5194,12 +5506,14 @@
     </w:tblStylePr>
     <w:tblStylePr w:type="firstCol">
       <w:rPr>
+        <w:rFonts w:eastAsia="黑体"/>
         <w:b/>
         <w:bCs/>
       </w:rPr>
     </w:tblStylePr>
     <w:tblStylePr w:type="lastCol">
       <w:rPr>
+        <w:rFonts w:eastAsia="黑体"/>
         <w:b/>
         <w:bCs/>
       </w:rPr>
@@ -5257,6 +5571,7 @@
         <w:spacing w:after="0" w:before="0" w:line="240" w:lineRule="auto"/>
       </w:pPr>
       <w:rPr>
+        <w:rFonts w:eastAsia="黑体"/>
         <w:b/>
         <w:bCs/>
         <w:color w:themeColor="background1" w:val="FFFFFF"/>
@@ -5271,6 +5586,7 @@
         <w:spacing w:after="0" w:before="0" w:line="240" w:lineRule="auto"/>
       </w:pPr>
       <w:rPr>
+        <w:rFonts w:eastAsia="黑体"/>
         <w:b/>
         <w:bCs/>
       </w:rPr>
@@ -5286,12 +5602,14 @@
     </w:tblStylePr>
     <w:tblStylePr w:type="firstCol">
       <w:rPr>
+        <w:rFonts w:eastAsia="黑体"/>
         <w:b/>
         <w:bCs/>
       </w:rPr>
     </w:tblStylePr>
     <w:tblStylePr w:type="lastCol">
       <w:rPr>
+        <w:rFonts w:eastAsia="黑体"/>
         <w:b/>
         <w:bCs/>
       </w:rPr>
@@ -5349,6 +5667,7 @@
         <w:spacing w:after="0" w:before="0" w:line="240" w:lineRule="auto"/>
       </w:pPr>
       <w:rPr>
+        <w:rFonts w:eastAsia="黑体"/>
         <w:b/>
         <w:bCs/>
         <w:color w:themeColor="background1" w:val="FFFFFF"/>
@@ -5363,6 +5682,7 @@
         <w:spacing w:after="0" w:before="0" w:line="240" w:lineRule="auto"/>
       </w:pPr>
       <w:rPr>
+        <w:rFonts w:eastAsia="黑体"/>
         <w:b/>
         <w:bCs/>
       </w:rPr>
@@ -5378,12 +5698,14 @@
     </w:tblStylePr>
     <w:tblStylePr w:type="firstCol">
       <w:rPr>
+        <w:rFonts w:eastAsia="黑体"/>
         <w:b/>
         <w:bCs/>
       </w:rPr>
     </w:tblStylePr>
     <w:tblStylePr w:type="lastCol">
       <w:rPr>
+        <w:rFonts w:eastAsia="黑体"/>
         <w:b/>
         <w:bCs/>
       </w:rPr>
@@ -5441,6 +5763,7 @@
         <w:spacing w:after="0" w:before="0" w:line="240" w:lineRule="auto"/>
       </w:pPr>
       <w:rPr>
+        <w:rFonts w:eastAsia="黑体"/>
         <w:b/>
         <w:bCs/>
         <w:color w:themeColor="background1" w:val="FFFFFF"/>
@@ -5455,6 +5778,7 @@
         <w:spacing w:after="0" w:before="0" w:line="240" w:lineRule="auto"/>
       </w:pPr>
       <w:rPr>
+        <w:rFonts w:eastAsia="黑体"/>
         <w:b/>
         <w:bCs/>
       </w:rPr>
@@ -5470,12 +5794,14 @@
     </w:tblStylePr>
     <w:tblStylePr w:type="firstCol">
       <w:rPr>
+        <w:rFonts w:eastAsia="黑体"/>
         <w:b/>
         <w:bCs/>
       </w:rPr>
     </w:tblStylePr>
     <w:tblStylePr w:type="lastCol">
       <w:rPr>
+        <w:rFonts w:eastAsia="黑体"/>
         <w:b/>
         <w:bCs/>
       </w:rPr>
@@ -5533,6 +5859,7 @@
         <w:spacing w:after="0" w:before="0" w:line="240" w:lineRule="auto"/>
       </w:pPr>
       <w:rPr>
+        <w:rFonts w:eastAsia="黑体"/>
         <w:b/>
         <w:bCs/>
         <w:color w:themeColor="background1" w:val="FFFFFF"/>
@@ -5547,6 +5874,7 @@
         <w:spacing w:after="0" w:before="0" w:line="240" w:lineRule="auto"/>
       </w:pPr>
       <w:rPr>
+        <w:rFonts w:eastAsia="黑体"/>
         <w:b/>
         <w:bCs/>
       </w:rPr>
@@ -5562,12 +5890,14 @@
     </w:tblStylePr>
     <w:tblStylePr w:type="firstCol">
       <w:rPr>
+        <w:rFonts w:eastAsia="黑体"/>
         <w:b/>
         <w:bCs/>
       </w:rPr>
     </w:tblStylePr>
     <w:tblStylePr w:type="lastCol">
       <w:rPr>
+        <w:rFonts w:eastAsia="黑体"/>
         <w:b/>
         <w:bCs/>
       </w:rPr>
@@ -5627,7 +5957,7 @@
         <w:spacing w:after="0" w:before="0" w:line="240" w:lineRule="auto"/>
       </w:pPr>
       <w:rPr>
-        <w:rFonts w:asciiTheme="majorHAnsi" w:cstheme="majorBidi" w:eastAsiaTheme="majorEastAsia" w:hAnsiTheme="majorHAnsi"/>
+        <w:rFonts w:asciiTheme="majorHAnsi" w:cstheme="majorBidi" w:hAnsiTheme="majorHAnsi" w:eastAsia="黑体"/>
         <w:b/>
         <w:bCs/>
       </w:rPr>
@@ -5648,7 +5978,7 @@
         <w:spacing w:after="0" w:before="0" w:line="240" w:lineRule="auto"/>
       </w:pPr>
       <w:rPr>
-        <w:rFonts w:asciiTheme="majorHAnsi" w:cstheme="majorBidi" w:eastAsiaTheme="majorEastAsia" w:hAnsiTheme="majorHAnsi"/>
+        <w:rFonts w:asciiTheme="majorHAnsi" w:cstheme="majorBidi" w:hAnsiTheme="majorHAnsi" w:eastAsia="黑体"/>
         <w:b/>
         <w:bCs/>
       </w:rPr>
@@ -5666,14 +5996,14 @@
     </w:tblStylePr>
     <w:tblStylePr w:type="firstCol">
       <w:rPr>
-        <w:rFonts w:asciiTheme="majorHAnsi" w:cstheme="majorBidi" w:eastAsiaTheme="majorEastAsia" w:hAnsiTheme="majorHAnsi"/>
+        <w:rFonts w:asciiTheme="majorHAnsi" w:cstheme="majorBidi" w:hAnsiTheme="majorHAnsi" w:eastAsia="黑体"/>
         <w:b/>
         <w:bCs/>
       </w:rPr>
     </w:tblStylePr>
     <w:tblStylePr w:type="lastCol">
       <w:rPr>
-        <w:rFonts w:asciiTheme="majorHAnsi" w:cstheme="majorBidi" w:eastAsiaTheme="majorEastAsia" w:hAnsiTheme="majorHAnsi"/>
+        <w:rFonts w:asciiTheme="majorHAnsi" w:cstheme="majorBidi" w:hAnsiTheme="majorHAnsi" w:eastAsia="黑体"/>
         <w:b/>
         <w:bCs/>
       </w:rPr>
@@ -5757,7 +6087,7 @@
         <w:spacing w:after="0" w:before="0" w:line="240" w:lineRule="auto"/>
       </w:pPr>
       <w:rPr>
-        <w:rFonts w:asciiTheme="majorHAnsi" w:cstheme="majorBidi" w:eastAsiaTheme="majorEastAsia" w:hAnsiTheme="majorHAnsi"/>
+        <w:rFonts w:asciiTheme="majorHAnsi" w:cstheme="majorBidi" w:hAnsiTheme="majorHAnsi" w:eastAsia="黑体"/>
         <w:b/>
         <w:bCs/>
       </w:rPr>
@@ -5778,7 +6108,7 @@
         <w:spacing w:after="0" w:before="0" w:line="240" w:lineRule="auto"/>
       </w:pPr>
       <w:rPr>
-        <w:rFonts w:asciiTheme="majorHAnsi" w:cstheme="majorBidi" w:eastAsiaTheme="majorEastAsia" w:hAnsiTheme="majorHAnsi"/>
+        <w:rFonts w:asciiTheme="majorHAnsi" w:cstheme="majorBidi" w:hAnsiTheme="majorHAnsi" w:eastAsia="黑体"/>
         <w:b/>
         <w:bCs/>
       </w:rPr>
@@ -5796,14 +6126,14 @@
     </w:tblStylePr>
     <w:tblStylePr w:type="firstCol">
       <w:rPr>
-        <w:rFonts w:asciiTheme="majorHAnsi" w:cstheme="majorBidi" w:eastAsiaTheme="majorEastAsia" w:hAnsiTheme="majorHAnsi"/>
+        <w:rFonts w:asciiTheme="majorHAnsi" w:cstheme="majorBidi" w:hAnsiTheme="majorHAnsi" w:eastAsia="黑体"/>
         <w:b/>
         <w:bCs/>
       </w:rPr>
     </w:tblStylePr>
     <w:tblStylePr w:type="lastCol">
       <w:rPr>
-        <w:rFonts w:asciiTheme="majorHAnsi" w:cstheme="majorBidi" w:eastAsiaTheme="majorEastAsia" w:hAnsiTheme="majorHAnsi"/>
+        <w:rFonts w:asciiTheme="majorHAnsi" w:cstheme="majorBidi" w:hAnsiTheme="majorHAnsi" w:eastAsia="黑体"/>
         <w:b/>
         <w:bCs/>
       </w:rPr>
@@ -5887,7 +6217,7 @@
         <w:spacing w:after="0" w:before="0" w:line="240" w:lineRule="auto"/>
       </w:pPr>
       <w:rPr>
-        <w:rFonts w:asciiTheme="majorHAnsi" w:cstheme="majorBidi" w:eastAsiaTheme="majorEastAsia" w:hAnsiTheme="majorHAnsi"/>
+        <w:rFonts w:asciiTheme="majorHAnsi" w:cstheme="majorBidi" w:hAnsiTheme="majorHAnsi" w:eastAsia="黑体"/>
         <w:b/>
         <w:bCs/>
       </w:rPr>
@@ -5908,7 +6238,7 @@
         <w:spacing w:after="0" w:before="0" w:line="240" w:lineRule="auto"/>
       </w:pPr>
       <w:rPr>
-        <w:rFonts w:asciiTheme="majorHAnsi" w:cstheme="majorBidi" w:eastAsiaTheme="majorEastAsia" w:hAnsiTheme="majorHAnsi"/>
+        <w:rFonts w:asciiTheme="majorHAnsi" w:cstheme="majorBidi" w:hAnsiTheme="majorHAnsi" w:eastAsia="黑体"/>
         <w:b/>
         <w:bCs/>
       </w:rPr>
@@ -5926,14 +6256,14 @@
     </w:tblStylePr>
     <w:tblStylePr w:type="firstCol">
       <w:rPr>
-        <w:rFonts w:asciiTheme="majorHAnsi" w:cstheme="majorBidi" w:eastAsiaTheme="majorEastAsia" w:hAnsiTheme="majorHAnsi"/>
+        <w:rFonts w:asciiTheme="majorHAnsi" w:cstheme="majorBidi" w:hAnsiTheme="majorHAnsi" w:eastAsia="黑体"/>
         <w:b/>
         <w:bCs/>
       </w:rPr>
     </w:tblStylePr>
     <w:tblStylePr w:type="lastCol">
       <w:rPr>
-        <w:rFonts w:asciiTheme="majorHAnsi" w:cstheme="majorBidi" w:eastAsiaTheme="majorEastAsia" w:hAnsiTheme="majorHAnsi"/>
+        <w:rFonts w:asciiTheme="majorHAnsi" w:cstheme="majorBidi" w:hAnsiTheme="majorHAnsi" w:eastAsia="黑体"/>
         <w:b/>
         <w:bCs/>
       </w:rPr>
@@ -6017,7 +6347,7 @@
         <w:spacing w:after="0" w:before="0" w:line="240" w:lineRule="auto"/>
       </w:pPr>
       <w:rPr>
-        <w:rFonts w:asciiTheme="majorHAnsi" w:cstheme="majorBidi" w:eastAsiaTheme="majorEastAsia" w:hAnsiTheme="majorHAnsi"/>
+        <w:rFonts w:asciiTheme="majorHAnsi" w:cstheme="majorBidi" w:hAnsiTheme="majorHAnsi" w:eastAsia="黑体"/>
         <w:b/>
         <w:bCs/>
       </w:rPr>
@@ -6038,7 +6368,7 @@
         <w:spacing w:after="0" w:before="0" w:line="240" w:lineRule="auto"/>
       </w:pPr>
       <w:rPr>
-        <w:rFonts w:asciiTheme="majorHAnsi" w:cstheme="majorBidi" w:eastAsiaTheme="majorEastAsia" w:hAnsiTheme="majorHAnsi"/>
+        <w:rFonts w:asciiTheme="majorHAnsi" w:cstheme="majorBidi" w:hAnsiTheme="majorHAnsi" w:eastAsia="黑体"/>
         <w:b/>
         <w:bCs/>
       </w:rPr>
@@ -6056,14 +6386,14 @@
     </w:tblStylePr>
     <w:tblStylePr w:type="firstCol">
       <w:rPr>
-        <w:rFonts w:asciiTheme="majorHAnsi" w:cstheme="majorBidi" w:eastAsiaTheme="majorEastAsia" w:hAnsiTheme="majorHAnsi"/>
+        <w:rFonts w:asciiTheme="majorHAnsi" w:cstheme="majorBidi" w:hAnsiTheme="majorHAnsi" w:eastAsia="黑体"/>
         <w:b/>
         <w:bCs/>
       </w:rPr>
     </w:tblStylePr>
     <w:tblStylePr w:type="lastCol">
       <w:rPr>
-        <w:rFonts w:asciiTheme="majorHAnsi" w:cstheme="majorBidi" w:eastAsiaTheme="majorEastAsia" w:hAnsiTheme="majorHAnsi"/>
+        <w:rFonts w:asciiTheme="majorHAnsi" w:cstheme="majorBidi" w:hAnsiTheme="majorHAnsi" w:eastAsia="黑体"/>
         <w:b/>
         <w:bCs/>
       </w:rPr>
@@ -6147,7 +6477,7 @@
         <w:spacing w:after="0" w:before="0" w:line="240" w:lineRule="auto"/>
       </w:pPr>
       <w:rPr>
-        <w:rFonts w:asciiTheme="majorHAnsi" w:cstheme="majorBidi" w:eastAsiaTheme="majorEastAsia" w:hAnsiTheme="majorHAnsi"/>
+        <w:rFonts w:asciiTheme="majorHAnsi" w:cstheme="majorBidi" w:hAnsiTheme="majorHAnsi" w:eastAsia="黑体"/>
         <w:b/>
         <w:bCs/>
       </w:rPr>
@@ -6168,7 +6498,7 @@
         <w:spacing w:after="0" w:before="0" w:line="240" w:lineRule="auto"/>
       </w:pPr>
       <w:rPr>
-        <w:rFonts w:asciiTheme="majorHAnsi" w:cstheme="majorBidi" w:eastAsiaTheme="majorEastAsia" w:hAnsiTheme="majorHAnsi"/>
+        <w:rFonts w:asciiTheme="majorHAnsi" w:cstheme="majorBidi" w:hAnsiTheme="majorHAnsi" w:eastAsia="黑体"/>
         <w:b/>
         <w:bCs/>
       </w:rPr>
@@ -6186,14 +6516,14 @@
     </w:tblStylePr>
     <w:tblStylePr w:type="firstCol">
       <w:rPr>
-        <w:rFonts w:asciiTheme="majorHAnsi" w:cstheme="majorBidi" w:eastAsiaTheme="majorEastAsia" w:hAnsiTheme="majorHAnsi"/>
+        <w:rFonts w:asciiTheme="majorHAnsi" w:cstheme="majorBidi" w:hAnsiTheme="majorHAnsi" w:eastAsia="黑体"/>
         <w:b/>
         <w:bCs/>
       </w:rPr>
     </w:tblStylePr>
     <w:tblStylePr w:type="lastCol">
       <w:rPr>
-        <w:rFonts w:asciiTheme="majorHAnsi" w:cstheme="majorBidi" w:eastAsiaTheme="majorEastAsia" w:hAnsiTheme="majorHAnsi"/>
+        <w:rFonts w:asciiTheme="majorHAnsi" w:cstheme="majorBidi" w:hAnsiTheme="majorHAnsi" w:eastAsia="黑体"/>
         <w:b/>
         <w:bCs/>
       </w:rPr>
@@ -6277,7 +6607,7 @@
         <w:spacing w:after="0" w:before="0" w:line="240" w:lineRule="auto"/>
       </w:pPr>
       <w:rPr>
-        <w:rFonts w:asciiTheme="majorHAnsi" w:cstheme="majorBidi" w:eastAsiaTheme="majorEastAsia" w:hAnsiTheme="majorHAnsi"/>
+        <w:rFonts w:asciiTheme="majorHAnsi" w:cstheme="majorBidi" w:hAnsiTheme="majorHAnsi" w:eastAsia="黑体"/>
         <w:b/>
         <w:bCs/>
       </w:rPr>
@@ -6298,7 +6628,7 @@
         <w:spacing w:after="0" w:before="0" w:line="240" w:lineRule="auto"/>
       </w:pPr>
       <w:rPr>
-        <w:rFonts w:asciiTheme="majorHAnsi" w:cstheme="majorBidi" w:eastAsiaTheme="majorEastAsia" w:hAnsiTheme="majorHAnsi"/>
+        <w:rFonts w:asciiTheme="majorHAnsi" w:cstheme="majorBidi" w:hAnsiTheme="majorHAnsi" w:eastAsia="黑体"/>
         <w:b/>
         <w:bCs/>
       </w:rPr>
@@ -6316,14 +6646,14 @@
     </w:tblStylePr>
     <w:tblStylePr w:type="firstCol">
       <w:rPr>
-        <w:rFonts w:asciiTheme="majorHAnsi" w:cstheme="majorBidi" w:eastAsiaTheme="majorEastAsia" w:hAnsiTheme="majorHAnsi"/>
+        <w:rFonts w:asciiTheme="majorHAnsi" w:cstheme="majorBidi" w:hAnsiTheme="majorHAnsi" w:eastAsia="黑体"/>
         <w:b/>
         <w:bCs/>
       </w:rPr>
     </w:tblStylePr>
     <w:tblStylePr w:type="lastCol">
       <w:rPr>
-        <w:rFonts w:asciiTheme="majorHAnsi" w:cstheme="majorBidi" w:eastAsiaTheme="majorEastAsia" w:hAnsiTheme="majorHAnsi"/>
+        <w:rFonts w:asciiTheme="majorHAnsi" w:cstheme="majorBidi" w:hAnsiTheme="majorHAnsi" w:eastAsia="黑体"/>
         <w:b/>
         <w:bCs/>
       </w:rPr>
@@ -6407,7 +6737,7 @@
         <w:spacing w:after="0" w:before="0" w:line="240" w:lineRule="auto"/>
       </w:pPr>
       <w:rPr>
-        <w:rFonts w:asciiTheme="majorHAnsi" w:cstheme="majorBidi" w:eastAsiaTheme="majorEastAsia" w:hAnsiTheme="majorHAnsi"/>
+        <w:rFonts w:asciiTheme="majorHAnsi" w:cstheme="majorBidi" w:hAnsiTheme="majorHAnsi" w:eastAsia="黑体"/>
         <w:b/>
         <w:bCs/>
       </w:rPr>
@@ -6428,7 +6758,7 @@
         <w:spacing w:after="0" w:before="0" w:line="240" w:lineRule="auto"/>
       </w:pPr>
       <w:rPr>
-        <w:rFonts w:asciiTheme="majorHAnsi" w:cstheme="majorBidi" w:eastAsiaTheme="majorEastAsia" w:hAnsiTheme="majorHAnsi"/>
+        <w:rFonts w:asciiTheme="majorHAnsi" w:cstheme="majorBidi" w:hAnsiTheme="majorHAnsi" w:eastAsia="黑体"/>
         <w:b/>
         <w:bCs/>
       </w:rPr>
@@ -6446,14 +6776,14 @@
     </w:tblStylePr>
     <w:tblStylePr w:type="firstCol">
       <w:rPr>
-        <w:rFonts w:asciiTheme="majorHAnsi" w:cstheme="majorBidi" w:eastAsiaTheme="majorEastAsia" w:hAnsiTheme="majorHAnsi"/>
+        <w:rFonts w:asciiTheme="majorHAnsi" w:cstheme="majorBidi" w:hAnsiTheme="majorHAnsi" w:eastAsia="黑体"/>
         <w:b/>
         <w:bCs/>
       </w:rPr>
     </w:tblStylePr>
     <w:tblStylePr w:type="lastCol">
       <w:rPr>
-        <w:rFonts w:asciiTheme="majorHAnsi" w:cstheme="majorBidi" w:eastAsiaTheme="majorEastAsia" w:hAnsiTheme="majorHAnsi"/>
+        <w:rFonts w:asciiTheme="majorHAnsi" w:cstheme="majorBidi" w:hAnsiTheme="majorHAnsi" w:eastAsia="黑体"/>
         <w:b/>
         <w:bCs/>
       </w:rPr>
@@ -6536,6 +6866,7 @@
         <w:spacing w:after="0" w:before="0" w:line="240" w:lineRule="auto"/>
       </w:pPr>
       <w:rPr>
+        <w:rFonts w:eastAsia="黑体"/>
         <w:b/>
         <w:bCs/>
         <w:color w:themeColor="background1" w:val="FFFFFF"/>
@@ -6558,6 +6889,7 @@
         <w:spacing w:after="0" w:before="0" w:line="240" w:lineRule="auto"/>
       </w:pPr>
       <w:rPr>
+        <w:rFonts w:eastAsia="黑体"/>
         <w:b/>
         <w:bCs/>
       </w:rPr>
@@ -6575,12 +6907,14 @@
     </w:tblStylePr>
     <w:tblStylePr w:type="firstCol">
       <w:rPr>
+        <w:rFonts w:eastAsia="黑体"/>
         <w:b/>
         <w:bCs/>
       </w:rPr>
     </w:tblStylePr>
     <w:tblStylePr w:type="lastCol">
       <w:rPr>
+        <w:rFonts w:eastAsia="黑体"/>
         <w:b/>
         <w:bCs/>
       </w:rPr>
@@ -6642,6 +6976,7 @@
         <w:spacing w:after="0" w:before="0" w:line="240" w:lineRule="auto"/>
       </w:pPr>
       <w:rPr>
+        <w:rFonts w:eastAsia="黑体"/>
         <w:b/>
         <w:bCs/>
         <w:color w:themeColor="background1" w:val="FFFFFF"/>
@@ -6664,6 +6999,7 @@
         <w:spacing w:after="0" w:before="0" w:line="240" w:lineRule="auto"/>
       </w:pPr>
       <w:rPr>
+        <w:rFonts w:eastAsia="黑体"/>
         <w:b/>
         <w:bCs/>
       </w:rPr>
@@ -6681,12 +7017,14 @@
     </w:tblStylePr>
     <w:tblStylePr w:type="firstCol">
       <w:rPr>
+        <w:rFonts w:eastAsia="黑体"/>
         <w:b/>
         <w:bCs/>
       </w:rPr>
     </w:tblStylePr>
     <w:tblStylePr w:type="lastCol">
       <w:rPr>
+        <w:rFonts w:eastAsia="黑体"/>
         <w:b/>
         <w:bCs/>
       </w:rPr>
@@ -6748,6 +7086,7 @@
         <w:spacing w:after="0" w:before="0" w:line="240" w:lineRule="auto"/>
       </w:pPr>
       <w:rPr>
+        <w:rFonts w:eastAsia="黑体"/>
         <w:b/>
         <w:bCs/>
         <w:color w:themeColor="background1" w:val="FFFFFF"/>
@@ -6770,6 +7109,7 @@
         <w:spacing w:after="0" w:before="0" w:line="240" w:lineRule="auto"/>
       </w:pPr>
       <w:rPr>
+        <w:rFonts w:eastAsia="黑体"/>
         <w:b/>
         <w:bCs/>
       </w:rPr>
@@ -6787,12 +7127,14 @@
     </w:tblStylePr>
     <w:tblStylePr w:type="firstCol">
       <w:rPr>
+        <w:rFonts w:eastAsia="黑体"/>
         <w:b/>
         <w:bCs/>
       </w:rPr>
     </w:tblStylePr>
     <w:tblStylePr w:type="lastCol">
       <w:rPr>
+        <w:rFonts w:eastAsia="黑体"/>
         <w:b/>
         <w:bCs/>
       </w:rPr>
@@ -6854,6 +7196,7 @@
         <w:spacing w:after="0" w:before="0" w:line="240" w:lineRule="auto"/>
       </w:pPr>
       <w:rPr>
+        <w:rFonts w:eastAsia="黑体"/>
         <w:b/>
         <w:bCs/>
         <w:color w:themeColor="background1" w:val="FFFFFF"/>
@@ -6876,6 +7219,7 @@
         <w:spacing w:after="0" w:before="0" w:line="240" w:lineRule="auto"/>
       </w:pPr>
       <w:rPr>
+        <w:rFonts w:eastAsia="黑体"/>
         <w:b/>
         <w:bCs/>
       </w:rPr>
@@ -6893,12 +7237,14 @@
     </w:tblStylePr>
     <w:tblStylePr w:type="firstCol">
       <w:rPr>
+        <w:rFonts w:eastAsia="黑体"/>
         <w:b/>
         <w:bCs/>
       </w:rPr>
     </w:tblStylePr>
     <w:tblStylePr w:type="lastCol">
       <w:rPr>
+        <w:rFonts w:eastAsia="黑体"/>
         <w:b/>
         <w:bCs/>
       </w:rPr>
@@ -6960,6 +7306,7 @@
         <w:spacing w:after="0" w:before="0" w:line="240" w:lineRule="auto"/>
       </w:pPr>
       <w:rPr>
+        <w:rFonts w:eastAsia="黑体"/>
         <w:b/>
         <w:bCs/>
         <w:color w:themeColor="background1" w:val="FFFFFF"/>
@@ -6982,6 +7329,7 @@
         <w:spacing w:after="0" w:before="0" w:line="240" w:lineRule="auto"/>
       </w:pPr>
       <w:rPr>
+        <w:rFonts w:eastAsia="黑体"/>
         <w:b/>
         <w:bCs/>
       </w:rPr>
@@ -6999,12 +7347,14 @@
     </w:tblStylePr>
     <w:tblStylePr w:type="firstCol">
       <w:rPr>
+        <w:rFonts w:eastAsia="黑体"/>
         <w:b/>
         <w:bCs/>
       </w:rPr>
     </w:tblStylePr>
     <w:tblStylePr w:type="lastCol">
       <w:rPr>
+        <w:rFonts w:eastAsia="黑体"/>
         <w:b/>
         <w:bCs/>
       </w:rPr>
@@ -7066,6 +7416,7 @@
         <w:spacing w:after="0" w:before="0" w:line="240" w:lineRule="auto"/>
       </w:pPr>
       <w:rPr>
+        <w:rFonts w:eastAsia="黑体"/>
         <w:b/>
         <w:bCs/>
         <w:color w:themeColor="background1" w:val="FFFFFF"/>
@@ -7088,6 +7439,7 @@
         <w:spacing w:after="0" w:before="0" w:line="240" w:lineRule="auto"/>
       </w:pPr>
       <w:rPr>
+        <w:rFonts w:eastAsia="黑体"/>
         <w:b/>
         <w:bCs/>
       </w:rPr>
@@ -7105,12 +7457,14 @@
     </w:tblStylePr>
     <w:tblStylePr w:type="firstCol">
       <w:rPr>
+        <w:rFonts w:eastAsia="黑体"/>
         <w:b/>
         <w:bCs/>
       </w:rPr>
     </w:tblStylePr>
     <w:tblStylePr w:type="lastCol">
       <w:rPr>
+        <w:rFonts w:eastAsia="黑体"/>
         <w:b/>
         <w:bCs/>
       </w:rPr>
@@ -7172,6 +7526,7 @@
         <w:spacing w:after="0" w:before="0" w:line="240" w:lineRule="auto"/>
       </w:pPr>
       <w:rPr>
+        <w:rFonts w:eastAsia="黑体"/>
         <w:b/>
         <w:bCs/>
         <w:color w:themeColor="background1" w:val="FFFFFF"/>
@@ -7194,6 +7549,7 @@
         <w:spacing w:after="0" w:before="0" w:line="240" w:lineRule="auto"/>
       </w:pPr>
       <w:rPr>
+        <w:rFonts w:eastAsia="黑体"/>
         <w:b/>
         <w:bCs/>
       </w:rPr>
@@ -7211,12 +7567,14 @@
     </w:tblStylePr>
     <w:tblStylePr w:type="firstCol">
       <w:rPr>
+        <w:rFonts w:eastAsia="黑体"/>
         <w:b/>
         <w:bCs/>
       </w:rPr>
     </w:tblStylePr>
     <w:tblStylePr w:type="lastCol">
       <w:rPr>
+        <w:rFonts w:eastAsia="黑体"/>
         <w:b/>
         <w:bCs/>
       </w:rPr>
@@ -7275,6 +7633,7 @@
         <w:spacing w:after="0" w:before="0" w:line="240" w:lineRule="auto"/>
       </w:pPr>
       <w:rPr>
+        <w:rFonts w:eastAsia="黑体"/>
         <w:b/>
         <w:bCs/>
         <w:color w:themeColor="background1" w:val="FFFFFF"/>
@@ -7297,6 +7656,7 @@
         <w:spacing w:after="0" w:before="0" w:line="240" w:lineRule="auto"/>
       </w:pPr>
       <w:rPr>
+        <w:rFonts w:eastAsia="黑体"/>
         <w:color w:val="auto"/>
       </w:rPr>
       <w:tblPr/>
@@ -7314,6 +7674,7 @@
     </w:tblStylePr>
     <w:tblStylePr w:type="firstCol">
       <w:rPr>
+        <w:rFonts w:eastAsia="黑体"/>
         <w:b/>
         <w:bCs/>
         <w:color w:themeColor="background1" w:val="FFFFFF"/>
@@ -7333,6 +7694,7 @@
     </w:tblStylePr>
     <w:tblStylePr w:type="lastCol">
       <w:rPr>
+        <w:rFonts w:eastAsia="黑体"/>
         <w:b/>
         <w:bCs/>
         <w:color w:themeColor="background1" w:val="FFFFFF"/>
@@ -7381,6 +7743,7 @@
     </w:tblStylePr>
     <w:tblStylePr w:type="nwCell">
       <w:rPr>
+        <w:rFonts w:eastAsia="黑体"/>
         <w:color w:themeColor="background1" w:val="FFFFFF"/>
       </w:rPr>
       <w:tblPr/>
@@ -7424,6 +7787,7 @@
         <w:spacing w:after="0" w:before="0" w:line="240" w:lineRule="auto"/>
       </w:pPr>
       <w:rPr>
+        <w:rFonts w:eastAsia="黑体"/>
         <w:b/>
         <w:bCs/>
         <w:color w:themeColor="background1" w:val="FFFFFF"/>
@@ -7446,6 +7810,7 @@
         <w:spacing w:after="0" w:before="0" w:line="240" w:lineRule="auto"/>
       </w:pPr>
       <w:rPr>
+        <w:rFonts w:eastAsia="黑体"/>
         <w:color w:val="auto"/>
       </w:rPr>
       <w:tblPr/>
@@ -7463,6 +7828,7 @@
     </w:tblStylePr>
     <w:tblStylePr w:type="firstCol">
       <w:rPr>
+        <w:rFonts w:eastAsia="黑体"/>
         <w:b/>
         <w:bCs/>
         <w:color w:themeColor="background1" w:val="FFFFFF"/>
@@ -7482,6 +7848,7 @@
     </w:tblStylePr>
     <w:tblStylePr w:type="lastCol">
       <w:rPr>
+        <w:rFonts w:eastAsia="黑体"/>
         <w:b/>
         <w:bCs/>
         <w:color w:themeColor="background1" w:val="FFFFFF"/>
@@ -7530,6 +7897,7 @@
     </w:tblStylePr>
     <w:tblStylePr w:type="nwCell">
       <w:rPr>
+        <w:rFonts w:eastAsia="黑体"/>
         <w:color w:themeColor="background1" w:val="FFFFFF"/>
       </w:rPr>
       <w:tblPr/>
@@ -7573,6 +7941,7 @@
         <w:spacing w:after="0" w:before="0" w:line="240" w:lineRule="auto"/>
       </w:pPr>
       <w:rPr>
+        <w:rFonts w:eastAsia="黑体"/>
         <w:b/>
         <w:bCs/>
         <w:color w:themeColor="background1" w:val="FFFFFF"/>
@@ -7595,6 +7964,7 @@
         <w:spacing w:after="0" w:before="0" w:line="240" w:lineRule="auto"/>
       </w:pPr>
       <w:rPr>
+        <w:rFonts w:eastAsia="黑体"/>
         <w:color w:val="auto"/>
       </w:rPr>
       <w:tblPr/>
@@ -7612,6 +7982,7 @@
     </w:tblStylePr>
     <w:tblStylePr w:type="firstCol">
       <w:rPr>
+        <w:rFonts w:eastAsia="黑体"/>
         <w:b/>
         <w:bCs/>
         <w:color w:themeColor="background1" w:val="FFFFFF"/>
@@ -7631,6 +8002,7 @@
     </w:tblStylePr>
     <w:tblStylePr w:type="lastCol">
       <w:rPr>
+        <w:rFonts w:eastAsia="黑体"/>
         <w:b/>
         <w:bCs/>
         <w:color w:themeColor="background1" w:val="FFFFFF"/>
@@ -7679,6 +8051,7 @@
     </w:tblStylePr>
     <w:tblStylePr w:type="nwCell">
       <w:rPr>
+        <w:rFonts w:eastAsia="黑体"/>
         <w:color w:themeColor="background1" w:val="FFFFFF"/>
       </w:rPr>
       <w:tblPr/>
@@ -7722,6 +8095,7 @@
         <w:spacing w:after="0" w:before="0" w:line="240" w:lineRule="auto"/>
       </w:pPr>
       <w:rPr>
+        <w:rFonts w:eastAsia="黑体"/>
         <w:b/>
         <w:bCs/>
         <w:color w:themeColor="background1" w:val="FFFFFF"/>
@@ -7744,6 +8118,7 @@
         <w:spacing w:after="0" w:before="0" w:line="240" w:lineRule="auto"/>
       </w:pPr>
       <w:rPr>
+        <w:rFonts w:eastAsia="黑体"/>
         <w:color w:val="auto"/>
       </w:rPr>
       <w:tblPr/>
@@ -7761,6 +8136,7 @@
     </w:tblStylePr>
     <w:tblStylePr w:type="firstCol">
       <w:rPr>
+        <w:rFonts w:eastAsia="黑体"/>
         <w:b/>
         <w:bCs/>
         <w:color w:themeColor="background1" w:val="FFFFFF"/>
@@ -7780,6 +8156,7 @@
     </w:tblStylePr>
     <w:tblStylePr w:type="lastCol">
       <w:rPr>
+        <w:rFonts w:eastAsia="黑体"/>
         <w:b/>
         <w:bCs/>
         <w:color w:themeColor="background1" w:val="FFFFFF"/>
@@ -7828,6 +8205,7 @@
     </w:tblStylePr>
     <w:tblStylePr w:type="nwCell">
       <w:rPr>
+        <w:rFonts w:eastAsia="黑体"/>
         <w:color w:themeColor="background1" w:val="FFFFFF"/>
       </w:rPr>
       <w:tblPr/>
@@ -7871,6 +8249,7 @@
         <w:spacing w:after="0" w:before="0" w:line="240" w:lineRule="auto"/>
       </w:pPr>
       <w:rPr>
+        <w:rFonts w:eastAsia="黑体"/>
         <w:b/>
         <w:bCs/>
         <w:color w:themeColor="background1" w:val="FFFFFF"/>
@@ -7893,6 +8272,7 @@
         <w:spacing w:after="0" w:before="0" w:line="240" w:lineRule="auto"/>
       </w:pPr>
       <w:rPr>
+        <w:rFonts w:eastAsia="黑体"/>
         <w:color w:val="auto"/>
       </w:rPr>
       <w:tblPr/>
@@ -7910,6 +8290,7 @@
     </w:tblStylePr>
     <w:tblStylePr w:type="firstCol">
       <w:rPr>
+        <w:rFonts w:eastAsia="黑体"/>
         <w:b/>
         <w:bCs/>
         <w:color w:themeColor="background1" w:val="FFFFFF"/>
@@ -7929,6 +8310,7 @@
     </w:tblStylePr>
     <w:tblStylePr w:type="lastCol">
       <w:rPr>
+        <w:rFonts w:eastAsia="黑体"/>
         <w:b/>
         <w:bCs/>
         <w:color w:themeColor="background1" w:val="FFFFFF"/>
@@ -7977,6 +8359,7 @@
     </w:tblStylePr>
     <w:tblStylePr w:type="nwCell">
       <w:rPr>
+        <w:rFonts w:eastAsia="黑体"/>
         <w:color w:themeColor="background1" w:val="FFFFFF"/>
       </w:rPr>
       <w:tblPr/>
@@ -8020,6 +8403,7 @@
         <w:spacing w:after="0" w:before="0" w:line="240" w:lineRule="auto"/>
       </w:pPr>
       <w:rPr>
+        <w:rFonts w:eastAsia="黑体"/>
         <w:b/>
         <w:bCs/>
         <w:color w:themeColor="background1" w:val="FFFFFF"/>
@@ -8042,6 +8426,7 @@
         <w:spacing w:after="0" w:before="0" w:line="240" w:lineRule="auto"/>
       </w:pPr>
       <w:rPr>
+        <w:rFonts w:eastAsia="黑体"/>
         <w:color w:val="auto"/>
       </w:rPr>
       <w:tblPr/>
@@ -8059,6 +8444,7 @@
     </w:tblStylePr>
     <w:tblStylePr w:type="firstCol">
       <w:rPr>
+        <w:rFonts w:eastAsia="黑体"/>
         <w:b/>
         <w:bCs/>
         <w:color w:themeColor="background1" w:val="FFFFFF"/>
@@ -8078,6 +8464,7 @@
     </w:tblStylePr>
     <w:tblStylePr w:type="lastCol">
       <w:rPr>
+        <w:rFonts w:eastAsia="黑体"/>
         <w:b/>
         <w:bCs/>
         <w:color w:themeColor="background1" w:val="FFFFFF"/>
@@ -8126,6 +8513,7 @@
     </w:tblStylePr>
     <w:tblStylePr w:type="nwCell">
       <w:rPr>
+        <w:rFonts w:eastAsia="黑体"/>
         <w:color w:themeColor="background1" w:val="FFFFFF"/>
       </w:rPr>
       <w:tblPr/>
@@ -8169,6 +8557,7 @@
         <w:spacing w:after="0" w:before="0" w:line="240" w:lineRule="auto"/>
       </w:pPr>
       <w:rPr>
+        <w:rFonts w:eastAsia="黑体"/>
         <w:b/>
         <w:bCs/>
         <w:color w:themeColor="background1" w:val="FFFFFF"/>
@@ -8191,6 +8580,7 @@
         <w:spacing w:after="0" w:before="0" w:line="240" w:lineRule="auto"/>
       </w:pPr>
       <w:rPr>
+        <w:rFonts w:eastAsia="黑体"/>
         <w:color w:val="auto"/>
       </w:rPr>
       <w:tblPr/>
@@ -8208,6 +8598,7 @@
     </w:tblStylePr>
     <w:tblStylePr w:type="firstCol">
       <w:rPr>
+        <w:rFonts w:eastAsia="黑体"/>
         <w:b/>
         <w:bCs/>
         <w:color w:themeColor="background1" w:val="FFFFFF"/>
@@ -8227,6 +8618,7 @@
     </w:tblStylePr>
     <w:tblStylePr w:type="lastCol">
       <w:rPr>
+        <w:rFonts w:eastAsia="黑体"/>
         <w:b/>
         <w:bCs/>
         <w:color w:themeColor="background1" w:val="FFFFFF"/>
@@ -8275,6 +8667,7 @@
     </w:tblStylePr>
     <w:tblStylePr w:type="nwCell">
       <w:rPr>
+        <w:rFonts w:eastAsia="黑体"/>
         <w:color w:themeColor="background1" w:val="FFFFFF"/>
       </w:rPr>
       <w:tblPr/>
@@ -8299,6 +8692,7 @@
       <w:spacing w:after="0" w:line="240" w:lineRule="auto"/>
     </w:pPr>
     <w:rPr>
+      <w:rFonts w:eastAsia="黑体"/>
       <w:color w:themeColor="text1" w:val="000000"/>
     </w:rPr>
     <w:tblPr>
@@ -8318,7 +8712,7 @@
     </w:tblPr>
     <w:tblStylePr w:type="firstRow">
       <w:rPr>
-        <w:rFonts w:asciiTheme="majorHAnsi" w:cstheme="majorBidi" w:eastAsiaTheme="majorEastAsia" w:hAnsiTheme="majorHAnsi"/>
+        <w:rFonts w:asciiTheme="majorHAnsi" w:cstheme="majorBidi" w:hAnsiTheme="majorHAnsi" w:eastAsia="黑体"/>
       </w:rPr>
       <w:tblPr/>
       <w:tcPr>
@@ -8330,6 +8724,7 @@
     </w:tblStylePr>
     <w:tblStylePr w:type="lastRow">
       <w:rPr>
+        <w:rFonts w:eastAsia="黑体"/>
         <w:b/>
         <w:bCs/>
         <w:color w:themeColor="text2" w:val="1F497D"/>
@@ -8344,12 +8739,14 @@
     </w:tblStylePr>
     <w:tblStylePr w:type="firstCol">
       <w:rPr>
+        <w:rFonts w:eastAsia="黑体"/>
         <w:b/>
         <w:bCs/>
       </w:rPr>
     </w:tblStylePr>
     <w:tblStylePr w:type="lastCol">
       <w:rPr>
+        <w:rFonts w:eastAsia="黑体"/>
         <w:b/>
         <w:bCs/>
       </w:rPr>
@@ -8383,6 +8780,7 @@
       <w:spacing w:after="0" w:line="240" w:lineRule="auto"/>
     </w:pPr>
     <w:rPr>
+      <w:rFonts w:eastAsia="黑体"/>
       <w:color w:themeColor="text1" w:val="000000"/>
     </w:rPr>
     <w:tblPr>
@@ -8402,7 +8800,7 @@
     </w:tblPr>
     <w:tblStylePr w:type="firstRow">
       <w:rPr>
-        <w:rFonts w:asciiTheme="majorHAnsi" w:cstheme="majorBidi" w:eastAsiaTheme="majorEastAsia" w:hAnsiTheme="majorHAnsi"/>
+        <w:rFonts w:asciiTheme="majorHAnsi" w:cstheme="majorBidi" w:hAnsiTheme="majorHAnsi" w:eastAsia="黑体"/>
       </w:rPr>
       <w:tblPr/>
       <w:tcPr>
@@ -8414,6 +8812,7 @@
     </w:tblStylePr>
     <w:tblStylePr w:type="lastRow">
       <w:rPr>
+        <w:rFonts w:eastAsia="黑体"/>
         <w:b/>
         <w:bCs/>
         <w:color w:themeColor="text2" w:val="1F497D"/>
@@ -8428,12 +8827,14 @@
     </w:tblStylePr>
     <w:tblStylePr w:type="firstCol">
       <w:rPr>
+        <w:rFonts w:eastAsia="黑体"/>
         <w:b/>
         <w:bCs/>
       </w:rPr>
     </w:tblStylePr>
     <w:tblStylePr w:type="lastCol">
       <w:rPr>
+        <w:rFonts w:eastAsia="黑体"/>
         <w:b/>
         <w:bCs/>
       </w:rPr>
@@ -8467,6 +8868,7 @@
       <w:spacing w:after="0" w:line="240" w:lineRule="auto"/>
     </w:pPr>
     <w:rPr>
+      <w:rFonts w:eastAsia="黑体"/>
       <w:color w:themeColor="text1" w:val="000000"/>
     </w:rPr>
     <w:tblPr>
@@ -8486,7 +8888,7 @@
     </w:tblPr>
     <w:tblStylePr w:type="firstRow">
       <w:rPr>
-        <w:rFonts w:asciiTheme="majorHAnsi" w:cstheme="majorBidi" w:eastAsiaTheme="majorEastAsia" w:hAnsiTheme="majorHAnsi"/>
+        <w:rFonts w:asciiTheme="majorHAnsi" w:cstheme="majorBidi" w:hAnsiTheme="majorHAnsi" w:eastAsia="黑体"/>
       </w:rPr>
       <w:tblPr/>
       <w:tcPr>
@@ -8498,6 +8900,7 @@
     </w:tblStylePr>
     <w:tblStylePr w:type="lastRow">
       <w:rPr>
+        <w:rFonts w:eastAsia="黑体"/>
         <w:b/>
         <w:bCs/>
         <w:color w:themeColor="text2" w:val="1F497D"/>
@@ -8512,12 +8915,14 @@
     </w:tblStylePr>
     <w:tblStylePr w:type="firstCol">
       <w:rPr>
+        <w:rFonts w:eastAsia="黑体"/>
         <w:b/>
         <w:bCs/>
       </w:rPr>
     </w:tblStylePr>
     <w:tblStylePr w:type="lastCol">
       <w:rPr>
+        <w:rFonts w:eastAsia="黑体"/>
         <w:b/>
         <w:bCs/>
       </w:rPr>
@@ -8551,6 +8956,7 @@
       <w:spacing w:after="0" w:line="240" w:lineRule="auto"/>
     </w:pPr>
     <w:rPr>
+      <w:rFonts w:eastAsia="黑体"/>
       <w:color w:themeColor="text1" w:val="000000"/>
     </w:rPr>
     <w:tblPr>
@@ -8570,7 +8976,7 @@
     </w:tblPr>
     <w:tblStylePr w:type="firstRow">
       <w:rPr>
-        <w:rFonts w:asciiTheme="majorHAnsi" w:cstheme="majorBidi" w:eastAsiaTheme="majorEastAsia" w:hAnsiTheme="majorHAnsi"/>
+        <w:rFonts w:asciiTheme="majorHAnsi" w:cstheme="majorBidi" w:hAnsiTheme="majorHAnsi" w:eastAsia="黑体"/>
       </w:rPr>
       <w:tblPr/>
       <w:tcPr>
@@ -8582,6 +8988,7 @@
     </w:tblStylePr>
     <w:tblStylePr w:type="lastRow">
       <w:rPr>
+        <w:rFonts w:eastAsia="黑体"/>
         <w:b/>
         <w:bCs/>
         <w:color w:themeColor="text2" w:val="1F497D"/>
@@ -8596,12 +9003,14 @@
     </w:tblStylePr>
     <w:tblStylePr w:type="firstCol">
       <w:rPr>
+        <w:rFonts w:eastAsia="黑体"/>
         <w:b/>
         <w:bCs/>
       </w:rPr>
     </w:tblStylePr>
     <w:tblStylePr w:type="lastCol">
       <w:rPr>
+        <w:rFonts w:eastAsia="黑体"/>
         <w:b/>
         <w:bCs/>
       </w:rPr>
@@ -8635,6 +9044,7 @@
       <w:spacing w:after="0" w:line="240" w:lineRule="auto"/>
     </w:pPr>
     <w:rPr>
+      <w:rFonts w:eastAsia="黑体"/>
       <w:color w:themeColor="text1" w:val="000000"/>
     </w:rPr>
     <w:tblPr>
@@ -8654,7 +9064,7 @@
     </w:tblPr>
     <w:tblStylePr w:type="firstRow">
       <w:rPr>
-        <w:rFonts w:asciiTheme="majorHAnsi" w:cstheme="majorBidi" w:eastAsiaTheme="majorEastAsia" w:hAnsiTheme="majorHAnsi"/>
+        <w:rFonts w:asciiTheme="majorHAnsi" w:cstheme="majorBidi" w:hAnsiTheme="majorHAnsi" w:eastAsia="黑体"/>
       </w:rPr>
       <w:tblPr/>
       <w:tcPr>
@@ -8666,6 +9076,7 @@
     </w:tblStylePr>
     <w:tblStylePr w:type="lastRow">
       <w:rPr>
+        <w:rFonts w:eastAsia="黑体"/>
         <w:b/>
         <w:bCs/>
         <w:color w:themeColor="text2" w:val="1F497D"/>
@@ -8680,12 +9091,14 @@
     </w:tblStylePr>
     <w:tblStylePr w:type="firstCol">
       <w:rPr>
+        <w:rFonts w:eastAsia="黑体"/>
         <w:b/>
         <w:bCs/>
       </w:rPr>
     </w:tblStylePr>
     <w:tblStylePr w:type="lastCol">
       <w:rPr>
+        <w:rFonts w:eastAsia="黑体"/>
         <w:b/>
         <w:bCs/>
       </w:rPr>
@@ -8719,6 +9132,7 @@
       <w:spacing w:after="0" w:line="240" w:lineRule="auto"/>
     </w:pPr>
     <w:rPr>
+      <w:rFonts w:eastAsia="黑体"/>
       <w:color w:themeColor="text1" w:val="000000"/>
     </w:rPr>
     <w:tblPr>
@@ -8738,7 +9152,7 @@
     </w:tblPr>
     <w:tblStylePr w:type="firstRow">
       <w:rPr>
-        <w:rFonts w:asciiTheme="majorHAnsi" w:cstheme="majorBidi" w:eastAsiaTheme="majorEastAsia" w:hAnsiTheme="majorHAnsi"/>
+        <w:rFonts w:asciiTheme="majorHAnsi" w:cstheme="majorBidi" w:hAnsiTheme="majorHAnsi" w:eastAsia="黑体"/>
       </w:rPr>
       <w:tblPr/>
       <w:tcPr>
@@ -8750,6 +9164,7 @@
     </w:tblStylePr>
     <w:tblStylePr w:type="lastRow">
       <w:rPr>
+        <w:rFonts w:eastAsia="黑体"/>
         <w:b/>
         <w:bCs/>
         <w:color w:themeColor="text2" w:val="1F497D"/>
@@ -8764,12 +9179,14 @@
     </w:tblStylePr>
     <w:tblStylePr w:type="firstCol">
       <w:rPr>
+        <w:rFonts w:eastAsia="黑体"/>
         <w:b/>
         <w:bCs/>
       </w:rPr>
     </w:tblStylePr>
     <w:tblStylePr w:type="lastCol">
       <w:rPr>
+        <w:rFonts w:eastAsia="黑体"/>
         <w:b/>
         <w:bCs/>
       </w:rPr>
@@ -8803,6 +9220,7 @@
       <w:spacing w:after="0" w:line="240" w:lineRule="auto"/>
     </w:pPr>
     <w:rPr>
+      <w:rFonts w:eastAsia="黑体"/>
       <w:color w:themeColor="text1" w:val="000000"/>
     </w:rPr>
     <w:tblPr>
@@ -8822,7 +9240,7 @@
     </w:tblPr>
     <w:tblStylePr w:type="firstRow">
       <w:rPr>
-        <w:rFonts w:asciiTheme="majorHAnsi" w:cstheme="majorBidi" w:eastAsiaTheme="majorEastAsia" w:hAnsiTheme="majorHAnsi"/>
+        <w:rFonts w:asciiTheme="majorHAnsi" w:cstheme="majorBidi" w:hAnsiTheme="majorHAnsi" w:eastAsia="黑体"/>
       </w:rPr>
       <w:tblPr/>
       <w:tcPr>
@@ -8834,6 +9252,7 @@
     </w:tblStylePr>
     <w:tblStylePr w:type="lastRow">
       <w:rPr>
+        <w:rFonts w:eastAsia="黑体"/>
         <w:b/>
         <w:bCs/>
         <w:color w:themeColor="text2" w:val="1F497D"/>
@@ -8848,12 +9267,14 @@
     </w:tblStylePr>
     <w:tblStylePr w:type="firstCol">
       <w:rPr>
+        <w:rFonts w:eastAsia="黑体"/>
         <w:b/>
         <w:bCs/>
       </w:rPr>
     </w:tblStylePr>
     <w:tblStylePr w:type="lastCol">
       <w:rPr>
+        <w:rFonts w:eastAsia="黑体"/>
         <w:b/>
         <w:bCs/>
       </w:rPr>
@@ -8887,7 +9308,7 @@
       <w:spacing w:after="0" w:line="240" w:lineRule="auto"/>
     </w:pPr>
     <w:rPr>
-      <w:rFonts w:asciiTheme="majorHAnsi" w:cstheme="majorBidi" w:eastAsiaTheme="majorEastAsia" w:hAnsiTheme="majorHAnsi"/>
+      <w:rFonts w:asciiTheme="majorHAnsi" w:cstheme="majorBidi" w:hAnsiTheme="majorHAnsi" w:eastAsia="黑体"/>
       <w:color w:themeColor="text1" w:val="000000"/>
     </w:rPr>
     <w:tblPr>
@@ -8909,6 +9330,7 @@
     </w:tblPr>
     <w:tblStylePr w:type="firstRow">
       <w:rPr>
+        <w:rFonts w:eastAsia="黑体"/>
         <w:sz w:val="24"/>
         <w:szCs w:val="24"/>
       </w:rPr>
@@ -9015,7 +9437,7 @@
       <w:spacing w:after="0" w:line="240" w:lineRule="auto"/>
     </w:pPr>
     <w:rPr>
-      <w:rFonts w:asciiTheme="majorHAnsi" w:cstheme="majorBidi" w:eastAsiaTheme="majorEastAsia" w:hAnsiTheme="majorHAnsi"/>
+      <w:rFonts w:asciiTheme="majorHAnsi" w:cstheme="majorBidi" w:hAnsiTheme="majorHAnsi" w:eastAsia="黑体"/>
       <w:color w:themeColor="text1" w:val="000000"/>
     </w:rPr>
     <w:tblPr>
@@ -9037,6 +9459,7 @@
     </w:tblPr>
     <w:tblStylePr w:type="firstRow">
       <w:rPr>
+        <w:rFonts w:eastAsia="黑体"/>
         <w:sz w:val="24"/>
         <w:szCs w:val="24"/>
       </w:rPr>
@@ -9143,7 +9566,7 @@
       <w:spacing w:after="0" w:line="240" w:lineRule="auto"/>
     </w:pPr>
     <w:rPr>
-      <w:rFonts w:asciiTheme="majorHAnsi" w:cstheme="majorBidi" w:eastAsiaTheme="majorEastAsia" w:hAnsiTheme="majorHAnsi"/>
+      <w:rFonts w:asciiTheme="majorHAnsi" w:cstheme="majorBidi" w:hAnsiTheme="majorHAnsi" w:eastAsia="黑体"/>
       <w:color w:themeColor="text1" w:val="000000"/>
     </w:rPr>
     <w:tblPr>
@@ -9165,6 +9588,7 @@
     </w:tblPr>
     <w:tblStylePr w:type="firstRow">
       <w:rPr>
+        <w:rFonts w:eastAsia="黑体"/>
         <w:sz w:val="24"/>
         <w:szCs w:val="24"/>
       </w:rPr>
@@ -9271,7 +9695,7 @@
       <w:spacing w:after="0" w:line="240" w:lineRule="auto"/>
     </w:pPr>
     <w:rPr>
-      <w:rFonts w:asciiTheme="majorHAnsi" w:cstheme="majorBidi" w:eastAsiaTheme="majorEastAsia" w:hAnsiTheme="majorHAnsi"/>
+      <w:rFonts w:asciiTheme="majorHAnsi" w:cstheme="majorBidi" w:hAnsiTheme="majorHAnsi" w:eastAsia="黑体"/>
       <w:color w:themeColor="text1" w:val="000000"/>
     </w:rPr>
     <w:tblPr>
@@ -9293,6 +9717,7 @@
     </w:tblPr>
     <w:tblStylePr w:type="firstRow">
       <w:rPr>
+        <w:rFonts w:eastAsia="黑体"/>
         <w:sz w:val="24"/>
         <w:szCs w:val="24"/>
       </w:rPr>
@@ -9399,7 +9824,7 @@
       <w:spacing w:after="0" w:line="240" w:lineRule="auto"/>
     </w:pPr>
     <w:rPr>
-      <w:rFonts w:asciiTheme="majorHAnsi" w:cstheme="majorBidi" w:eastAsiaTheme="majorEastAsia" w:hAnsiTheme="majorHAnsi"/>
+      <w:rFonts w:asciiTheme="majorHAnsi" w:cstheme="majorBidi" w:hAnsiTheme="majorHAnsi" w:eastAsia="黑体"/>
       <w:color w:themeColor="text1" w:val="000000"/>
     </w:rPr>
     <w:tblPr>
@@ -9421,6 +9846,7 @@
     </w:tblPr>
     <w:tblStylePr w:type="firstRow">
       <w:rPr>
+        <w:rFonts w:eastAsia="黑体"/>
         <w:sz w:val="24"/>
         <w:szCs w:val="24"/>
       </w:rPr>
@@ -9527,7 +9953,7 @@
       <w:spacing w:after="0" w:line="240" w:lineRule="auto"/>
     </w:pPr>
     <w:rPr>
-      <w:rFonts w:asciiTheme="majorHAnsi" w:cstheme="majorBidi" w:eastAsiaTheme="majorEastAsia" w:hAnsiTheme="majorHAnsi"/>
+      <w:rFonts w:asciiTheme="majorHAnsi" w:cstheme="majorBidi" w:hAnsiTheme="majorHAnsi" w:eastAsia="黑体"/>
       <w:color w:themeColor="text1" w:val="000000"/>
     </w:rPr>
     <w:tblPr>
@@ -9549,6 +9975,7 @@
     </w:tblPr>
     <w:tblStylePr w:type="firstRow">
       <w:rPr>
+        <w:rFonts w:eastAsia="黑体"/>
         <w:sz w:val="24"/>
         <w:szCs w:val="24"/>
       </w:rPr>
@@ -9655,7 +10082,7 @@
       <w:spacing w:after="0" w:line="240" w:lineRule="auto"/>
     </w:pPr>
     <w:rPr>
-      <w:rFonts w:asciiTheme="majorHAnsi" w:cstheme="majorBidi" w:eastAsiaTheme="majorEastAsia" w:hAnsiTheme="majorHAnsi"/>
+      <w:rFonts w:asciiTheme="majorHAnsi" w:cstheme="majorBidi" w:hAnsiTheme="majorHAnsi" w:eastAsia="黑体"/>
       <w:color w:themeColor="text1" w:val="000000"/>
     </w:rPr>
     <w:tblPr>
@@ -9677,6 +10104,7 @@
     </w:tblPr>
     <w:tblStylePr w:type="firstRow">
       <w:rPr>
+        <w:rFonts w:eastAsia="黑体"/>
         <w:sz w:val="24"/>
         <w:szCs w:val="24"/>
       </w:rPr>
@@ -9806,12 +10234,14 @@
     </w:tcPr>
     <w:tblStylePr w:type="firstRow">
       <w:rPr>
+        <w:rFonts w:eastAsia="黑体"/>
         <w:b/>
         <w:bCs/>
       </w:rPr>
     </w:tblStylePr>
     <w:tblStylePr w:type="lastRow">
       <w:rPr>
+        <w:rFonts w:eastAsia="黑体"/>
         <w:b/>
         <w:bCs/>
       </w:rPr>
@@ -9824,12 +10254,14 @@
     </w:tblStylePr>
     <w:tblStylePr w:type="firstCol">
       <w:rPr>
+        <w:rFonts w:eastAsia="黑体"/>
         <w:b/>
         <w:bCs/>
       </w:rPr>
     </w:tblStylePr>
     <w:tblStylePr w:type="lastCol">
       <w:rPr>
+        <w:rFonts w:eastAsia="黑体"/>
         <w:b/>
         <w:bCs/>
       </w:rPr>
@@ -9879,12 +10311,14 @@
     </w:tcPr>
     <w:tblStylePr w:type="firstRow">
       <w:rPr>
+        <w:rFonts w:eastAsia="黑体"/>
         <w:b/>
         <w:bCs/>
       </w:rPr>
     </w:tblStylePr>
     <w:tblStylePr w:type="lastRow">
       <w:rPr>
+        <w:rFonts w:eastAsia="黑体"/>
         <w:b/>
         <w:bCs/>
       </w:rPr>
@@ -9897,12 +10331,14 @@
     </w:tblStylePr>
     <w:tblStylePr w:type="firstCol">
       <w:rPr>
+        <w:rFonts w:eastAsia="黑体"/>
         <w:b/>
         <w:bCs/>
       </w:rPr>
     </w:tblStylePr>
     <w:tblStylePr w:type="lastCol">
       <w:rPr>
+        <w:rFonts w:eastAsia="黑体"/>
         <w:b/>
         <w:bCs/>
       </w:rPr>
@@ -9952,12 +10388,14 @@
     </w:tcPr>
     <w:tblStylePr w:type="firstRow">
       <w:rPr>
+        <w:rFonts w:eastAsia="黑体"/>
         <w:b/>
         <w:bCs/>
       </w:rPr>
     </w:tblStylePr>
     <w:tblStylePr w:type="lastRow">
       <w:rPr>
+        <w:rFonts w:eastAsia="黑体"/>
         <w:b/>
         <w:bCs/>
       </w:rPr>
@@ -9970,12 +10408,14 @@
     </w:tblStylePr>
     <w:tblStylePr w:type="firstCol">
       <w:rPr>
+        <w:rFonts w:eastAsia="黑体"/>
         <w:b/>
         <w:bCs/>
       </w:rPr>
     </w:tblStylePr>
     <w:tblStylePr w:type="lastCol">
       <w:rPr>
+        <w:rFonts w:eastAsia="黑体"/>
         <w:b/>
         <w:bCs/>
       </w:rPr>
@@ -10025,12 +10465,14 @@
     </w:tcPr>
     <w:tblStylePr w:type="firstRow">
       <w:rPr>
+        <w:rFonts w:eastAsia="黑体"/>
         <w:b/>
         <w:bCs/>
       </w:rPr>
     </w:tblStylePr>
     <w:tblStylePr w:type="lastRow">
       <w:rPr>
+        <w:rFonts w:eastAsia="黑体"/>
         <w:b/>
         <w:bCs/>
       </w:rPr>
@@ -10043,12 +10485,14 @@
     </w:tblStylePr>
     <w:tblStylePr w:type="firstCol">
       <w:rPr>
+        <w:rFonts w:eastAsia="黑体"/>
         <w:b/>
         <w:bCs/>
       </w:rPr>
     </w:tblStylePr>
     <w:tblStylePr w:type="lastCol">
       <w:rPr>
+        <w:rFonts w:eastAsia="黑体"/>
         <w:b/>
         <w:bCs/>
       </w:rPr>
@@ -10098,12 +10542,14 @@
     </w:tcPr>
     <w:tblStylePr w:type="firstRow">
       <w:rPr>
+        <w:rFonts w:eastAsia="黑体"/>
         <w:b/>
         <w:bCs/>
       </w:rPr>
     </w:tblStylePr>
     <w:tblStylePr w:type="lastRow">
       <w:rPr>
+        <w:rFonts w:eastAsia="黑体"/>
         <w:b/>
         <w:bCs/>
       </w:rPr>
@@ -10116,12 +10562,14 @@
     </w:tblStylePr>
     <w:tblStylePr w:type="firstCol">
       <w:rPr>
+        <w:rFonts w:eastAsia="黑体"/>
         <w:b/>
         <w:bCs/>
       </w:rPr>
     </w:tblStylePr>
     <w:tblStylePr w:type="lastCol">
       <w:rPr>
+        <w:rFonts w:eastAsia="黑体"/>
         <w:b/>
         <w:bCs/>
       </w:rPr>
@@ -10171,12 +10619,14 @@
     </w:tcPr>
     <w:tblStylePr w:type="firstRow">
       <w:rPr>
+        <w:rFonts w:eastAsia="黑体"/>
         <w:b/>
         <w:bCs/>
       </w:rPr>
     </w:tblStylePr>
     <w:tblStylePr w:type="lastRow">
       <w:rPr>
+        <w:rFonts w:eastAsia="黑体"/>
         <w:b/>
         <w:bCs/>
       </w:rPr>
@@ -10189,12 +10639,14 @@
     </w:tblStylePr>
     <w:tblStylePr w:type="firstCol">
       <w:rPr>
+        <w:rFonts w:eastAsia="黑体"/>
         <w:b/>
         <w:bCs/>
       </w:rPr>
     </w:tblStylePr>
     <w:tblStylePr w:type="lastCol">
       <w:rPr>
+        <w:rFonts w:eastAsia="黑体"/>
         <w:b/>
         <w:bCs/>
       </w:rPr>
@@ -10244,12 +10696,14 @@
     </w:tcPr>
     <w:tblStylePr w:type="firstRow">
       <w:rPr>
+        <w:rFonts w:eastAsia="黑体"/>
         <w:b/>
         <w:bCs/>
       </w:rPr>
     </w:tblStylePr>
     <w:tblStylePr w:type="lastRow">
       <w:rPr>
+        <w:rFonts w:eastAsia="黑体"/>
         <w:b/>
         <w:bCs/>
       </w:rPr>
@@ -10262,12 +10716,14 @@
     </w:tblStylePr>
     <w:tblStylePr w:type="firstCol">
       <w:rPr>
+        <w:rFonts w:eastAsia="黑体"/>
         <w:b/>
         <w:bCs/>
       </w:rPr>
     </w:tblStylePr>
     <w:tblStylePr w:type="lastCol">
       <w:rPr>
+        <w:rFonts w:eastAsia="黑体"/>
         <w:b/>
         <w:bCs/>
       </w:rPr>
@@ -10294,7 +10750,7 @@
       <w:spacing w:after="0" w:line="240" w:lineRule="auto"/>
     </w:pPr>
     <w:rPr>
-      <w:rFonts w:asciiTheme="majorHAnsi" w:cstheme="majorBidi" w:eastAsiaTheme="majorEastAsia" w:hAnsiTheme="majorHAnsi"/>
+      <w:rFonts w:asciiTheme="majorHAnsi" w:cstheme="majorBidi" w:hAnsiTheme="majorHAnsi" w:eastAsia="黑体"/>
       <w:color w:themeColor="text1" w:val="000000"/>
     </w:rPr>
     <w:tblPr>
@@ -10321,6 +10777,7 @@
     </w:tcPr>
     <w:tblStylePr w:type="firstRow">
       <w:rPr>
+        <w:rFonts w:eastAsia="黑体"/>
         <w:b/>
         <w:bCs/>
         <w:color w:themeColor="text1" w:val="000000"/>
@@ -10332,6 +10789,7 @@
     </w:tblStylePr>
     <w:tblStylePr w:type="lastRow">
       <w:rPr>
+        <w:rFonts w:eastAsia="黑体"/>
         <w:b/>
         <w:bCs/>
         <w:color w:themeColor="text1" w:val="000000"/>
@@ -10351,6 +10809,7 @@
     </w:tblStylePr>
     <w:tblStylePr w:type="firstCol">
       <w:rPr>
+        <w:rFonts w:eastAsia="黑体"/>
         <w:b/>
         <w:bCs/>
         <w:color w:themeColor="text1" w:val="000000"/>
@@ -10370,6 +10829,7 @@
     </w:tblStylePr>
     <w:tblStylePr w:type="lastCol">
       <w:rPr>
+        <w:rFonts w:eastAsia="黑体"/>
         <w:b w:val="0"/>
         <w:bCs w:val="0"/>
         <w:color w:themeColor="text1" w:val="000000"/>
@@ -10419,7 +10879,7 @@
       <w:spacing w:after="0" w:line="240" w:lineRule="auto"/>
     </w:pPr>
     <w:rPr>
-      <w:rFonts w:asciiTheme="majorHAnsi" w:cstheme="majorBidi" w:eastAsiaTheme="majorEastAsia" w:hAnsiTheme="majorHAnsi"/>
+      <w:rFonts w:asciiTheme="majorHAnsi" w:cstheme="majorBidi" w:hAnsiTheme="majorHAnsi" w:eastAsia="黑体"/>
       <w:color w:themeColor="text1" w:val="000000"/>
     </w:rPr>
     <w:tblPr>
@@ -10446,6 +10906,7 @@
     </w:tcPr>
     <w:tblStylePr w:type="firstRow">
       <w:rPr>
+        <w:rFonts w:eastAsia="黑体"/>
         <w:b/>
         <w:bCs/>
         <w:color w:themeColor="text1" w:val="000000"/>
@@ -10457,6 +10918,7 @@
     </w:tblStylePr>
     <w:tblStylePr w:type="lastRow">
       <w:rPr>
+        <w:rFonts w:eastAsia="黑体"/>
         <w:b/>
         <w:bCs/>
         <w:color w:themeColor="text1" w:val="000000"/>
@@ -10476,6 +10938,7 @@
     </w:tblStylePr>
     <w:tblStylePr w:type="firstCol">
       <w:rPr>
+        <w:rFonts w:eastAsia="黑体"/>
         <w:b/>
         <w:bCs/>
         <w:color w:themeColor="text1" w:val="000000"/>
@@ -10495,6 +10958,7 @@
     </w:tblStylePr>
     <w:tblStylePr w:type="lastCol">
       <w:rPr>
+        <w:rFonts w:eastAsia="黑体"/>
         <w:b w:val="0"/>
         <w:bCs w:val="0"/>
         <w:color w:themeColor="text1" w:val="000000"/>
@@ -10544,7 +11008,7 @@
       <w:spacing w:after="0" w:line="240" w:lineRule="auto"/>
     </w:pPr>
     <w:rPr>
-      <w:rFonts w:asciiTheme="majorHAnsi" w:cstheme="majorBidi" w:eastAsiaTheme="majorEastAsia" w:hAnsiTheme="majorHAnsi"/>
+      <w:rFonts w:asciiTheme="majorHAnsi" w:cstheme="majorBidi" w:hAnsiTheme="majorHAnsi" w:eastAsia="黑体"/>
       <w:color w:themeColor="text1" w:val="000000"/>
     </w:rPr>
     <w:tblPr>
@@ -10571,6 +11035,7 @@
     </w:tcPr>
     <w:tblStylePr w:type="firstRow">
       <w:rPr>
+        <w:rFonts w:eastAsia="黑体"/>
         <w:b/>
         <w:bCs/>
         <w:color w:themeColor="text1" w:val="000000"/>
@@ -10582,6 +11047,7 @@
     </w:tblStylePr>
     <w:tblStylePr w:type="lastRow">
       <w:rPr>
+        <w:rFonts w:eastAsia="黑体"/>
         <w:b/>
         <w:bCs/>
         <w:color w:themeColor="text1" w:val="000000"/>
@@ -10601,6 +11067,7 @@
     </w:tblStylePr>
     <w:tblStylePr w:type="firstCol">
       <w:rPr>
+        <w:rFonts w:eastAsia="黑体"/>
         <w:b/>
         <w:bCs/>
         <w:color w:themeColor="text1" w:val="000000"/>
@@ -10620,6 +11087,7 @@
     </w:tblStylePr>
     <w:tblStylePr w:type="lastCol">
       <w:rPr>
+        <w:rFonts w:eastAsia="黑体"/>
         <w:b w:val="0"/>
         <w:bCs w:val="0"/>
         <w:color w:themeColor="text1" w:val="000000"/>
@@ -10669,7 +11137,7 @@
       <w:spacing w:after="0" w:line="240" w:lineRule="auto"/>
     </w:pPr>
     <w:rPr>
-      <w:rFonts w:asciiTheme="majorHAnsi" w:cstheme="majorBidi" w:eastAsiaTheme="majorEastAsia" w:hAnsiTheme="majorHAnsi"/>
+      <w:rFonts w:asciiTheme="majorHAnsi" w:cstheme="majorBidi" w:hAnsiTheme="majorHAnsi" w:eastAsia="黑体"/>
       <w:color w:themeColor="text1" w:val="000000"/>
     </w:rPr>
     <w:tblPr>
@@ -10696,6 +11164,7 @@
     </w:tcPr>
     <w:tblStylePr w:type="firstRow">
       <w:rPr>
+        <w:rFonts w:eastAsia="黑体"/>
         <w:b/>
         <w:bCs/>
         <w:color w:themeColor="text1" w:val="000000"/>
@@ -10707,6 +11176,7 @@
     </w:tblStylePr>
     <w:tblStylePr w:type="lastRow">
       <w:rPr>
+        <w:rFonts w:eastAsia="黑体"/>
         <w:b/>
         <w:bCs/>
         <w:color w:themeColor="text1" w:val="000000"/>
@@ -10726,6 +11196,7 @@
     </w:tblStylePr>
     <w:tblStylePr w:type="firstCol">
       <w:rPr>
+        <w:rFonts w:eastAsia="黑体"/>
         <w:b/>
         <w:bCs/>
         <w:color w:themeColor="text1" w:val="000000"/>
@@ -10745,6 +11216,7 @@
     </w:tblStylePr>
     <w:tblStylePr w:type="lastCol">
       <w:rPr>
+        <w:rFonts w:eastAsia="黑体"/>
         <w:b w:val="0"/>
         <w:bCs w:val="0"/>
         <w:color w:themeColor="text1" w:val="000000"/>
@@ -10794,7 +11266,7 @@
       <w:spacing w:after="0" w:line="240" w:lineRule="auto"/>
     </w:pPr>
     <w:rPr>
-      <w:rFonts w:asciiTheme="majorHAnsi" w:cstheme="majorBidi" w:eastAsiaTheme="majorEastAsia" w:hAnsiTheme="majorHAnsi"/>
+      <w:rFonts w:asciiTheme="majorHAnsi" w:cstheme="majorBidi" w:hAnsiTheme="majorHAnsi" w:eastAsia="黑体"/>
       <w:color w:themeColor="text1" w:val="000000"/>
     </w:rPr>
     <w:tblPr>
@@ -10821,6 +11293,7 @@
     </w:tcPr>
     <w:tblStylePr w:type="firstRow">
       <w:rPr>
+        <w:rFonts w:eastAsia="黑体"/>
         <w:b/>
         <w:bCs/>
         <w:color w:themeColor="text1" w:val="000000"/>
@@ -10832,6 +11305,7 @@
     </w:tblStylePr>
     <w:tblStylePr w:type="lastRow">
       <w:rPr>
+        <w:rFonts w:eastAsia="黑体"/>
         <w:b/>
         <w:bCs/>
         <w:color w:themeColor="text1" w:val="000000"/>
@@ -10851,6 +11325,7 @@
     </w:tblStylePr>
     <w:tblStylePr w:type="firstCol">
       <w:rPr>
+        <w:rFonts w:eastAsia="黑体"/>
         <w:b/>
         <w:bCs/>
         <w:color w:themeColor="text1" w:val="000000"/>
@@ -10870,6 +11345,7 @@
     </w:tblStylePr>
     <w:tblStylePr w:type="lastCol">
       <w:rPr>
+        <w:rFonts w:eastAsia="黑体"/>
         <w:b w:val="0"/>
         <w:bCs w:val="0"/>
         <w:color w:themeColor="text1" w:val="000000"/>
@@ -10919,7 +11395,7 @@
       <w:spacing w:after="0" w:line="240" w:lineRule="auto"/>
     </w:pPr>
     <w:rPr>
-      <w:rFonts w:asciiTheme="majorHAnsi" w:cstheme="majorBidi" w:eastAsiaTheme="majorEastAsia" w:hAnsiTheme="majorHAnsi"/>
+      <w:rFonts w:asciiTheme="majorHAnsi" w:cstheme="majorBidi" w:hAnsiTheme="majorHAnsi" w:eastAsia="黑体"/>
       <w:color w:themeColor="text1" w:val="000000"/>
     </w:rPr>
     <w:tblPr>
@@ -10946,6 +11422,7 @@
     </w:tcPr>
     <w:tblStylePr w:type="firstRow">
       <w:rPr>
+        <w:rFonts w:eastAsia="黑体"/>
         <w:b/>
         <w:bCs/>
         <w:color w:themeColor="text1" w:val="000000"/>
@@ -10957,6 +11434,7 @@
     </w:tblStylePr>
     <w:tblStylePr w:type="lastRow">
       <w:rPr>
+        <w:rFonts w:eastAsia="黑体"/>
         <w:b/>
         <w:bCs/>
         <w:color w:themeColor="text1" w:val="000000"/>
@@ -10976,6 +11454,7 @@
     </w:tblStylePr>
     <w:tblStylePr w:type="firstCol">
       <w:rPr>
+        <w:rFonts w:eastAsia="黑体"/>
         <w:b/>
         <w:bCs/>
         <w:color w:themeColor="text1" w:val="000000"/>
@@ -10995,6 +11474,7 @@
     </w:tblStylePr>
     <w:tblStylePr w:type="lastCol">
       <w:rPr>
+        <w:rFonts w:eastAsia="黑体"/>
         <w:b w:val="0"/>
         <w:bCs w:val="0"/>
         <w:color w:themeColor="text1" w:val="000000"/>
@@ -11044,7 +11524,7 @@
       <w:spacing w:after="0" w:line="240" w:lineRule="auto"/>
     </w:pPr>
     <w:rPr>
-      <w:rFonts w:asciiTheme="majorHAnsi" w:cstheme="majorBidi" w:eastAsiaTheme="majorEastAsia" w:hAnsiTheme="majorHAnsi"/>
+      <w:rFonts w:asciiTheme="majorHAnsi" w:cstheme="majorBidi" w:hAnsiTheme="majorHAnsi" w:eastAsia="黑体"/>
       <w:color w:themeColor="text1" w:val="000000"/>
     </w:rPr>
     <w:tblPr>
@@ -11071,6 +11551,7 @@
     </w:tcPr>
     <w:tblStylePr w:type="firstRow">
       <w:rPr>
+        <w:rFonts w:eastAsia="黑体"/>
         <w:b/>
         <w:bCs/>
         <w:color w:themeColor="text1" w:val="000000"/>
@@ -11082,6 +11563,7 @@
     </w:tblStylePr>
     <w:tblStylePr w:type="lastRow">
       <w:rPr>
+        <w:rFonts w:eastAsia="黑体"/>
         <w:b/>
         <w:bCs/>
         <w:color w:themeColor="text1" w:val="000000"/>
@@ -11101,6 +11583,7 @@
     </w:tblStylePr>
     <w:tblStylePr w:type="firstCol">
       <w:rPr>
+        <w:rFonts w:eastAsia="黑体"/>
         <w:b/>
         <w:bCs/>
         <w:color w:themeColor="text1" w:val="000000"/>
@@ -11120,6 +11603,7 @@
     </w:tblStylePr>
     <w:tblStylePr w:type="lastCol">
       <w:rPr>
+        <w:rFonts w:eastAsia="黑体"/>
         <w:b w:val="0"/>
         <w:bCs w:val="0"/>
         <w:color w:themeColor="text1" w:val="000000"/>
@@ -11192,6 +11676,7 @@
     </w:tcPr>
     <w:tblStylePr w:type="firstRow">
       <w:rPr>
+        <w:rFonts w:eastAsia="黑体"/>
         <w:b/>
         <w:bCs/>
         <w:i w:val="0"/>
@@ -11213,6 +11698,7 @@
     </w:tblStylePr>
     <w:tblStylePr w:type="lastRow">
       <w:rPr>
+        <w:rFonts w:eastAsia="黑体"/>
         <w:b/>
         <w:bCs/>
         <w:i w:val="0"/>
@@ -11234,6 +11720,7 @@
     </w:tblStylePr>
     <w:tblStylePr w:type="firstCol">
       <w:rPr>
+        <w:rFonts w:eastAsia="黑体"/>
         <w:b/>
         <w:bCs/>
         <w:i w:val="0"/>
@@ -11253,6 +11740,7 @@
     </w:tblStylePr>
     <w:tblStylePr w:type="lastCol">
       <w:rPr>
+        <w:rFonts w:eastAsia="黑体"/>
         <w:b/>
         <w:bCs/>
         <w:i w:val="0"/>
@@ -11333,6 +11821,7 @@
     </w:tcPr>
     <w:tblStylePr w:type="firstRow">
       <w:rPr>
+        <w:rFonts w:eastAsia="黑体"/>
         <w:b/>
         <w:bCs/>
         <w:i w:val="0"/>
@@ -11354,6 +11843,7 @@
     </w:tblStylePr>
     <w:tblStylePr w:type="lastRow">
       <w:rPr>
+        <w:rFonts w:eastAsia="黑体"/>
         <w:b/>
         <w:bCs/>
         <w:i w:val="0"/>
@@ -11375,6 +11865,7 @@
     </w:tblStylePr>
     <w:tblStylePr w:type="firstCol">
       <w:rPr>
+        <w:rFonts w:eastAsia="黑体"/>
         <w:b/>
         <w:bCs/>
         <w:i w:val="0"/>
@@ -11394,6 +11885,7 @@
     </w:tblStylePr>
     <w:tblStylePr w:type="lastCol">
       <w:rPr>
+        <w:rFonts w:eastAsia="黑体"/>
         <w:b/>
         <w:bCs/>
         <w:i w:val="0"/>
@@ -11474,6 +11966,7 @@
     </w:tcPr>
     <w:tblStylePr w:type="firstRow">
       <w:rPr>
+        <w:rFonts w:eastAsia="黑体"/>
         <w:b/>
         <w:bCs/>
         <w:i w:val="0"/>
@@ -11495,6 +11988,7 @@
     </w:tblStylePr>
     <w:tblStylePr w:type="lastRow">
       <w:rPr>
+        <w:rFonts w:eastAsia="黑体"/>
         <w:b/>
         <w:bCs/>
         <w:i w:val="0"/>
@@ -11516,6 +12010,7 @@
     </w:tblStylePr>
     <w:tblStylePr w:type="firstCol">
       <w:rPr>
+        <w:rFonts w:eastAsia="黑体"/>
         <w:b/>
         <w:bCs/>
         <w:i w:val="0"/>
@@ -11535,6 +12030,7 @@
     </w:tblStylePr>
     <w:tblStylePr w:type="lastCol">
       <w:rPr>
+        <w:rFonts w:eastAsia="黑体"/>
         <w:b/>
         <w:bCs/>
         <w:i w:val="0"/>
@@ -11615,6 +12111,7 @@
     </w:tcPr>
     <w:tblStylePr w:type="firstRow">
       <w:rPr>
+        <w:rFonts w:eastAsia="黑体"/>
         <w:b/>
         <w:bCs/>
         <w:i w:val="0"/>
@@ -11636,6 +12133,7 @@
     </w:tblStylePr>
     <w:tblStylePr w:type="lastRow">
       <w:rPr>
+        <w:rFonts w:eastAsia="黑体"/>
         <w:b/>
         <w:bCs/>
         <w:i w:val="0"/>
@@ -11657,6 +12155,7 @@
     </w:tblStylePr>
     <w:tblStylePr w:type="firstCol">
       <w:rPr>
+        <w:rFonts w:eastAsia="黑体"/>
         <w:b/>
         <w:bCs/>
         <w:i w:val="0"/>
@@ -11676,6 +12175,7 @@
     </w:tblStylePr>
     <w:tblStylePr w:type="lastCol">
       <w:rPr>
+        <w:rFonts w:eastAsia="黑体"/>
         <w:b/>
         <w:bCs/>
         <w:i w:val="0"/>
@@ -11756,6 +12256,7 @@
     </w:tcPr>
     <w:tblStylePr w:type="firstRow">
       <w:rPr>
+        <w:rFonts w:eastAsia="黑体"/>
         <w:b/>
         <w:bCs/>
         <w:i w:val="0"/>
@@ -11777,6 +12278,7 @@
     </w:tblStylePr>
     <w:tblStylePr w:type="lastRow">
       <w:rPr>
+        <w:rFonts w:eastAsia="黑体"/>
         <w:b/>
         <w:bCs/>
         <w:i w:val="0"/>
@@ -11798,6 +12300,7 @@
     </w:tblStylePr>
     <w:tblStylePr w:type="firstCol">
       <w:rPr>
+        <w:rFonts w:eastAsia="黑体"/>
         <w:b/>
         <w:bCs/>
         <w:i w:val="0"/>
@@ -11817,6 +12320,7 @@
     </w:tblStylePr>
     <w:tblStylePr w:type="lastCol">
       <w:rPr>
+        <w:rFonts w:eastAsia="黑体"/>
         <w:b/>
         <w:bCs/>
         <w:i w:val="0"/>
@@ -11897,6 +12401,7 @@
     </w:tcPr>
     <w:tblStylePr w:type="firstRow">
       <w:rPr>
+        <w:rFonts w:eastAsia="黑体"/>
         <w:b/>
         <w:bCs/>
         <w:i w:val="0"/>
@@ -11918,6 +12423,7 @@
     </w:tblStylePr>
     <w:tblStylePr w:type="lastRow">
       <w:rPr>
+        <w:rFonts w:eastAsia="黑体"/>
         <w:b/>
         <w:bCs/>
         <w:i w:val="0"/>
@@ -11939,6 +12445,7 @@
     </w:tblStylePr>
     <w:tblStylePr w:type="firstCol">
       <w:rPr>
+        <w:rFonts w:eastAsia="黑体"/>
         <w:b/>
         <w:bCs/>
         <w:i w:val="0"/>
@@ -11958,6 +12465,7 @@
     </w:tblStylePr>
     <w:tblStylePr w:type="lastCol">
       <w:rPr>
+        <w:rFonts w:eastAsia="黑体"/>
         <w:b/>
         <w:bCs/>
         <w:i w:val="0"/>
@@ -12038,6 +12546,7 @@
     </w:tcPr>
     <w:tblStylePr w:type="firstRow">
       <w:rPr>
+        <w:rFonts w:eastAsia="黑体"/>
         <w:b/>
         <w:bCs/>
         <w:i w:val="0"/>
@@ -12059,6 +12568,7 @@
     </w:tblStylePr>
     <w:tblStylePr w:type="lastRow">
       <w:rPr>
+        <w:rFonts w:eastAsia="黑体"/>
         <w:b/>
         <w:bCs/>
         <w:i w:val="0"/>
@@ -12080,6 +12590,7 @@
     </w:tblStylePr>
     <w:tblStylePr w:type="firstCol">
       <w:rPr>
+        <w:rFonts w:eastAsia="黑体"/>
         <w:b/>
         <w:bCs/>
         <w:i w:val="0"/>
@@ -12099,6 +12610,7 @@
     </w:tblStylePr>
     <w:tblStylePr w:type="lastCol">
       <w:rPr>
+        <w:rFonts w:eastAsia="黑体"/>
         <w:b/>
         <w:bCs/>
         <w:i w:val="0"/>
@@ -12156,6 +12668,7 @@
       <w:spacing w:after="0" w:line="240" w:lineRule="auto"/>
     </w:pPr>
     <w:rPr>
+      <w:rFonts w:eastAsia="黑体"/>
       <w:color w:themeColor="background1" w:val="FFFFFF"/>
     </w:rPr>
     <w:tblPr>
@@ -12174,6 +12687,7 @@
     </w:tcPr>
     <w:tblStylePr w:type="firstRow">
       <w:rPr>
+        <w:rFonts w:eastAsia="黑体"/>
         <w:b/>
         <w:bCs/>
       </w:rPr>
@@ -12270,6 +12784,7 @@
       <w:spacing w:after="0" w:line="240" w:lineRule="auto"/>
     </w:pPr>
     <w:rPr>
+      <w:rFonts w:eastAsia="黑体"/>
       <w:color w:themeColor="background1" w:val="FFFFFF"/>
     </w:rPr>
     <w:tblPr>
@@ -12288,6 +12803,7 @@
     </w:tcPr>
     <w:tblStylePr w:type="firstRow">
       <w:rPr>
+        <w:rFonts w:eastAsia="黑体"/>
         <w:b/>
         <w:bCs/>
       </w:rPr>
@@ -12384,6 +12900,7 @@
       <w:spacing w:after="0" w:line="240" w:lineRule="auto"/>
     </w:pPr>
     <w:rPr>
+      <w:rFonts w:eastAsia="黑体"/>
       <w:color w:themeColor="background1" w:val="FFFFFF"/>
     </w:rPr>
     <w:tblPr>
@@ -12402,6 +12919,7 @@
     </w:tcPr>
     <w:tblStylePr w:type="firstRow">
       <w:rPr>
+        <w:rFonts w:eastAsia="黑体"/>
         <w:b/>
         <w:bCs/>
       </w:rPr>
@@ -12498,6 +13016,7 @@
       <w:spacing w:after="0" w:line="240" w:lineRule="auto"/>
     </w:pPr>
     <w:rPr>
+      <w:rFonts w:eastAsia="黑体"/>
       <w:color w:themeColor="background1" w:val="FFFFFF"/>
     </w:rPr>
     <w:tblPr>
@@ -12516,6 +13035,7 @@
     </w:tcPr>
     <w:tblStylePr w:type="firstRow">
       <w:rPr>
+        <w:rFonts w:eastAsia="黑体"/>
         <w:b/>
         <w:bCs/>
       </w:rPr>
@@ -12612,6 +13132,7 @@
       <w:spacing w:after="0" w:line="240" w:lineRule="auto"/>
     </w:pPr>
     <w:rPr>
+      <w:rFonts w:eastAsia="黑体"/>
       <w:color w:themeColor="background1" w:val="FFFFFF"/>
     </w:rPr>
     <w:tblPr>
@@ -12630,6 +13151,7 @@
     </w:tcPr>
     <w:tblStylePr w:type="firstRow">
       <w:rPr>
+        <w:rFonts w:eastAsia="黑体"/>
         <w:b/>
         <w:bCs/>
       </w:rPr>
@@ -12726,6 +13248,7 @@
       <w:spacing w:after="0" w:line="240" w:lineRule="auto"/>
     </w:pPr>
     <w:rPr>
+      <w:rFonts w:eastAsia="黑体"/>
       <w:color w:themeColor="background1" w:val="FFFFFF"/>
     </w:rPr>
     <w:tblPr>
@@ -12744,6 +13267,7 @@
     </w:tcPr>
     <w:tblStylePr w:type="firstRow">
       <w:rPr>
+        <w:rFonts w:eastAsia="黑体"/>
         <w:b/>
         <w:bCs/>
       </w:rPr>
@@ -12840,6 +13364,7 @@
       <w:spacing w:after="0" w:line="240" w:lineRule="auto"/>
     </w:pPr>
     <w:rPr>
+      <w:rFonts w:eastAsia="黑体"/>
       <w:color w:themeColor="background1" w:val="FFFFFF"/>
     </w:rPr>
     <w:tblPr>
@@ -12858,6 +13383,7 @@
     </w:tcPr>
     <w:tblStylePr w:type="firstRow">
       <w:rPr>
+        <w:rFonts w:eastAsia="黑体"/>
         <w:b/>
         <w:bCs/>
       </w:rPr>
@@ -12954,6 +13480,7 @@
       <w:spacing w:after="0" w:line="240" w:lineRule="auto"/>
     </w:pPr>
     <w:rPr>
+      <w:rFonts w:eastAsia="黑体"/>
       <w:color w:themeColor="text1" w:val="000000"/>
     </w:rPr>
     <w:tblPr>
@@ -12980,6 +13507,7 @@
     </w:tcPr>
     <w:tblStylePr w:type="firstRow">
       <w:rPr>
+        <w:rFonts w:eastAsia="黑体"/>
         <w:b/>
         <w:bCs/>
       </w:rPr>
@@ -12998,6 +13526,7 @@
     </w:tblStylePr>
     <w:tblStylePr w:type="lastRow">
       <w:rPr>
+        <w:rFonts w:eastAsia="黑体"/>
         <w:b/>
         <w:bCs/>
         <w:color w:themeColor="background1" w:val="FFFFFF"/>
@@ -13012,6 +13541,7 @@
     </w:tblStylePr>
     <w:tblStylePr w:type="firstCol">
       <w:rPr>
+        <w:rFonts w:eastAsia="黑体"/>
         <w:color w:themeColor="background1" w:val="FFFFFF"/>
       </w:rPr>
       <w:tblPr/>
@@ -13029,6 +13559,7 @@
     </w:tblStylePr>
     <w:tblStylePr w:type="lastCol">
       <w:rPr>
+        <w:rFonts w:eastAsia="黑体"/>
         <w:color w:themeColor="background1" w:val="FFFFFF"/>
       </w:rPr>
       <w:tblPr/>
@@ -13058,11 +13589,13 @@
     </w:tblStylePr>
     <w:tblStylePr w:type="neCell">
       <w:rPr>
+        <w:rFonts w:eastAsia="黑体"/>
         <w:color w:themeColor="text1" w:val="000000"/>
       </w:rPr>
     </w:tblStylePr>
     <w:tblStylePr w:type="nwCell">
       <w:rPr>
+        <w:rFonts w:eastAsia="黑体"/>
         <w:color w:themeColor="text1" w:val="000000"/>
       </w:rPr>
     </w:tblStylePr>
@@ -13076,6 +13609,7 @@
       <w:spacing w:after="0" w:line="240" w:lineRule="auto"/>
     </w:pPr>
     <w:rPr>
+      <w:rFonts w:eastAsia="黑体"/>
       <w:color w:themeColor="text1" w:val="000000"/>
     </w:rPr>
     <w:tblPr>
@@ -13102,6 +13636,7 @@
     </w:tcPr>
     <w:tblStylePr w:type="firstRow">
       <w:rPr>
+        <w:rFonts w:eastAsia="黑体"/>
         <w:b/>
         <w:bCs/>
       </w:rPr>
@@ -13120,6 +13655,7 @@
     </w:tblStylePr>
     <w:tblStylePr w:type="lastRow">
       <w:rPr>
+        <w:rFonts w:eastAsia="黑体"/>
         <w:b/>
         <w:bCs/>
         <w:color w:themeColor="background1" w:val="FFFFFF"/>
@@ -13134,6 +13670,7 @@
     </w:tblStylePr>
     <w:tblStylePr w:type="firstCol">
       <w:rPr>
+        <w:rFonts w:eastAsia="黑体"/>
         <w:color w:themeColor="background1" w:val="FFFFFF"/>
       </w:rPr>
       <w:tblPr/>
@@ -13151,6 +13688,7 @@
     </w:tblStylePr>
     <w:tblStylePr w:type="lastCol">
       <w:rPr>
+        <w:rFonts w:eastAsia="黑体"/>
         <w:color w:themeColor="background1" w:val="FFFFFF"/>
       </w:rPr>
       <w:tblPr/>
@@ -13180,11 +13718,13 @@
     </w:tblStylePr>
     <w:tblStylePr w:type="neCell">
       <w:rPr>
+        <w:rFonts w:eastAsia="黑体"/>
         <w:color w:themeColor="text1" w:val="000000"/>
       </w:rPr>
     </w:tblStylePr>
     <w:tblStylePr w:type="nwCell">
       <w:rPr>
+        <w:rFonts w:eastAsia="黑体"/>
         <w:color w:themeColor="text1" w:val="000000"/>
       </w:rPr>
     </w:tblStylePr>
@@ -13198,6 +13738,7 @@
       <w:spacing w:after="0" w:line="240" w:lineRule="auto"/>
     </w:pPr>
     <w:rPr>
+      <w:rFonts w:eastAsia="黑体"/>
       <w:color w:themeColor="text1" w:val="000000"/>
     </w:rPr>
     <w:tblPr>
@@ -13224,6 +13765,7 @@
     </w:tcPr>
     <w:tblStylePr w:type="firstRow">
       <w:rPr>
+        <w:rFonts w:eastAsia="黑体"/>
         <w:b/>
         <w:bCs/>
       </w:rPr>
@@ -13242,6 +13784,7 @@
     </w:tblStylePr>
     <w:tblStylePr w:type="lastRow">
       <w:rPr>
+        <w:rFonts w:eastAsia="黑体"/>
         <w:b/>
         <w:bCs/>
         <w:color w:themeColor="background1" w:val="FFFFFF"/>
@@ -13256,6 +13799,7 @@
     </w:tblStylePr>
     <w:tblStylePr w:type="firstCol">
       <w:rPr>
+        <w:rFonts w:eastAsia="黑体"/>
         <w:color w:themeColor="background1" w:val="FFFFFF"/>
       </w:rPr>
       <w:tblPr/>
@@ -13273,6 +13817,7 @@
     </w:tblStylePr>
     <w:tblStylePr w:type="lastCol">
       <w:rPr>
+        <w:rFonts w:eastAsia="黑体"/>
         <w:color w:themeColor="background1" w:val="FFFFFF"/>
       </w:rPr>
       <w:tblPr/>
@@ -13302,11 +13847,13 @@
     </w:tblStylePr>
     <w:tblStylePr w:type="neCell">
       <w:rPr>
+        <w:rFonts w:eastAsia="黑体"/>
         <w:color w:themeColor="text1" w:val="000000"/>
       </w:rPr>
     </w:tblStylePr>
     <w:tblStylePr w:type="nwCell">
       <w:rPr>
+        <w:rFonts w:eastAsia="黑体"/>
         <w:color w:themeColor="text1" w:val="000000"/>
       </w:rPr>
     </w:tblStylePr>
@@ -13320,6 +13867,7 @@
       <w:spacing w:after="0" w:line="240" w:lineRule="auto"/>
     </w:pPr>
     <w:rPr>
+      <w:rFonts w:eastAsia="黑体"/>
       <w:color w:themeColor="text1" w:val="000000"/>
     </w:rPr>
     <w:tblPr>
@@ -13346,6 +13894,7 @@
     </w:tcPr>
     <w:tblStylePr w:type="firstRow">
       <w:rPr>
+        <w:rFonts w:eastAsia="黑体"/>
         <w:b/>
         <w:bCs/>
       </w:rPr>
@@ -13364,6 +13913,7 @@
     </w:tblStylePr>
     <w:tblStylePr w:type="lastRow">
       <w:rPr>
+        <w:rFonts w:eastAsia="黑体"/>
         <w:b/>
         <w:bCs/>
         <w:color w:themeColor="background1" w:val="FFFFFF"/>
@@ -13378,6 +13928,7 @@
     </w:tblStylePr>
     <w:tblStylePr w:type="firstCol">
       <w:rPr>
+        <w:rFonts w:eastAsia="黑体"/>
         <w:color w:themeColor="background1" w:val="FFFFFF"/>
       </w:rPr>
       <w:tblPr/>
@@ -13395,6 +13946,7 @@
     </w:tblStylePr>
     <w:tblStylePr w:type="lastCol">
       <w:rPr>
+        <w:rFonts w:eastAsia="黑体"/>
         <w:color w:themeColor="background1" w:val="FFFFFF"/>
       </w:rPr>
       <w:tblPr/>
@@ -13432,6 +13984,7 @@
       <w:spacing w:after="0" w:line="240" w:lineRule="auto"/>
     </w:pPr>
     <w:rPr>
+      <w:rFonts w:eastAsia="黑体"/>
       <w:color w:themeColor="text1" w:val="000000"/>
     </w:rPr>
     <w:tblPr>
@@ -13458,6 +14011,7 @@
     </w:tcPr>
     <w:tblStylePr w:type="firstRow">
       <w:rPr>
+        <w:rFonts w:eastAsia="黑体"/>
         <w:b/>
         <w:bCs/>
       </w:rPr>
@@ -13476,6 +14030,7 @@
     </w:tblStylePr>
     <w:tblStylePr w:type="lastRow">
       <w:rPr>
+        <w:rFonts w:eastAsia="黑体"/>
         <w:b/>
         <w:bCs/>
         <w:color w:themeColor="background1" w:val="FFFFFF"/>
@@ -13490,6 +14045,7 @@
     </w:tblStylePr>
     <w:tblStylePr w:type="firstCol">
       <w:rPr>
+        <w:rFonts w:eastAsia="黑体"/>
         <w:color w:themeColor="background1" w:val="FFFFFF"/>
       </w:rPr>
       <w:tblPr/>
@@ -13507,6 +14063,7 @@
     </w:tblStylePr>
     <w:tblStylePr w:type="lastCol">
       <w:rPr>
+        <w:rFonts w:eastAsia="黑体"/>
         <w:color w:themeColor="background1" w:val="FFFFFF"/>
       </w:rPr>
       <w:tblPr/>
@@ -13536,11 +14093,13 @@
     </w:tblStylePr>
     <w:tblStylePr w:type="neCell">
       <w:rPr>
+        <w:rFonts w:eastAsia="黑体"/>
         <w:color w:themeColor="text1" w:val="000000"/>
       </w:rPr>
     </w:tblStylePr>
     <w:tblStylePr w:type="nwCell">
       <w:rPr>
+        <w:rFonts w:eastAsia="黑体"/>
         <w:color w:themeColor="text1" w:val="000000"/>
       </w:rPr>
     </w:tblStylePr>
@@ -13554,6 +14113,7 @@
       <w:spacing w:after="0" w:line="240" w:lineRule="auto"/>
     </w:pPr>
     <w:rPr>
+      <w:rFonts w:eastAsia="黑体"/>
       <w:color w:themeColor="text1" w:val="000000"/>
     </w:rPr>
     <w:tblPr>
@@ -13580,6 +14140,7 @@
     </w:tcPr>
     <w:tblStylePr w:type="firstRow">
       <w:rPr>
+        <w:rFonts w:eastAsia="黑体"/>
         <w:b/>
         <w:bCs/>
       </w:rPr>
@@ -13598,6 +14159,7 @@
     </w:tblStylePr>
     <w:tblStylePr w:type="lastRow">
       <w:rPr>
+        <w:rFonts w:eastAsia="黑体"/>
         <w:b/>
         <w:bCs/>
         <w:color w:themeColor="background1" w:val="FFFFFF"/>
@@ -13612,6 +14174,7 @@
     </w:tblStylePr>
     <w:tblStylePr w:type="firstCol">
       <w:rPr>
+        <w:rFonts w:eastAsia="黑体"/>
         <w:color w:themeColor="background1" w:val="FFFFFF"/>
       </w:rPr>
       <w:tblPr/>
@@ -13629,6 +14192,7 @@
     </w:tblStylePr>
     <w:tblStylePr w:type="lastCol">
       <w:rPr>
+        <w:rFonts w:eastAsia="黑体"/>
         <w:color w:themeColor="background1" w:val="FFFFFF"/>
       </w:rPr>
       <w:tblPr/>
@@ -13658,11 +14222,13 @@
     </w:tblStylePr>
     <w:tblStylePr w:type="neCell">
       <w:rPr>
+        <w:rFonts w:eastAsia="黑体"/>
         <w:color w:themeColor="text1" w:val="000000"/>
       </w:rPr>
     </w:tblStylePr>
     <w:tblStylePr w:type="nwCell">
       <w:rPr>
+        <w:rFonts w:eastAsia="黑体"/>
         <w:color w:themeColor="text1" w:val="000000"/>
       </w:rPr>
     </w:tblStylePr>
@@ -13676,6 +14242,7 @@
       <w:spacing w:after="0" w:line="240" w:lineRule="auto"/>
     </w:pPr>
     <w:rPr>
+      <w:rFonts w:eastAsia="黑体"/>
       <w:color w:themeColor="text1" w:val="000000"/>
     </w:rPr>
     <w:tblPr>
@@ -13702,6 +14269,7 @@
     </w:tcPr>
     <w:tblStylePr w:type="firstRow">
       <w:rPr>
+        <w:rFonts w:eastAsia="黑体"/>
         <w:b/>
         <w:bCs/>
       </w:rPr>
@@ -13720,6 +14288,7 @@
     </w:tblStylePr>
     <w:tblStylePr w:type="lastRow">
       <w:rPr>
+        <w:rFonts w:eastAsia="黑体"/>
         <w:b/>
         <w:bCs/>
         <w:color w:themeColor="background1" w:val="FFFFFF"/>
@@ -13734,6 +14303,7 @@
     </w:tblStylePr>
     <w:tblStylePr w:type="firstCol">
       <w:rPr>
+        <w:rFonts w:eastAsia="黑体"/>
         <w:color w:themeColor="background1" w:val="FFFFFF"/>
       </w:rPr>
       <w:tblPr/>
@@ -13751,6 +14321,7 @@
     </w:tblStylePr>
     <w:tblStylePr w:type="lastCol">
       <w:rPr>
+        <w:rFonts w:eastAsia="黑体"/>
         <w:color w:themeColor="background1" w:val="FFFFFF"/>
       </w:rPr>
       <w:tblPr/>
@@ -13780,11 +14351,13 @@
     </w:tblStylePr>
     <w:tblStylePr w:type="neCell">
       <w:rPr>
+        <w:rFonts w:eastAsia="黑体"/>
         <w:color w:themeColor="text1" w:val="000000"/>
       </w:rPr>
     </w:tblStylePr>
     <w:tblStylePr w:type="nwCell">
       <w:rPr>
+        <w:rFonts w:eastAsia="黑体"/>
         <w:color w:themeColor="text1" w:val="000000"/>
       </w:rPr>
     </w:tblStylePr>
@@ -13798,6 +14371,7 @@
       <w:spacing w:after="0" w:line="240" w:lineRule="auto"/>
     </w:pPr>
     <w:rPr>
+      <w:rFonts w:eastAsia="黑体"/>
       <w:color w:themeColor="text1" w:val="000000"/>
     </w:rPr>
     <w:tblPr>
@@ -13816,6 +14390,7 @@
     </w:tcPr>
     <w:tblStylePr w:type="firstRow">
       <w:rPr>
+        <w:rFonts w:eastAsia="黑体"/>
         <w:b/>
         <w:bCs/>
         <w:color w:themeColor="background1" w:val="FFFFFF"/>
@@ -13830,6 +14405,7 @@
     </w:tblStylePr>
     <w:tblStylePr w:type="lastRow">
       <w:rPr>
+        <w:rFonts w:eastAsia="黑体"/>
         <w:b/>
         <w:bCs/>
         <w:color w:themeColor="accent2" w:themeShade="CC" w:val="9E3A38"/>
@@ -13844,12 +14420,14 @@
     </w:tblStylePr>
     <w:tblStylePr w:type="firstCol">
       <w:rPr>
+        <w:rFonts w:eastAsia="黑体"/>
         <w:b/>
         <w:bCs/>
       </w:rPr>
     </w:tblStylePr>
     <w:tblStylePr w:type="lastCol">
       <w:rPr>
+        <w:rFonts w:eastAsia="黑体"/>
         <w:b/>
         <w:bCs/>
       </w:rPr>
@@ -13884,6 +14462,7 @@
       <w:spacing w:after="0" w:line="240" w:lineRule="auto"/>
     </w:pPr>
     <w:rPr>
+      <w:rFonts w:eastAsia="黑体"/>
       <w:color w:themeColor="text1" w:val="000000"/>
     </w:rPr>
     <w:tblPr>
@@ -13902,6 +14481,7 @@
     </w:tcPr>
     <w:tblStylePr w:type="firstRow">
       <w:rPr>
+        <w:rFonts w:eastAsia="黑体"/>
         <w:b/>
         <w:bCs/>
         <w:color w:themeColor="background1" w:val="FFFFFF"/>
@@ -13916,6 +14496,7 @@
     </w:tblStylePr>
     <w:tblStylePr w:type="lastRow">
       <w:rPr>
+        <w:rFonts w:eastAsia="黑体"/>
         <w:b/>
         <w:bCs/>
         <w:color w:themeColor="accent2" w:themeShade="CC" w:val="9E3A38"/>
@@ -13930,12 +14511,14 @@
     </w:tblStylePr>
     <w:tblStylePr w:type="firstCol">
       <w:rPr>
+        <w:rFonts w:eastAsia="黑体"/>
         <w:b/>
         <w:bCs/>
       </w:rPr>
     </w:tblStylePr>
     <w:tblStylePr w:type="lastCol">
       <w:rPr>
+        <w:rFonts w:eastAsia="黑体"/>
         <w:b/>
         <w:bCs/>
       </w:rPr>
@@ -13970,6 +14553,7 @@
       <w:spacing w:after="0" w:line="240" w:lineRule="auto"/>
     </w:pPr>
     <w:rPr>
+      <w:rFonts w:eastAsia="黑体"/>
       <w:color w:themeColor="text1" w:val="000000"/>
     </w:rPr>
     <w:tblPr>
@@ -13988,6 +14572,7 @@
     </w:tcPr>
     <w:tblStylePr w:type="firstRow">
       <w:rPr>
+        <w:rFonts w:eastAsia="黑体"/>
         <w:b/>
         <w:bCs/>
         <w:color w:themeColor="background1" w:val="FFFFFF"/>
@@ -14002,6 +14587,7 @@
     </w:tblStylePr>
     <w:tblStylePr w:type="lastRow">
       <w:rPr>
+        <w:rFonts w:eastAsia="黑体"/>
         <w:b/>
         <w:bCs/>
         <w:color w:themeColor="accent2" w:themeShade="CC" w:val="9E3A38"/>
@@ -14016,12 +14602,14 @@
     </w:tblStylePr>
     <w:tblStylePr w:type="firstCol">
       <w:rPr>
+        <w:rFonts w:eastAsia="黑体"/>
         <w:b/>
         <w:bCs/>
       </w:rPr>
     </w:tblStylePr>
     <w:tblStylePr w:type="lastCol">
       <w:rPr>
+        <w:rFonts w:eastAsia="黑体"/>
         <w:b/>
         <w:bCs/>
       </w:rPr>
@@ -14056,6 +14644,7 @@
       <w:spacing w:after="0" w:line="240" w:lineRule="auto"/>
     </w:pPr>
     <w:rPr>
+      <w:rFonts w:eastAsia="黑体"/>
       <w:color w:themeColor="text1" w:val="000000"/>
     </w:rPr>
     <w:tblPr>
@@ -14074,6 +14663,7 @@
     </w:tcPr>
     <w:tblStylePr w:type="firstRow">
       <w:rPr>
+        <w:rFonts w:eastAsia="黑体"/>
         <w:b/>
         <w:bCs/>
         <w:color w:themeColor="background1" w:val="FFFFFF"/>
@@ -14088,6 +14678,7 @@
     </w:tblStylePr>
     <w:tblStylePr w:type="lastRow">
       <w:rPr>
+        <w:rFonts w:eastAsia="黑体"/>
         <w:b/>
         <w:bCs/>
         <w:color w:themeColor="accent4" w:themeShade="CC" w:val="664E82"/>
@@ -14102,12 +14693,14 @@
     </w:tblStylePr>
     <w:tblStylePr w:type="firstCol">
       <w:rPr>
+        <w:rFonts w:eastAsia="黑体"/>
         <w:b/>
         <w:bCs/>
       </w:rPr>
     </w:tblStylePr>
     <w:tblStylePr w:type="lastCol">
       <w:rPr>
+        <w:rFonts w:eastAsia="黑体"/>
         <w:b/>
         <w:bCs/>
       </w:rPr>
@@ -14142,6 +14735,7 @@
       <w:spacing w:after="0" w:line="240" w:lineRule="auto"/>
     </w:pPr>
     <w:rPr>
+      <w:rFonts w:eastAsia="黑体"/>
       <w:color w:themeColor="text1" w:val="000000"/>
     </w:rPr>
     <w:tblPr>
@@ -14160,6 +14754,7 @@
     </w:tcPr>
     <w:tblStylePr w:type="firstRow">
       <w:rPr>
+        <w:rFonts w:eastAsia="黑体"/>
         <w:b/>
         <w:bCs/>
         <w:color w:themeColor="background1" w:val="FFFFFF"/>
@@ -14174,6 +14769,7 @@
     </w:tblStylePr>
     <w:tblStylePr w:type="lastRow">
       <w:rPr>
+        <w:rFonts w:eastAsia="黑体"/>
         <w:b/>
         <w:bCs/>
         <w:color w:themeColor="accent3" w:themeShade="CC" w:val="7E9C40"/>
@@ -14188,12 +14784,14 @@
     </w:tblStylePr>
     <w:tblStylePr w:type="firstCol">
       <w:rPr>
+        <w:rFonts w:eastAsia="黑体"/>
         <w:b/>
         <w:bCs/>
       </w:rPr>
     </w:tblStylePr>
     <w:tblStylePr w:type="lastCol">
       <w:rPr>
+        <w:rFonts w:eastAsia="黑体"/>
         <w:b/>
         <w:bCs/>
       </w:rPr>
@@ -14228,6 +14826,7 @@
       <w:spacing w:after="0" w:line="240" w:lineRule="auto"/>
     </w:pPr>
     <w:rPr>
+      <w:rFonts w:eastAsia="黑体"/>
       <w:color w:themeColor="text1" w:val="000000"/>
     </w:rPr>
     <w:tblPr>
@@ -14246,6 +14845,7 @@
     </w:tcPr>
     <w:tblStylePr w:type="firstRow">
       <w:rPr>
+        <w:rFonts w:eastAsia="黑体"/>
         <w:b/>
         <w:bCs/>
         <w:color w:themeColor="background1" w:val="FFFFFF"/>
@@ -14260,6 +14860,7 @@
     </w:tblStylePr>
     <w:tblStylePr w:type="lastRow">
       <w:rPr>
+        <w:rFonts w:eastAsia="黑体"/>
         <w:b/>
         <w:bCs/>
         <w:color w:themeColor="accent6" w:themeShade="CC" w:val="F2730A"/>
@@ -14274,12 +14875,14 @@
     </w:tblStylePr>
     <w:tblStylePr w:type="firstCol">
       <w:rPr>
+        <w:rFonts w:eastAsia="黑体"/>
         <w:b/>
         <w:bCs/>
       </w:rPr>
     </w:tblStylePr>
     <w:tblStylePr w:type="lastCol">
       <w:rPr>
+        <w:rFonts w:eastAsia="黑体"/>
         <w:b/>
         <w:bCs/>
       </w:rPr>
@@ -14314,6 +14917,7 @@
       <w:spacing w:after="0" w:line="240" w:lineRule="auto"/>
     </w:pPr>
     <w:rPr>
+      <w:rFonts w:eastAsia="黑体"/>
       <w:color w:themeColor="text1" w:val="000000"/>
     </w:rPr>
     <w:tblPr>
@@ -14332,6 +14936,7 @@
     </w:tcPr>
     <w:tblStylePr w:type="firstRow">
       <w:rPr>
+        <w:rFonts w:eastAsia="黑体"/>
         <w:b/>
         <w:bCs/>
         <w:color w:themeColor="background1" w:val="FFFFFF"/>
@@ -14346,6 +14951,7 @@
     </w:tblStylePr>
     <w:tblStylePr w:type="lastRow">
       <w:rPr>
+        <w:rFonts w:eastAsia="黑体"/>
         <w:b/>
         <w:bCs/>
         <w:color w:themeColor="accent5" w:themeShade="CC" w:val="348DA5"/>
@@ -14360,12 +14966,14 @@
     </w:tblStylePr>
     <w:tblStylePr w:type="firstCol">
       <w:rPr>
+        <w:rFonts w:eastAsia="黑体"/>
         <w:b/>
         <w:bCs/>
       </w:rPr>
     </w:tblStylePr>
     <w:tblStylePr w:type="lastCol">
       <w:rPr>
+        <w:rFonts w:eastAsia="黑体"/>
         <w:b/>
         <w:bCs/>
       </w:rPr>
@@ -14400,6 +15008,7 @@
       <w:spacing w:after="0" w:line="240" w:lineRule="auto"/>
     </w:pPr>
     <w:rPr>
+      <w:rFonts w:eastAsia="黑体"/>
       <w:color w:themeColor="text1" w:val="000000"/>
     </w:rPr>
     <w:tblPr>
@@ -14421,6 +15030,7 @@
     </w:tcPr>
     <w:tblStylePr w:type="firstRow">
       <w:rPr>
+        <w:rFonts w:eastAsia="黑体"/>
         <w:b/>
         <w:bCs/>
       </w:rPr>
@@ -14431,6 +15041,7 @@
     </w:tblStylePr>
     <w:tblStylePr w:type="lastRow">
       <w:rPr>
+        <w:rFonts w:eastAsia="黑体"/>
         <w:b/>
         <w:bCs/>
         <w:color w:themeColor="text1" w:val="000000"/>
@@ -14442,6 +15053,7 @@
     </w:tblStylePr>
     <w:tblStylePr w:type="firstCol">
       <w:rPr>
+        <w:rFonts w:eastAsia="黑体"/>
         <w:color w:themeColor="background1" w:val="FFFFFF"/>
       </w:rPr>
       <w:tblPr/>
@@ -14451,6 +15063,7 @@
     </w:tblStylePr>
     <w:tblStylePr w:type="lastCol">
       <w:rPr>
+        <w:rFonts w:eastAsia="黑体"/>
         <w:color w:themeColor="background1" w:val="FFFFFF"/>
       </w:rPr>
       <w:tblPr/>
@@ -14480,6 +15093,7 @@
       <w:spacing w:after="0" w:line="240" w:lineRule="auto"/>
     </w:pPr>
     <w:rPr>
+      <w:rFonts w:eastAsia="黑体"/>
       <w:color w:themeColor="text1" w:val="000000"/>
     </w:rPr>
     <w:tblPr>
@@ -14501,6 +15115,7 @@
     </w:tcPr>
     <w:tblStylePr w:type="firstRow">
       <w:rPr>
+        <w:rFonts w:eastAsia="黑体"/>
         <w:b/>
         <w:bCs/>
       </w:rPr>
@@ -14511,6 +15126,7 @@
     </w:tblStylePr>
     <w:tblStylePr w:type="lastRow">
       <w:rPr>
+        <w:rFonts w:eastAsia="黑体"/>
         <w:b/>
         <w:bCs/>
         <w:color w:themeColor="text1" w:val="000000"/>
@@ -14522,6 +15138,7 @@
     </w:tblStylePr>
     <w:tblStylePr w:type="firstCol">
       <w:rPr>
+        <w:rFonts w:eastAsia="黑体"/>
         <w:color w:themeColor="background1" w:val="FFFFFF"/>
       </w:rPr>
       <w:tblPr/>
@@ -14531,6 +15148,7 @@
     </w:tblStylePr>
     <w:tblStylePr w:type="lastCol">
       <w:rPr>
+        <w:rFonts w:eastAsia="黑体"/>
         <w:color w:themeColor="background1" w:val="FFFFFF"/>
       </w:rPr>
       <w:tblPr/>
@@ -14560,6 +15178,7 @@
       <w:spacing w:after="0" w:line="240" w:lineRule="auto"/>
     </w:pPr>
     <w:rPr>
+      <w:rFonts w:eastAsia="黑体"/>
       <w:color w:themeColor="text1" w:val="000000"/>
     </w:rPr>
     <w:tblPr>
@@ -14581,6 +15200,7 @@
     </w:tcPr>
     <w:tblStylePr w:type="firstRow">
       <w:rPr>
+        <w:rFonts w:eastAsia="黑体"/>
         <w:b/>
         <w:bCs/>
       </w:rPr>
@@ -14591,6 +15211,7 @@
     </w:tblStylePr>
     <w:tblStylePr w:type="lastRow">
       <w:rPr>
+        <w:rFonts w:eastAsia="黑体"/>
         <w:b/>
         <w:bCs/>
         <w:color w:themeColor="text1" w:val="000000"/>
@@ -14602,6 +15223,7 @@
     </w:tblStylePr>
     <w:tblStylePr w:type="firstCol">
       <w:rPr>
+        <w:rFonts w:eastAsia="黑体"/>
         <w:color w:themeColor="background1" w:val="FFFFFF"/>
       </w:rPr>
       <w:tblPr/>
@@ -14611,6 +15233,7 @@
     </w:tblStylePr>
     <w:tblStylePr w:type="lastCol">
       <w:rPr>
+        <w:rFonts w:eastAsia="黑体"/>
         <w:color w:themeColor="background1" w:val="FFFFFF"/>
       </w:rPr>
       <w:tblPr/>
@@ -14640,6 +15263,7 @@
       <w:spacing w:after="0" w:line="240" w:lineRule="auto"/>
     </w:pPr>
     <w:rPr>
+      <w:rFonts w:eastAsia="黑体"/>
       <w:color w:themeColor="text1" w:val="000000"/>
     </w:rPr>
     <w:tblPr>
@@ -14661,6 +15285,7 @@
     </w:tcPr>
     <w:tblStylePr w:type="firstRow">
       <w:rPr>
+        <w:rFonts w:eastAsia="黑体"/>
         <w:b/>
         <w:bCs/>
       </w:rPr>
@@ -14671,6 +15296,7 @@
     </w:tblStylePr>
     <w:tblStylePr w:type="lastRow">
       <w:rPr>
+        <w:rFonts w:eastAsia="黑体"/>
         <w:b/>
         <w:bCs/>
         <w:color w:themeColor="text1" w:val="000000"/>
@@ -14682,6 +15308,7 @@
     </w:tblStylePr>
     <w:tblStylePr w:type="firstCol">
       <w:rPr>
+        <w:rFonts w:eastAsia="黑体"/>
         <w:color w:themeColor="background1" w:val="FFFFFF"/>
       </w:rPr>
       <w:tblPr/>
@@ -14691,6 +15318,7 @@
     </w:tblStylePr>
     <w:tblStylePr w:type="lastCol">
       <w:rPr>
+        <w:rFonts w:eastAsia="黑体"/>
         <w:color w:themeColor="background1" w:val="FFFFFF"/>
       </w:rPr>
       <w:tblPr/>
@@ -14720,6 +15348,7 @@
       <w:spacing w:after="0" w:line="240" w:lineRule="auto"/>
     </w:pPr>
     <w:rPr>
+      <w:rFonts w:eastAsia="黑体"/>
       <w:color w:themeColor="text1" w:val="000000"/>
     </w:rPr>
     <w:tblPr>
@@ -14741,6 +15370,7 @@
     </w:tcPr>
     <w:tblStylePr w:type="firstRow">
       <w:rPr>
+        <w:rFonts w:eastAsia="黑体"/>
         <w:b/>
         <w:bCs/>
       </w:rPr>
@@ -14751,6 +15381,7 @@
     </w:tblStylePr>
     <w:tblStylePr w:type="lastRow">
       <w:rPr>
+        <w:rFonts w:eastAsia="黑体"/>
         <w:b/>
         <w:bCs/>
         <w:color w:themeColor="text1" w:val="000000"/>
@@ -14762,6 +15393,7 @@
     </w:tblStylePr>
     <w:tblStylePr w:type="firstCol">
       <w:rPr>
+        <w:rFonts w:eastAsia="黑体"/>
         <w:color w:themeColor="background1" w:val="FFFFFF"/>
       </w:rPr>
       <w:tblPr/>
@@ -14771,6 +15403,7 @@
     </w:tblStylePr>
     <w:tblStylePr w:type="lastCol">
       <w:rPr>
+        <w:rFonts w:eastAsia="黑体"/>
         <w:color w:themeColor="background1" w:val="FFFFFF"/>
       </w:rPr>
       <w:tblPr/>
@@ -14800,6 +15433,7 @@
       <w:spacing w:after="0" w:line="240" w:lineRule="auto"/>
     </w:pPr>
     <w:rPr>
+      <w:rFonts w:eastAsia="黑体"/>
       <w:color w:themeColor="text1" w:val="000000"/>
     </w:rPr>
     <w:tblPr>
@@ -14821,6 +15455,7 @@
     </w:tcPr>
     <w:tblStylePr w:type="firstRow">
       <w:rPr>
+        <w:rFonts w:eastAsia="黑体"/>
         <w:b/>
         <w:bCs/>
       </w:rPr>
@@ -14831,6 +15466,7 @@
     </w:tblStylePr>
     <w:tblStylePr w:type="lastRow">
       <w:rPr>
+        <w:rFonts w:eastAsia="黑体"/>
         <w:b/>
         <w:bCs/>
         <w:color w:themeColor="text1" w:val="000000"/>
@@ -14842,6 +15478,7 @@
     </w:tblStylePr>
     <w:tblStylePr w:type="firstCol">
       <w:rPr>
+        <w:rFonts w:eastAsia="黑体"/>
         <w:color w:themeColor="background1" w:val="FFFFFF"/>
       </w:rPr>
       <w:tblPr/>
@@ -14851,6 +15488,7 @@
     </w:tblStylePr>
     <w:tblStylePr w:type="lastCol">
       <w:rPr>
+        <w:rFonts w:eastAsia="黑体"/>
         <w:color w:themeColor="background1" w:val="FFFFFF"/>
       </w:rPr>
       <w:tblPr/>
@@ -14880,6 +15518,7 @@
       <w:spacing w:after="0" w:line="240" w:lineRule="auto"/>
     </w:pPr>
     <w:rPr>
+      <w:rFonts w:eastAsia="黑体"/>
       <w:color w:themeColor="text1" w:val="000000"/>
     </w:rPr>
     <w:tblPr>
@@ -14901,6 +15540,7 @@
     </w:tcPr>
     <w:tblStylePr w:type="firstRow">
       <w:rPr>
+        <w:rFonts w:eastAsia="黑体"/>
         <w:b/>
         <w:bCs/>
       </w:rPr>
@@ -14911,6 +15551,7 @@
     </w:tblStylePr>
     <w:tblStylePr w:type="lastRow">
       <w:rPr>
+        <w:rFonts w:eastAsia="黑体"/>
         <w:b/>
         <w:bCs/>
         <w:color w:themeColor="text1" w:val="000000"/>
@@ -14922,6 +15563,7 @@
     </w:tblStylePr>
     <w:tblStylePr w:type="firstCol">
       <w:rPr>
+        <w:rFonts w:eastAsia="黑体"/>
         <w:color w:themeColor="background1" w:val="FFFFFF"/>
       </w:rPr>
       <w:tblPr/>
@@ -14931,6 +15573,7 @@
     </w:tblStylePr>
     <w:tblStylePr w:type="lastCol">
       <w:rPr>
+        <w:rFonts w:eastAsia="黑体"/>
         <w:color w:themeColor="background1" w:val="FFFFFF"/>
       </w:rPr>
       <w:tblPr/>
@@ -14963,6 +15606,7 @@
     <w:name w:val="KeywordTok"/>
     <w:basedOn w:val="VerbatimChar"/>
     <w:rPr>
+      <w:rFonts w:eastAsia="黑体"/>
       <w:b/>
       <w:color w:val="007020"/>
     </w:rPr>
@@ -14971,6 +15615,7 @@
     <w:name w:val="DataTypeTok"/>
     <w:basedOn w:val="VerbatimChar"/>
     <w:rPr>
+      <w:rFonts w:eastAsia="黑体"/>
       <w:color w:val="902000"/>
     </w:rPr>
   </w:style>
@@ -14978,6 +15623,7 @@
     <w:name w:val="DecValTok"/>
     <w:basedOn w:val="VerbatimChar"/>
     <w:rPr>
+      <w:rFonts w:eastAsia="黑体"/>
       <w:color w:val="40a070"/>
     </w:rPr>
   </w:style>
@@ -14985,6 +15631,7 @@
     <w:name w:val="BaseNTok"/>
     <w:basedOn w:val="VerbatimChar"/>
     <w:rPr>
+      <w:rFonts w:eastAsia="黑体"/>
       <w:color w:val="40a070"/>
     </w:rPr>
   </w:style>
@@ -14992,6 +15639,7 @@
     <w:name w:val="FloatTok"/>
     <w:basedOn w:val="VerbatimChar"/>
     <w:rPr>
+      <w:rFonts w:eastAsia="黑体"/>
       <w:color w:val="40a070"/>
     </w:rPr>
   </w:style>
@@ -14999,6 +15647,7 @@
     <w:name w:val="ConstantTok"/>
     <w:basedOn w:val="VerbatimChar"/>
     <w:rPr>
+      <w:rFonts w:eastAsia="黑体"/>
       <w:color w:val="880000"/>
     </w:rPr>
   </w:style>
@@ -15006,6 +15655,7 @@
     <w:name w:val="CharTok"/>
     <w:basedOn w:val="VerbatimChar"/>
     <w:rPr>
+      <w:rFonts w:eastAsia="黑体"/>
       <w:color w:val="4070a0"/>
     </w:rPr>
   </w:style>
@@ -15013,6 +15663,7 @@
     <w:name w:val="SpecialCharTok"/>
     <w:basedOn w:val="VerbatimChar"/>
     <w:rPr>
+      <w:rFonts w:eastAsia="黑体"/>
       <w:color w:val="4070a0"/>
     </w:rPr>
   </w:style>
@@ -15020,6 +15671,7 @@
     <w:name w:val="StringTok"/>
     <w:basedOn w:val="VerbatimChar"/>
     <w:rPr>
+      <w:rFonts w:eastAsia="黑体"/>
       <w:color w:val="4070a0"/>
     </w:rPr>
   </w:style>
@@ -15027,6 +15679,7 @@
     <w:name w:val="VerbatimStringTok"/>
     <w:basedOn w:val="VerbatimChar"/>
     <w:rPr>
+      <w:rFonts w:eastAsia="黑体"/>
       <w:color w:val="4070a0"/>
     </w:rPr>
   </w:style>
@@ -15034,6 +15687,7 @@
     <w:name w:val="SpecialStringTok"/>
     <w:basedOn w:val="VerbatimChar"/>
     <w:rPr>
+      <w:rFonts w:eastAsia="黑体"/>
       <w:color w:val="bb6688"/>
     </w:rPr>
   </w:style>
@@ -15041,6 +15695,7 @@
     <w:name w:val="ImportTok"/>
     <w:basedOn w:val="VerbatimChar"/>
     <w:rPr>
+      <w:rFonts w:eastAsia="黑体"/>
       <w:b/>
       <w:color w:val="008000"/>
     </w:rPr>
@@ -15049,6 +15704,7 @@
     <w:name w:val="CommentTok"/>
     <w:basedOn w:val="VerbatimChar"/>
     <w:rPr>
+      <w:rFonts w:eastAsia="黑体"/>
       <w:i/>
       <w:color w:val="60a0b0"/>
     </w:rPr>
@@ -15057,6 +15713,7 @@
     <w:name w:val="DocumentationTok"/>
     <w:basedOn w:val="VerbatimChar"/>
     <w:rPr>
+      <w:rFonts w:eastAsia="黑体"/>
       <w:i/>
       <w:color w:val="ba2121"/>
     </w:rPr>
@@ -15065,6 +15722,7 @@
     <w:name w:val="AnnotationTok"/>
     <w:basedOn w:val="VerbatimChar"/>
     <w:rPr>
+      <w:rFonts w:eastAsia="黑体"/>
       <w:b/>
       <w:i/>
       <w:color w:val="60a0b0"/>
@@ -15074,6 +15732,7 @@
     <w:name w:val="CommentVarTok"/>
     <w:basedOn w:val="VerbatimChar"/>
     <w:rPr>
+      <w:rFonts w:eastAsia="黑体"/>
       <w:b/>
       <w:i/>
       <w:color w:val="60a0b0"/>
@@ -15083,6 +15742,7 @@
     <w:name w:val="OtherTok"/>
     <w:basedOn w:val="VerbatimChar"/>
     <w:rPr>
+      <w:rFonts w:eastAsia="黑体"/>
       <w:color w:val="007020"/>
     </w:rPr>
   </w:style>
@@ -15090,6 +15750,7 @@
     <w:name w:val="FunctionTok"/>
     <w:basedOn w:val="VerbatimChar"/>
     <w:rPr>
+      <w:rFonts w:eastAsia="黑体"/>
       <w:color w:val="06287e"/>
     </w:rPr>
   </w:style>
@@ -15097,6 +15758,7 @@
     <w:name w:val="VariableTok"/>
     <w:basedOn w:val="VerbatimChar"/>
     <w:rPr>
+      <w:rFonts w:eastAsia="黑体"/>
       <w:color w:val="19177c"/>
     </w:rPr>
   </w:style>
@@ -15104,6 +15766,7 @@
     <w:name w:val="ControlFlowTok"/>
     <w:basedOn w:val="VerbatimChar"/>
     <w:rPr>
+      <w:rFonts w:eastAsia="黑体"/>
       <w:b/>
       <w:color w:val="007020"/>
     </w:rPr>
@@ -15112,6 +15775,7 @@
     <w:name w:val="OperatorTok"/>
     <w:basedOn w:val="VerbatimChar"/>
     <w:rPr>
+      <w:rFonts w:eastAsia="黑体"/>
       <w:color w:val="666666"/>
     </w:rPr>
   </w:style>
@@ -15119,18 +15783,22 @@
     <w:name w:val="BuiltInTok"/>
     <w:basedOn w:val="VerbatimChar"/>
     <w:rPr>
+      <w:rFonts w:eastAsia="黑体"/>
       <w:color w:val="008000"/>
     </w:rPr>
   </w:style>
   <w:style w:type="character" w:customStyle="1" w:styleId="ExtensionTok">
     <w:name w:val="ExtensionTok"/>
     <w:basedOn w:val="VerbatimChar"/>
-    <w:rPr/>
+    <w:rPr>
+      <w:rFonts w:eastAsia="黑体"/>
+    </w:rPr>
   </w:style>
   <w:style w:type="character" w:customStyle="1" w:styleId="PreprocessorTok">
     <w:name w:val="PreprocessorTok"/>
     <w:basedOn w:val="VerbatimChar"/>
     <w:rPr>
+      <w:rFonts w:eastAsia="黑体"/>
       <w:color w:val="bc7a00"/>
     </w:rPr>
   </w:style>
@@ -15138,18 +15806,22 @@
     <w:name w:val="AttributeTok"/>
     <w:basedOn w:val="VerbatimChar"/>
     <w:rPr>
+      <w:rFonts w:eastAsia="黑体"/>
       <w:color w:val="7d9029"/>
     </w:rPr>
   </w:style>
   <w:style w:type="character" w:customStyle="1" w:styleId="RegionMarkerTok">
     <w:name w:val="RegionMarkerTok"/>
     <w:basedOn w:val="VerbatimChar"/>
-    <w:rPr/>
+    <w:rPr>
+      <w:rFonts w:eastAsia="黑体"/>
+    </w:rPr>
   </w:style>
   <w:style w:type="character" w:customStyle="1" w:styleId="InformationTok">
     <w:name w:val="InformationTok"/>
     <w:basedOn w:val="VerbatimChar"/>
     <w:rPr>
+      <w:rFonts w:eastAsia="黑体"/>
       <w:b/>
       <w:i/>
       <w:color w:val="60a0b0"/>
@@ -15159,6 +15831,7 @@
     <w:name w:val="WarningTok"/>
     <w:basedOn w:val="VerbatimChar"/>
     <w:rPr>
+      <w:rFonts w:eastAsia="黑体"/>
       <w:b/>
       <w:i/>
       <w:color w:val="60a0b0"/>
@@ -15168,6 +15841,7 @@
     <w:name w:val="AlertTok"/>
     <w:basedOn w:val="VerbatimChar"/>
     <w:rPr>
+      <w:rFonts w:eastAsia="黑体"/>
       <w:b/>
       <w:color w:val="ff0000"/>
     </w:rPr>
@@ -15176,6 +15850,7 @@
     <w:name w:val="ErrorTok"/>
     <w:basedOn w:val="VerbatimChar"/>
     <w:rPr>
+      <w:rFonts w:eastAsia="黑体"/>
       <w:b/>
       <w:color w:val="ff0000"/>
     </w:rPr>
@@ -15183,7 +15858,9 @@
   <w:style w:type="character" w:customStyle="1" w:styleId="NormalTok">
     <w:name w:val="NormalTok"/>
     <w:basedOn w:val="VerbatimChar"/>
-    <w:rPr/>
+    <w:rPr>
+      <w:rFonts w:eastAsia="黑体"/>
+    </w:rPr>
   </w:style>
 </w:styles>
 </file>
@@ -15232,12 +15909,12 @@
     <a:fontScheme name="Office">
       <a:majorFont>
         <a:latin typeface="Calibri"/>
-        <a:ea typeface=""/>
+        <a:ea typeface="黑体"/>
         <a:cs typeface=""/>
         <a:font script="Jpan" typeface="ＭＳ ゴシック"/>
         <a:font script="Hang" typeface="맑은 고딕"/>
-        <a:font script="Hans" typeface="宋体"/>
-        <a:font script="Hant" typeface="新細明體"/>
+        <a:font script="Hans" typeface="黑体"/>
+        <a:font script="Hant" typeface="黑体"/>
         <a:font script="Arab" typeface="Times New Roman"/>
         <a:font script="Hebr" typeface="Times New Roman"/>
         <a:font script="Thai" typeface="Angsana New"/>
@@ -15267,12 +15944,12 @@
       </a:majorFont>
       <a:minorFont>
         <a:latin typeface="Cambria"/>
-        <a:ea typeface=""/>
+        <a:ea typeface="黑体"/>
         <a:cs typeface=""/>
         <a:font script="Jpan" typeface="ＭＳ 明朝"/>
         <a:font script="Hang" typeface="맑은 고딕"/>
-        <a:font script="Hans" typeface="宋体"/>
-        <a:font script="Hant" typeface="新細明體"/>
+        <a:font script="Hans" typeface="黑体"/>
+        <a:font script="Hant" typeface="黑体"/>
         <a:font script="Arab" typeface="Arial"/>
         <a:font script="Hebr" typeface="Arial"/>
         <a:font script="Thai" typeface="Cordia New"/>

--- a/08-传感器电路/05-压力传感器电路/压电式压力传感器电路/压电式压力传感器电路.docx
+++ b/08-传感器电路/05-压力传感器电路/压电式压力传感器电路/压电式压力传感器电路.docx
@@ -2838,7 +2838,7 @@
           <w:color w:val="555555"/>
           <w:sz w:val="21"/>
         </w:rPr>
-        <w:t>材料收集者：杜文杰，WX手机：19519196569，QQ:3478827729</w:t>
+        <w:t>材料收集者：杜文杰，微信/手机：19519196569，QQ:3478827729</w:t>
       </w:r>
     </w:p>
     <w:sectPr>
